--- a/docs/Santos_Perfil_Proyecto_v1.docx
+++ b/docs/Santos_Perfil_Proyecto_v1.docx
@@ -6,17 +6,11 @@
       <w:pPr>
         <w:spacing w:after="100"/>
         <w:jc w:val="center"/>
-        <w:rPr>
-          <w:sz w:val="28"/>
-          <w:szCs w:val="28"/>
-        </w:rPr>
       </w:pPr>
       <w:r>
         <w:rPr>
           <w:b/>
           <w:bCs/>
-          <w:sz w:val="28"/>
-          <w:szCs w:val="28"/>
         </w:rPr>
         <w:t>UNIVERSIDAD AUTÓNOMA “JUAN MISAEL SARACHO”</w:t>
       </w:r>
@@ -45,6 +39,8 @@
         <w:rPr>
           <w:b/>
           <w:bCs/>
+          <w:sz w:val="22"/>
+          <w:szCs w:val="22"/>
         </w:rPr>
         <w:t>DIPLOMADO EN DESARROLLO WEB Y APLICACIONES MÓVILES · 2026</w:t>
       </w:r>
@@ -95,6 +91,12 @@
         <w:gridCol w:w="5600"/>
       </w:tblGrid>
       <w:tr>
+        <w:tblPrEx>
+          <w:tblCellMar>
+            <w:top w:w="0" w:type="dxa"/>
+            <w:bottom w:w="0" w:type="dxa"/>
+          </w:tblCellMar>
+        </w:tblPrEx>
         <w:trPr>
           <w:tblHeader/>
         </w:trPr>
@@ -108,11 +110,10 @@
               <w:bottom w:w="60" w:type="dxa"/>
               <w:right w:w="100" w:type="dxa"/>
             </w:tcMar>
-            <w:vAlign w:val="center"/>
           </w:tcPr>
           <w:p>
             <w:pPr>
-              <w:spacing w:after="0" w:line="240" w:lineRule="auto"/>
+              <w:spacing w:after="20" w:line="240" w:lineRule="auto"/>
             </w:pPr>
             <w:r>
               <w:rPr>
@@ -135,11 +136,10 @@
               <w:bottom w:w="60" w:type="dxa"/>
               <w:right w:w="100" w:type="dxa"/>
             </w:tcMar>
-            <w:vAlign w:val="center"/>
           </w:tcPr>
           <w:p>
             <w:pPr>
-              <w:spacing w:after="0" w:line="240" w:lineRule="auto"/>
+              <w:spacing w:after="20" w:line="240" w:lineRule="auto"/>
             </w:pPr>
             <w:r>
               <w:rPr>
@@ -154,6 +154,12 @@
         </w:tc>
       </w:tr>
       <w:tr>
+        <w:tblPrEx>
+          <w:tblCellMar>
+            <w:top w:w="0" w:type="dxa"/>
+            <w:bottom w:w="0" w:type="dxa"/>
+          </w:tblCellMar>
+        </w:tblPrEx>
         <w:tc>
           <w:tcPr>
             <w:tcW w:w="3200" w:type="dxa"/>
@@ -163,11 +169,10 @@
               <w:bottom w:w="60" w:type="dxa"/>
               <w:right w:w="100" w:type="dxa"/>
             </w:tcMar>
-            <w:vAlign w:val="center"/>
           </w:tcPr>
           <w:p>
             <w:pPr>
-              <w:spacing w:after="0" w:line="240" w:lineRule="auto"/>
+              <w:spacing w:after="20" w:line="240" w:lineRule="auto"/>
             </w:pPr>
             <w:r>
               <w:rPr>
@@ -187,11 +192,10 @@
               <w:bottom w:w="60" w:type="dxa"/>
               <w:right w:w="100" w:type="dxa"/>
             </w:tcMar>
-            <w:vAlign w:val="center"/>
           </w:tcPr>
           <w:p>
             <w:pPr>
-              <w:spacing w:after="0" w:line="240" w:lineRule="auto"/>
+              <w:spacing w:after="20" w:line="240" w:lineRule="auto"/>
             </w:pPr>
             <w:r>
               <w:t>Freddy Carlo Santos Navarro</w:t>
@@ -200,6 +204,12 @@
         </w:tc>
       </w:tr>
       <w:tr>
+        <w:tblPrEx>
+          <w:tblCellMar>
+            <w:top w:w="0" w:type="dxa"/>
+            <w:bottom w:w="0" w:type="dxa"/>
+          </w:tblCellMar>
+        </w:tblPrEx>
         <w:tc>
           <w:tcPr>
             <w:tcW w:w="3200" w:type="dxa"/>
@@ -209,11 +219,10 @@
               <w:bottom w:w="60" w:type="dxa"/>
               <w:right w:w="100" w:type="dxa"/>
             </w:tcMar>
-            <w:vAlign w:val="center"/>
           </w:tcPr>
           <w:p>
             <w:pPr>
-              <w:spacing w:after="0" w:line="240" w:lineRule="auto"/>
+              <w:spacing w:after="20" w:line="240" w:lineRule="auto"/>
             </w:pPr>
             <w:r>
               <w:rPr>
@@ -233,11 +242,10 @@
               <w:bottom w:w="60" w:type="dxa"/>
               <w:right w:w="100" w:type="dxa"/>
             </w:tcMar>
-            <w:vAlign w:val="center"/>
           </w:tcPr>
           <w:p>
             <w:pPr>
-              <w:spacing w:after="0" w:line="240" w:lineRule="auto"/>
+              <w:spacing w:after="20" w:line="240" w:lineRule="auto"/>
             </w:pPr>
             <w:hyperlink r:id="rId7" w:history="1">
               <w:r>
@@ -251,6 +259,12 @@
         </w:tc>
       </w:tr>
       <w:tr>
+        <w:tblPrEx>
+          <w:tblCellMar>
+            <w:top w:w="0" w:type="dxa"/>
+            <w:bottom w:w="0" w:type="dxa"/>
+          </w:tblCellMar>
+        </w:tblPrEx>
         <w:tc>
           <w:tcPr>
             <w:tcW w:w="3200" w:type="dxa"/>
@@ -260,12 +274,9 @@
               <w:bottom w:w="60" w:type="dxa"/>
               <w:right w:w="100" w:type="dxa"/>
             </w:tcMar>
-            <w:vAlign w:val="center"/>
-          </w:tcPr>
-          <w:p>
-            <w:pPr>
-              <w:spacing w:after="0"/>
-            </w:pPr>
+          </w:tcPr>
+          <w:p>
+            <w:r/>
             <w:r>
               <w:t>Título provisional del trabajo</w:t>
             </w:r>
@@ -280,12 +291,9 @@
               <w:bottom w:w="60" w:type="dxa"/>
               <w:right w:w="100" w:type="dxa"/>
             </w:tcMar>
-            <w:vAlign w:val="center"/>
-          </w:tcPr>
-          <w:p>
-            <w:pPr>
-              <w:spacing w:after="0"/>
-            </w:pPr>
+          </w:tcPr>
+          <w:p>
+            <w:r/>
             <w:r>
               <w:t>Desarrollo de un sistema de gestión de variables para cultivos hidropónicos</w:t>
             </w:r>
@@ -293,6 +301,12 @@
         </w:tc>
       </w:tr>
       <w:tr>
+        <w:tblPrEx>
+          <w:tblCellMar>
+            <w:top w:w="0" w:type="dxa"/>
+            <w:bottom w:w="0" w:type="dxa"/>
+          </w:tblCellMar>
+        </w:tblPrEx>
         <w:tc>
           <w:tcPr>
             <w:tcW w:w="3200" w:type="dxa"/>
@@ -302,12 +316,9 @@
               <w:bottom w:w="60" w:type="dxa"/>
               <w:right w:w="100" w:type="dxa"/>
             </w:tcMar>
-            <w:vAlign w:val="center"/>
-          </w:tcPr>
-          <w:p>
-            <w:pPr>
-              <w:spacing w:after="0"/>
-            </w:pPr>
+          </w:tcPr>
+          <w:p>
+            <w:r/>
             <w:r>
               <w:t>Línea de investigación</w:t>
             </w:r>
@@ -322,12 +333,9 @@
               <w:bottom w:w="60" w:type="dxa"/>
               <w:right w:w="100" w:type="dxa"/>
             </w:tcMar>
-            <w:vAlign w:val="center"/>
-          </w:tcPr>
-          <w:p>
-            <w:pPr>
-              <w:spacing w:after="0"/>
-            </w:pPr>
+          </w:tcPr>
+          <w:p>
+            <w:r/>
             <w:r>
               <w:t>Desarrollo de software y aplicaciones</w:t>
             </w:r>
@@ -335,6 +343,12 @@
         </w:tc>
       </w:tr>
       <w:tr>
+        <w:tblPrEx>
+          <w:tblCellMar>
+            <w:top w:w="0" w:type="dxa"/>
+            <w:bottom w:w="0" w:type="dxa"/>
+          </w:tblCellMar>
+        </w:tblPrEx>
         <w:tc>
           <w:tcPr>
             <w:tcW w:w="3200" w:type="dxa"/>
@@ -344,13 +358,16 @@
               <w:bottom w:w="60" w:type="dxa"/>
               <w:right w:w="100" w:type="dxa"/>
             </w:tcMar>
-            <w:vAlign w:val="center"/>
           </w:tcPr>
           <w:p>
             <w:pPr>
-              <w:spacing w:after="0" w:line="240" w:lineRule="auto"/>
+              <w:spacing w:after="20" w:line="240" w:lineRule="auto"/>
             </w:pPr>
             <w:r>
+              <w:rPr>
+                <w:sz w:val="20"/>
+                <w:szCs w:val="20"/>
+              </w:rPr>
               <w:t>Tipo de solución</w:t>
             </w:r>
           </w:p>
@@ -364,22 +381,28 @@
               <w:bottom w:w="60" w:type="dxa"/>
               <w:right w:w="100" w:type="dxa"/>
             </w:tcMar>
-            <w:vAlign w:val="center"/>
           </w:tcPr>
           <w:p>
             <w:pPr>
-              <w:spacing w:after="0" w:line="240" w:lineRule="auto"/>
+              <w:spacing w:after="20" w:line="240" w:lineRule="auto"/>
             </w:pPr>
             <w:r>
+              <w:rPr>
+                <w:sz w:val="20"/>
+                <w:szCs w:val="20"/>
+              </w:rPr>
               <w:t>web + móvil</w:t>
             </w:r>
           </w:p>
         </w:tc>
       </w:tr>
       <w:tr>
-        <w:trPr>
-          <w:trHeight w:val="713"/>
-        </w:trPr>
+        <w:tblPrEx>
+          <w:tblCellMar>
+            <w:top w:w="0" w:type="dxa"/>
+            <w:bottom w:w="0" w:type="dxa"/>
+          </w:tblCellMar>
+        </w:tblPrEx>
         <w:tc>
           <w:tcPr>
             <w:tcW w:w="3200" w:type="dxa"/>
@@ -389,12 +412,9 @@
               <w:bottom w:w="60" w:type="dxa"/>
               <w:right w:w="100" w:type="dxa"/>
             </w:tcMar>
-            <w:vAlign w:val="center"/>
-          </w:tcPr>
-          <w:p>
-            <w:pPr>
-              <w:spacing w:after="0"/>
-            </w:pPr>
+          </w:tcPr>
+          <w:p>
+            <w:r/>
             <w:r>
               <w:t>Organización o ámbito beneficiario</w:t>
             </w:r>
@@ -409,12 +429,9 @@
               <w:bottom w:w="60" w:type="dxa"/>
               <w:right w:w="100" w:type="dxa"/>
             </w:tcMar>
-            <w:vAlign w:val="center"/>
-          </w:tcPr>
-          <w:p>
-            <w:pPr>
-              <w:spacing w:after="0"/>
-            </w:pPr>
+          </w:tcPr>
+          <w:p>
+            <w:r/>
             <w:r>
               <w:t>Pequeños productores hidropónicos, investigadores y estudiantes de la UAJMS</w:t>
             </w:r>
@@ -422,6 +439,12 @@
         </w:tc>
       </w:tr>
       <w:tr>
+        <w:tblPrEx>
+          <w:tblCellMar>
+            <w:top w:w="0" w:type="dxa"/>
+            <w:bottom w:w="0" w:type="dxa"/>
+          </w:tblCellMar>
+        </w:tblPrEx>
         <w:tc>
           <w:tcPr>
             <w:tcW w:w="3200" w:type="dxa"/>
@@ -431,11 +454,10 @@
               <w:bottom w:w="60" w:type="dxa"/>
               <w:right w:w="100" w:type="dxa"/>
             </w:tcMar>
-            <w:vAlign w:val="center"/>
           </w:tcPr>
           <w:p>
             <w:pPr>
-              <w:spacing w:after="0" w:line="240" w:lineRule="auto"/>
+              <w:spacing w:after="20" w:line="240" w:lineRule="auto"/>
             </w:pPr>
             <w:r>
               <w:rPr>
@@ -455,11 +477,10 @@
               <w:bottom w:w="60" w:type="dxa"/>
               <w:right w:w="100" w:type="dxa"/>
             </w:tcMar>
-            <w:vAlign w:val="center"/>
           </w:tcPr>
           <w:p>
             <w:pPr>
-              <w:spacing w:after="0" w:line="240" w:lineRule="auto"/>
+              <w:spacing w:after="20" w:line="240" w:lineRule="auto"/>
             </w:pPr>
             <w:r>
               <w:t>G3</w:t>
@@ -468,6 +489,12 @@
         </w:tc>
       </w:tr>
       <w:tr>
+        <w:tblPrEx>
+          <w:tblCellMar>
+            <w:top w:w="0" w:type="dxa"/>
+            <w:bottom w:w="0" w:type="dxa"/>
+          </w:tblCellMar>
+        </w:tblPrEx>
         <w:tc>
           <w:tcPr>
             <w:tcW w:w="3200" w:type="dxa"/>
@@ -477,12 +504,9 @@
               <w:bottom w:w="60" w:type="dxa"/>
               <w:right w:w="100" w:type="dxa"/>
             </w:tcMar>
-            <w:vAlign w:val="center"/>
-          </w:tcPr>
-          <w:p>
-            <w:pPr>
-              <w:spacing w:after="0"/>
-            </w:pPr>
+          </w:tcPr>
+          <w:p>
+            <w:r/>
             <w:r>
               <w:t>Decisión de la tutoría T1</w:t>
             </w:r>
@@ -497,12 +521,9 @@
               <w:bottom w:w="60" w:type="dxa"/>
               <w:right w:w="100" w:type="dxa"/>
             </w:tcMar>
-            <w:vAlign w:val="center"/>
-          </w:tcPr>
-          <w:p>
-            <w:pPr>
-              <w:spacing w:after="0"/>
-            </w:pPr>
+          </w:tcPr>
+          <w:p>
+            <w:r/>
             <w:r>
               <w:t>Aprobado</w:t>
             </w:r>
@@ -510,6 +531,12 @@
         </w:tc>
       </w:tr>
       <w:tr>
+        <w:tblPrEx>
+          <w:tblCellMar>
+            <w:top w:w="0" w:type="dxa"/>
+            <w:bottom w:w="0" w:type="dxa"/>
+          </w:tblCellMar>
+        </w:tblPrEx>
         <w:tc>
           <w:tcPr>
             <w:tcW w:w="3200" w:type="dxa"/>
@@ -519,12 +546,9 @@
               <w:bottom w:w="60" w:type="dxa"/>
               <w:right w:w="100" w:type="dxa"/>
             </w:tcMar>
-            <w:vAlign w:val="center"/>
-          </w:tcPr>
-          <w:p>
-            <w:pPr>
-              <w:spacing w:after="0"/>
-            </w:pPr>
+          </w:tcPr>
+          <w:p>
+            <w:r/>
             <w:r>
               <w:t>Alcance acordado en T1</w:t>
             </w:r>
@@ -539,23 +563,22 @@
               <w:bottom w:w="60" w:type="dxa"/>
               <w:right w:w="100" w:type="dxa"/>
             </w:tcMar>
-            <w:vAlign w:val="center"/>
-          </w:tcPr>
-          <w:p>
-            <w:pPr>
-              <w:spacing w:after="0"/>
-            </w:pPr>
-            <w:r>
-              <w:t xml:space="preserve">Monitoreo y gestión de las variables fisicoquímicas y ambientales de un módulo de cultivo hidropónico piloto: adquisición, registro, consulta histórica, configuración de rangos de referencia y generación de alertas. Aplicación web y móvil con servicio propio (API REST) y base de datos en la nube. Se aprueban dos roles de usuario —Administrador y Operador—, conforme </w:t>
-            </w:r>
-            <w:r>
-              <w:lastRenderedPageBreak/>
-              <w:t>a la recomendación de la tutoría. Queda fuera de alcance el control automático de actuadores.</w:t>
+          </w:tcPr>
+          <w:p>
+            <w:r/>
+            <w:r>
+              <w:t>Monitoreo y gestión de las variables fisicoquímicas y ambientales de un módulo de cultivo hidropónico piloto: adquisición, registro, consulta histórica, configuración de rangos de referencia y generación de alertas. Aplicación web y móvil con servicio propio (API REST) y base de datos en la nube. Se aprueban dos roles de usuario —Administrador y Operador—, conforme a la recomendación de la tutoría. Queda fuera de alcance el control automático de actuadores.</w:t>
             </w:r>
           </w:p>
         </w:tc>
       </w:tr>
       <w:tr>
+        <w:tblPrEx>
+          <w:tblCellMar>
+            <w:top w:w="0" w:type="dxa"/>
+            <w:bottom w:w="0" w:type="dxa"/>
+          </w:tblCellMar>
+        </w:tblPrEx>
         <w:tc>
           <w:tcPr>
             <w:tcW w:w="3200" w:type="dxa"/>
@@ -565,14 +588,10 @@
               <w:bottom w:w="60" w:type="dxa"/>
               <w:right w:w="100" w:type="dxa"/>
             </w:tcMar>
-            <w:vAlign w:val="center"/>
-          </w:tcPr>
-          <w:p>
-            <w:pPr>
-              <w:spacing w:after="0"/>
-            </w:pPr>
-            <w:r>
-              <w:lastRenderedPageBreak/>
+          </w:tcPr>
+          <w:p>
+            <w:r/>
+            <w:r>
               <w:t>Enlace al repositorio</w:t>
             </w:r>
           </w:p>
@@ -586,12 +605,9 @@
               <w:bottom w:w="60" w:type="dxa"/>
               <w:right w:w="100" w:type="dxa"/>
             </w:tcMar>
-            <w:vAlign w:val="center"/>
-          </w:tcPr>
-          <w:p>
-            <w:pPr>
-              <w:spacing w:after="0"/>
-            </w:pPr>
+          </w:tcPr>
+          <w:p>
+            <w:r/>
             <w:r>
               <w:t>https://github.com/saintssud-sud/Proyecto---Diplomado</w:t>
             </w:r>
@@ -599,6 +615,12 @@
         </w:tc>
       </w:tr>
       <w:tr>
+        <w:tblPrEx>
+          <w:tblCellMar>
+            <w:top w:w="0" w:type="dxa"/>
+            <w:bottom w:w="0" w:type="dxa"/>
+          </w:tblCellMar>
+        </w:tblPrEx>
         <w:tc>
           <w:tcPr>
             <w:tcW w:w="3200" w:type="dxa"/>
@@ -608,12 +630,9 @@
               <w:bottom w:w="60" w:type="dxa"/>
               <w:right w:w="100" w:type="dxa"/>
             </w:tcMar>
-            <w:vAlign w:val="center"/>
-          </w:tcPr>
-          <w:p>
-            <w:pPr>
-              <w:spacing w:after="0"/>
-            </w:pPr>
+          </w:tcPr>
+          <w:p>
+            <w:r/>
             <w:r>
               <w:t>Enlace al tablero de tareas</w:t>
             </w:r>
@@ -628,12 +647,9 @@
               <w:bottom w:w="60" w:type="dxa"/>
               <w:right w:w="100" w:type="dxa"/>
             </w:tcMar>
-            <w:vAlign w:val="center"/>
-          </w:tcPr>
-          <w:p>
-            <w:pPr>
-              <w:spacing w:after="0"/>
-            </w:pPr>
+          </w:tcPr>
+          <w:p>
+            <w:r/>
             <w:r>
               <w:t>https://github.com/saintssud-sud/Proyecto---Diplomado/blob/main/docs/TABLERO.md</w:t>
             </w:r>
@@ -641,6 +657,12 @@
         </w:tc>
       </w:tr>
       <w:tr>
+        <w:tblPrEx>
+          <w:tblCellMar>
+            <w:top w:w="0" w:type="dxa"/>
+            <w:bottom w:w="0" w:type="dxa"/>
+          </w:tblCellMar>
+        </w:tblPrEx>
         <w:tc>
           <w:tcPr>
             <w:tcW w:w="3200" w:type="dxa"/>
@@ -650,12 +672,9 @@
               <w:bottom w:w="60" w:type="dxa"/>
               <w:right w:w="100" w:type="dxa"/>
             </w:tcMar>
-            <w:vAlign w:val="center"/>
-          </w:tcPr>
-          <w:p>
-            <w:pPr>
-              <w:spacing w:after="0"/>
-            </w:pPr>
+          </w:tcPr>
+          <w:p>
+            <w:r/>
             <w:r>
               <w:t>Fecha de entrega</w:t>
             </w:r>
@@ -670,12 +689,9 @@
               <w:bottom w:w="60" w:type="dxa"/>
               <w:right w:w="100" w:type="dxa"/>
             </w:tcMar>
-            <w:vAlign w:val="center"/>
-          </w:tcPr>
-          <w:p>
-            <w:pPr>
-              <w:spacing w:after="0"/>
-            </w:pPr>
+          </w:tcPr>
+          <w:p>
+            <w:r/>
             <w:r>
               <w:t>Viernes 19 de septiembre de 2026</w:t>
             </w:r>
@@ -742,11 +758,7 @@
         <w:jc w:val="both"/>
       </w:pPr>
       <w:r>
-        <w:t xml:space="preserve">En paralelo, el uso de sensores de bajo costo, microcontroladores y plataformas de almacenamiento en la nube permite capturar, transmitir y analizar esa información de forma continua, en el marco del Internet de las Cosas (IoT) aplicado a la agricultura (Tzounis et al., 2017), lo que abre la puerta a su registro sistemático, a la consulta histórica y a la generación de </w:t>
-      </w:r>
-      <w:r>
-        <w:lastRenderedPageBreak/>
-        <w:t>alertas oportunas. La barrera dejó de estar en la medición y pasó a estar en la gestión de los datos obtenidos.</w:t>
+        <w:t>En paralelo, el uso de sensores de bajo costo, microcontroladores y plataformas de almacenamiento en la nube permite capturar, transmitir y analizar esa información de forma continua, en el marco del Internet de las Cosas (IoT) aplicado a la agricultura (Tzounis et al., 2017), lo que abre la puerta a su registro sistemático, a la consulta histórica y a la generación de alertas oportunas. La barrera dejó de estar en la medición y pasó a estar en la gestión de los datos obtenidos.</w:t>
       </w:r>
     </w:p>
     <w:tbl>
@@ -767,13 +779,19 @@
         <w:tblLook w:val="0000" w:firstRow="0" w:lastRow="0" w:firstColumn="0" w:lastColumn="0" w:noHBand="0" w:noVBand="0"/>
       </w:tblPr>
       <w:tblGrid>
-        <w:gridCol w:w="1735"/>
-        <w:gridCol w:w="1668"/>
-        <w:gridCol w:w="1665"/>
-        <w:gridCol w:w="1756"/>
-        <w:gridCol w:w="1476"/>
+        <w:gridCol w:w="1500"/>
+        <w:gridCol w:w="1500"/>
+        <w:gridCol w:w="1900"/>
+        <w:gridCol w:w="1900"/>
+        <w:gridCol w:w="1500"/>
       </w:tblGrid>
       <w:tr>
+        <w:tblPrEx>
+          <w:tblCellMar>
+            <w:top w:w="0" w:type="dxa"/>
+            <w:bottom w:w="0" w:type="dxa"/>
+          </w:tblCellMar>
+        </w:tblPrEx>
         <w:trPr>
           <w:tblHeader/>
         </w:trPr>
@@ -909,6 +927,12 @@
         </w:tc>
       </w:tr>
       <w:tr>
+        <w:tblPrEx>
+          <w:tblCellMar>
+            <w:top w:w="0" w:type="dxa"/>
+            <w:bottom w:w="0" w:type="dxa"/>
+          </w:tblCellMar>
+        </w:tblPrEx>
         <w:tc>
           <w:tcPr>
             <w:tcW w:w="1500" w:type="dxa"/>
@@ -920,6 +944,7 @@
             </w:tcMar>
           </w:tcPr>
           <w:p>
+            <w:r/>
             <w:r>
               <w:t>Bluelab (instrumentos de medición)</w:t>
             </w:r>
@@ -936,6 +961,7 @@
             </w:tcMar>
           </w:tcPr>
           <w:p>
+            <w:r/>
             <w:r>
               <w:t>Medición de pH, conductividad eléctrica y temperatura con aplicación móvil asociada</w:t>
             </w:r>
@@ -952,6 +978,7 @@
             </w:tcMar>
           </w:tcPr>
           <w:p>
+            <w:r/>
             <w:r>
               <w:t>Medición precisa en campo, con registro en el propio instrumento</w:t>
             </w:r>
@@ -968,6 +995,7 @@
             </w:tcMar>
           </w:tcPr>
           <w:p>
+            <w:r/>
             <w:r>
               <w:t>Registro atado al instrumento; sin perfiles con rangos configurables por cultivo ni control de acceso por rol</w:t>
             </w:r>
@@ -984,6 +1012,7 @@
             </w:tcMar>
           </w:tcPr>
           <w:p>
+            <w:r/>
             <w:r>
               <w:t>Bluelab (s. f.)</w:t>
             </w:r>
@@ -991,6 +1020,12 @@
         </w:tc>
       </w:tr>
       <w:tr>
+        <w:tblPrEx>
+          <w:tblCellMar>
+            <w:top w:w="0" w:type="dxa"/>
+            <w:bottom w:w="0" w:type="dxa"/>
+          </w:tblCellMar>
+        </w:tblPrEx>
         <w:tc>
           <w:tcPr>
             <w:tcW w:w="1500" w:type="dxa"/>
@@ -1002,6 +1037,7 @@
             </w:tcMar>
           </w:tcPr>
           <w:p>
+            <w:r/>
             <w:r>
               <w:t>Hanna Instruments (instrumentos y controladores)</w:t>
             </w:r>
@@ -1018,6 +1054,7 @@
             </w:tcMar>
           </w:tcPr>
           <w:p>
+            <w:r/>
             <w:r>
               <w:t>Medidores, fotómetros y tituladores; controladores de fertirrigación</w:t>
             </w:r>
@@ -1034,6 +1071,7 @@
             </w:tcMar>
           </w:tcPr>
           <w:p>
+            <w:r/>
             <w:r>
               <w:t>Medición de laboratorio y dosificación automática de la solución</w:t>
             </w:r>
@@ -1050,6 +1088,7 @@
             </w:tcMar>
           </w:tcPr>
           <w:p>
+            <w:r/>
             <w:r>
               <w:t>El historial no se organiza por cultivo ni se contrasta contra rangos de referencia consultables</w:t>
             </w:r>
@@ -1066,6 +1105,7 @@
             </w:tcMar>
           </w:tcPr>
           <w:p>
+            <w:r/>
             <w:r>
               <w:t>Hanna Instruments (s. f.)</w:t>
             </w:r>
@@ -1073,6 +1113,12 @@
         </w:tc>
       </w:tr>
       <w:tr>
+        <w:tblPrEx>
+          <w:tblCellMar>
+            <w:top w:w="0" w:type="dxa"/>
+            <w:bottom w:w="0" w:type="dxa"/>
+          </w:tblCellMar>
+        </w:tblPrEx>
         <w:tc>
           <w:tcPr>
             <w:tcW w:w="1500" w:type="dxa"/>
@@ -1084,6 +1130,7 @@
             </w:tcMar>
           </w:tcPr>
           <w:p>
+            <w:r/>
             <w:r>
               <w:t>TrolMaster (control ambiental)</w:t>
             </w:r>
@@ -1100,12 +1147,9 @@
             </w:tcMar>
           </w:tcPr>
           <w:p>
-            <w:r>
-              <w:t xml:space="preserve">Control de clima, riego, dióxido de carbono y ventilación con </w:t>
-            </w:r>
-            <w:r>
-              <w:lastRenderedPageBreak/>
-              <w:t>aplicación asociada</w:t>
+            <w:r/>
+            <w:r>
+              <w:t>Control de clima, riego, dióxido de carbono y ventilación con aplicación asociada</w:t>
             </w:r>
           </w:p>
         </w:tc>
@@ -1120,8 +1164,8 @@
             </w:tcMar>
           </w:tcPr>
           <w:p>
-            <w:r>
-              <w:lastRenderedPageBreak/>
+            <w:r/>
+            <w:r>
               <w:t>Control automático del entorno productivo</w:t>
             </w:r>
           </w:p>
@@ -1137,6 +1181,7 @@
             </w:tcMar>
           </w:tcPr>
           <w:p>
+            <w:r/>
             <w:r>
               <w:t>Ecosistema propietario y costo elevado; prioriza el control sobre la gestión de los datos</w:t>
             </w:r>
@@ -1153,29 +1198,20 @@
             </w:tcMar>
           </w:tcPr>
           <w:p>
-            <w:pPr>
-              <w:rPr>
-                <w:lang w:val="en-US"/>
-              </w:rPr>
-            </w:pPr>
-            <w:proofErr w:type="spellStart"/>
-            <w:r>
-              <w:rPr>
-                <w:lang w:val="en-US"/>
-              </w:rPr>
-              <w:t>ThinkGrow</w:t>
-            </w:r>
-            <w:proofErr w:type="spellEnd"/>
-            <w:r>
-              <w:rPr>
-                <w:lang w:val="en-US"/>
-              </w:rPr>
-              <w:t xml:space="preserve"> Agricultural Technology (s. f.)</w:t>
+            <w:r/>
+            <w:r>
+              <w:t>ThinkGrow Agricultural Technology (s. f.)</w:t>
             </w:r>
           </w:p>
         </w:tc>
       </w:tr>
       <w:tr>
+        <w:tblPrEx>
+          <w:tblCellMar>
+            <w:top w:w="0" w:type="dxa"/>
+            <w:bottom w:w="0" w:type="dxa"/>
+          </w:tblCellMar>
+        </w:tblPrEx>
         <w:tc>
           <w:tcPr>
             <w:tcW w:w="1500" w:type="dxa"/>
@@ -1187,13 +1223,9 @@
             </w:tcMar>
           </w:tcPr>
           <w:p>
-            <w:proofErr w:type="spellStart"/>
-            <w:r>
-              <w:t>MyCodo</w:t>
-            </w:r>
-            <w:proofErr w:type="spellEnd"/>
-            <w:r>
-              <w:t xml:space="preserve"> (sistema abierto)</w:t>
+            <w:r/>
+            <w:r>
+              <w:t>MyCodo (sistema abierto)</w:t>
             </w:r>
           </w:p>
         </w:tc>
@@ -1208,6 +1240,7 @@
             </w:tcMar>
           </w:tcPr>
           <w:p>
+            <w:r/>
             <w:r>
               <w:t>Monitoreo y regulación ambiental sobre una computadora de placa reducida</w:t>
             </w:r>
@@ -1224,6 +1257,7 @@
             </w:tcMar>
           </w:tcPr>
           <w:p>
+            <w:r/>
             <w:r>
               <w:t>Monitoreo y regulación sin costo de licencia</w:t>
             </w:r>
@@ -1240,6 +1274,7 @@
             </w:tcMar>
           </w:tcPr>
           <w:p>
+            <w:r/>
             <w:r>
               <w:t>Exige montar y mantener un servidor propio; no ofrece perfiles de cultivo, rangos ni roles de usuario</w:t>
             </w:r>
@@ -1256,6 +1291,7 @@
             </w:tcMar>
           </w:tcPr>
           <w:p>
+            <w:r/>
             <w:r>
               <w:t>Gabriel (s. f.)</w:t>
             </w:r>
@@ -1299,11 +1335,7 @@
         <w:jc w:val="both"/>
       </w:pPr>
       <w:r>
-        <w:t xml:space="preserve">El resultado es que la información medida pierde valor: no permite observar la evolución de una variable, no deja constancia de quién midió ni con qué instrumento, y no genera ningún aviso cuando un valor sale del rango que </w:t>
-      </w:r>
-      <w:r>
-        <w:lastRenderedPageBreak/>
-        <w:t>corresponde al cultivo. La consecuencia no es la falta de datos, sino la falta de un sistema que los organice y los interprete.</w:t>
+        <w:t>El resultado es que la información medida pierde valor: no permite observar la evolución de una variable, no deja constancia de quién midió ni con qué instrumento, y no genera ningún aviso cuando un valor sale del rango que corresponde al cultivo. La consecuencia no es la falta de datos, sino la falta de un sistema que los organice y los interprete.</w:t>
       </w:r>
     </w:p>
     <w:tbl>
@@ -1329,8 +1361,13 @@
         <w:gridCol w:w="4700"/>
       </w:tblGrid>
       <w:tr>
+        <w:tblPrEx>
+          <w:tblCellMar>
+            <w:top w:w="0" w:type="dxa"/>
+            <w:bottom w:w="0" w:type="dxa"/>
+          </w:tblCellMar>
+        </w:tblPrEx>
         <w:trPr>
-          <w:trHeight w:val="488"/>
           <w:tblHeader/>
         </w:trPr>
         <w:tc>
@@ -1343,17 +1380,17 @@
               <w:bottom w:w="60" w:type="dxa"/>
               <w:right w:w="100" w:type="dxa"/>
             </w:tcMar>
-            <w:vAlign w:val="center"/>
           </w:tcPr>
           <w:p>
             <w:pPr>
               <w:spacing w:after="20" w:line="240" w:lineRule="auto"/>
-              <w:jc w:val="center"/>
             </w:pPr>
             <w:r>
               <w:rPr>
                 <w:b/>
                 <w:bCs/>
+                <w:sz w:val="20"/>
+                <w:szCs w:val="20"/>
               </w:rPr>
               <w:t>N.º</w:t>
             </w:r>
@@ -1369,17 +1406,17 @@
               <w:bottom w:w="60" w:type="dxa"/>
               <w:right w:w="100" w:type="dxa"/>
             </w:tcMar>
-            <w:vAlign w:val="center"/>
           </w:tcPr>
           <w:p>
             <w:pPr>
               <w:spacing w:after="20" w:line="240" w:lineRule="auto"/>
-              <w:jc w:val="center"/>
             </w:pPr>
             <w:r>
               <w:rPr>
                 <w:b/>
                 <w:bCs/>
+                <w:sz w:val="20"/>
+                <w:szCs w:val="20"/>
               </w:rPr>
               <w:t>Punto crítico</w:t>
             </w:r>
@@ -1395,17 +1432,17 @@
               <w:bottom w:w="60" w:type="dxa"/>
               <w:right w:w="100" w:type="dxa"/>
             </w:tcMar>
-            <w:vAlign w:val="center"/>
           </w:tcPr>
           <w:p>
             <w:pPr>
               <w:spacing w:after="20" w:line="240" w:lineRule="auto"/>
-              <w:jc w:val="center"/>
             </w:pPr>
             <w:r>
               <w:rPr>
                 <w:b/>
                 <w:bCs/>
+                <w:sz w:val="20"/>
+                <w:szCs w:val="20"/>
               </w:rPr>
               <w:t>Dato del contexto que lo evidencia</w:t>
             </w:r>
@@ -1413,6 +1450,12 @@
         </w:tc>
       </w:tr>
       <w:tr>
+        <w:tblPrEx>
+          <w:tblCellMar>
+            <w:top w:w="0" w:type="dxa"/>
+            <w:bottom w:w="0" w:type="dxa"/>
+          </w:tblCellMar>
+        </w:tblPrEx>
         <w:tc>
           <w:tcPr>
             <w:tcW w:w="700" w:type="dxa"/>
@@ -1424,6 +1467,7 @@
             </w:tcMar>
           </w:tcPr>
           <w:p>
+            <w:r/>
             <w:r>
               <w:t>1</w:t>
             </w:r>
@@ -1440,6 +1484,7 @@
             </w:tcMar>
           </w:tcPr>
           <w:p>
+            <w:r/>
             <w:r>
               <w:t>Registro manual y esporádico</w:t>
             </w:r>
@@ -1456,13 +1501,20 @@
             </w:tcMar>
           </w:tcPr>
           <w:p>
-            <w:r>
-              <w:t>Las mediciones se anotan en papel y se transcriben después de la jornada; en el relevamiento del módulo piloto el intervalo entre mediciones superó las veinticuatro horas</w:t>
+            <w:r/>
+            <w:r>
+              <w:t>Las mediciones se anotan en una libreta o en el teléfono y se transcriben después; no existe un registro único ni un intervalo definido entre mediciones, de modo que el seguimiento depende de la disponibilidad de quien mide</w:t>
             </w:r>
           </w:p>
         </w:tc>
       </w:tr>
       <w:tr>
+        <w:tblPrEx>
+          <w:tblCellMar>
+            <w:top w:w="0" w:type="dxa"/>
+            <w:bottom w:w="0" w:type="dxa"/>
+          </w:tblCellMar>
+        </w:tblPrEx>
         <w:tc>
           <w:tcPr>
             <w:tcW w:w="700" w:type="dxa"/>
@@ -1474,6 +1526,7 @@
             </w:tcMar>
           </w:tcPr>
           <w:p>
+            <w:r/>
             <w:r>
               <w:t>2</w:t>
             </w:r>
@@ -1490,6 +1543,7 @@
             </w:tcMar>
           </w:tcPr>
           <w:p>
+            <w:r/>
             <w:r>
               <w:t>Ausencia de trazabilidad de la medición</w:t>
             </w:r>
@@ -1506,13 +1560,20 @@
             </w:tcMar>
           </w:tcPr>
           <w:p>
-            <w:r>
-              <w:t>No queda registro de quién realizó la medición, con qué instrumento ni en qué condiciones, de modo que no es posible reconstruir la serie de una variable ante una duda</w:t>
+            <w:r/>
+            <w:r>
+              <w:t>No queda constancia de quién realizó la medición, con qué instrumento ni en qué condiciones, de modo que no es posible reconstruir la serie de una variable ante una duda</w:t>
             </w:r>
           </w:p>
         </w:tc>
       </w:tr>
       <w:tr>
+        <w:tblPrEx>
+          <w:tblCellMar>
+            <w:top w:w="0" w:type="dxa"/>
+            <w:bottom w:w="0" w:type="dxa"/>
+          </w:tblCellMar>
+        </w:tblPrEx>
         <w:tc>
           <w:tcPr>
             <w:tcW w:w="700" w:type="dxa"/>
@@ -1524,6 +1585,7 @@
             </w:tcMar>
           </w:tcPr>
           <w:p>
+            <w:r/>
             <w:r>
               <w:t>3</w:t>
             </w:r>
@@ -1540,6 +1602,7 @@
             </w:tcMar>
           </w:tcPr>
           <w:p>
+            <w:r/>
             <w:r>
               <w:t>Detección tardía de los valores fuera de rango</w:t>
             </w:r>
@@ -1556,8 +1619,9 @@
             </w:tcMar>
           </w:tcPr>
           <w:p>
-            <w:r>
-              <w:t>Una desviación de pH mantenida durante varios días obligó a renovar por completo la solución nutritiva, con el costo de insumos y de tiempo que eso implica (Santos Navarro, 2020)</w:t>
+            <w:r/>
+            <w:r>
+              <w:t>En el seguimiento previo del mismo cultivo el registro era manual y la solución se renovaba de forma periódica (Santos Navarro, 2020): sin un aviso automático, la desviación se advierte cuando ya produjo efecto en la planta</w:t>
             </w:r>
           </w:p>
         </w:tc>
@@ -1600,7 +1664,6 @@
         <w:spacing w:before="280" w:after="200"/>
       </w:pPr>
       <w:r>
-        <w:lastRenderedPageBreak/>
         <w:t>1.4 Justificación del problema</w:t>
       </w:r>
     </w:p>
@@ -1652,7 +1715,6 @@
         <w:spacing w:before="280" w:after="200"/>
       </w:pPr>
       <w:r>
-        <w:lastRenderedPageBreak/>
         <w:t>1.5 Objetivos</w:t>
       </w:r>
     </w:p>
@@ -1674,33 +1736,7 @@
         <w:jc w:val="both"/>
       </w:pPr>
       <w:r>
-        <w:t xml:space="preserve">Desarrollar el sistema de gestión de variables </w:t>
-      </w:r>
-      <w:proofErr w:type="gramStart"/>
-      <w:r>
-        <w:t>SI.G.VA.C.H.</w:t>
-      </w:r>
-      <w:proofErr w:type="gramEnd"/>
-      <w:r>
-        <w:t xml:space="preserve">, </w:t>
-      </w:r>
-      <w:r>
-        <w:t xml:space="preserve">que es </w:t>
-      </w:r>
-      <w:r>
-        <w:t xml:space="preserve">una aplicación </w:t>
-      </w:r>
-      <w:r>
-        <w:t>web</w:t>
-      </w:r>
-      <w:r>
-        <w:t xml:space="preserve"> y </w:t>
-      </w:r>
-      <w:r>
-        <w:t>móvil</w:t>
-      </w:r>
-      <w:r>
-        <w:t xml:space="preserve"> que permita el registro, la visualización y el seguimiento de las variables fisicoquímicas y ambientales de un cultivo hidropónico mediante rangos de referencia, para uso de productores, investigadores y estudiantes.</w:t>
+        <w:t>Desarrollar el sistema de gestión de variables SI.G.VA.C.H., una aplicación móvil y web que permita el registro, la visualización y el seguimiento de las variables fisicoquímicas y ambientales de un cultivo hidropónico mediante rangos de referencia, para uso de productores, investigadores y estudiantes.</w:t>
       </w:r>
     </w:p>
     <w:p>
@@ -1721,7 +1757,7 @@
         <w:jc w:val="both"/>
       </w:pPr>
       <w:r>
-        <w:t>1. Realizar el análisis de requisitos del sistema, identificando los actores o perfiles de usuario Administrador y Operador y especificando los requisitos funcionales y no funcionales con sus criterios de aceptación.</w:t>
+        <w:t>1. Realizar el análisis de requisitos del sistema, identificando los actores o perfiles de usuario —Administrador y Operador— y especificando los requisitos funcionales y no funcionales con sus criterios de aceptación.</w:t>
       </w:r>
     </w:p>
     <w:p>
@@ -1761,7 +1797,6 @@
         <w:jc w:val="both"/>
       </w:pPr>
       <w:r>
-        <w:lastRenderedPageBreak/>
         <w:t>6. Desplegar el sistema en una dirección pública accesible, con su repositorio de código, sus manuales de usuario e instalación y la verificación de los requisitos mínimos del producto.</w:t>
       </w:r>
     </w:p>
@@ -1789,6 +1824,12 @@
         <w:gridCol w:w="2100"/>
       </w:tblGrid>
       <w:tr>
+        <w:tblPrEx>
+          <w:tblCellMar>
+            <w:top w:w="0" w:type="dxa"/>
+            <w:bottom w:w="0" w:type="dxa"/>
+          </w:tblCellMar>
+        </w:tblPrEx>
         <w:trPr>
           <w:tblHeader/>
         </w:trPr>
@@ -1802,17 +1843,17 @@
               <w:bottom w:w="60" w:type="dxa"/>
               <w:right w:w="100" w:type="dxa"/>
             </w:tcMar>
-            <w:vAlign w:val="center"/>
           </w:tcPr>
           <w:p>
             <w:pPr>
               <w:spacing w:after="20" w:line="240" w:lineRule="auto"/>
-              <w:jc w:val="center"/>
             </w:pPr>
             <w:r>
               <w:rPr>
                 <w:b/>
                 <w:bCs/>
+                <w:sz w:val="20"/>
+                <w:szCs w:val="20"/>
               </w:rPr>
               <w:t>N.º</w:t>
             </w:r>
@@ -1828,17 +1869,17 @@
               <w:bottom w:w="60" w:type="dxa"/>
               <w:right w:w="100" w:type="dxa"/>
             </w:tcMar>
-            <w:vAlign w:val="center"/>
           </w:tcPr>
           <w:p>
             <w:pPr>
               <w:spacing w:after="20" w:line="240" w:lineRule="auto"/>
-              <w:jc w:val="center"/>
             </w:pPr>
             <w:r>
               <w:rPr>
                 <w:b/>
                 <w:bCs/>
+                <w:sz w:val="20"/>
+                <w:szCs w:val="20"/>
               </w:rPr>
               <w:t>Objetivo específico</w:t>
             </w:r>
@@ -1854,17 +1895,17 @@
               <w:bottom w:w="60" w:type="dxa"/>
               <w:right w:w="100" w:type="dxa"/>
             </w:tcMar>
-            <w:vAlign w:val="center"/>
           </w:tcPr>
           <w:p>
             <w:pPr>
               <w:spacing w:after="20" w:line="240" w:lineRule="auto"/>
-              <w:jc w:val="center"/>
             </w:pPr>
             <w:r>
               <w:rPr>
                 <w:b/>
                 <w:bCs/>
+                <w:sz w:val="20"/>
+                <w:szCs w:val="20"/>
               </w:rPr>
               <w:t>Evidencia en el Capítulo 2</w:t>
             </w:r>
@@ -1880,17 +1921,17 @@
               <w:bottom w:w="60" w:type="dxa"/>
               <w:right w:w="100" w:type="dxa"/>
             </w:tcMar>
-            <w:vAlign w:val="center"/>
           </w:tcPr>
           <w:p>
             <w:pPr>
               <w:spacing w:after="20" w:line="240" w:lineRule="auto"/>
-              <w:jc w:val="center"/>
             </w:pPr>
             <w:r>
               <w:rPr>
                 <w:b/>
                 <w:bCs/>
+                <w:sz w:val="20"/>
+                <w:szCs w:val="20"/>
               </w:rPr>
               <w:t>Conclusión en el Capítulo 3</w:t>
             </w:r>
@@ -1898,6 +1939,12 @@
         </w:tc>
       </w:tr>
       <w:tr>
+        <w:tblPrEx>
+          <w:tblCellMar>
+            <w:top w:w="0" w:type="dxa"/>
+            <w:bottom w:w="0" w:type="dxa"/>
+          </w:tblCellMar>
+        </w:tblPrEx>
         <w:tc>
           <w:tcPr>
             <w:tcW w:w="600" w:type="dxa"/>
@@ -1909,6 +1956,7 @@
             </w:tcMar>
           </w:tcPr>
           <w:p>
+            <w:r/>
             <w:r>
               <w:t>1</w:t>
             </w:r>
@@ -1925,6 +1973,7 @@
             </w:tcMar>
           </w:tcPr>
           <w:p>
+            <w:r/>
             <w:r>
               <w:t>Realizar el análisis de requisitos del sistema, identificando los actores o perfiles de usuario —Administrador y Operador— y especificando los requisitos funcionales y no funcionales con sus criterios de aceptación.</w:t>
             </w:r>
@@ -1941,6 +1990,7 @@
             </w:tcMar>
           </w:tcPr>
           <w:p>
+            <w:r/>
             <w:r>
               <w:t>2.3 Análisis de requisitos</w:t>
             </w:r>
@@ -1957,6 +2007,7 @@
             </w:tcMar>
           </w:tcPr>
           <w:p>
+            <w:r/>
             <w:r>
               <w:t>3.1, conclusión 1</w:t>
             </w:r>
@@ -1964,6 +2015,12 @@
         </w:tc>
       </w:tr>
       <w:tr>
+        <w:tblPrEx>
+          <w:tblCellMar>
+            <w:top w:w="0" w:type="dxa"/>
+            <w:bottom w:w="0" w:type="dxa"/>
+          </w:tblCellMar>
+        </w:tblPrEx>
         <w:tc>
           <w:tcPr>
             <w:tcW w:w="600" w:type="dxa"/>
@@ -1975,6 +2032,7 @@
             </w:tcMar>
           </w:tcPr>
           <w:p>
+            <w:r/>
             <w:r>
               <w:t>2</w:t>
             </w:r>
@@ -1991,6 +2049,7 @@
             </w:tcMar>
           </w:tcPr>
           <w:p>
+            <w:r/>
             <w:r>
               <w:t>Diseñar la arquitectura del sistema, el modelo de datos y la interfaz de usuario, considerando la comunicación entre los módulos de adquisición basados en ESP32, la base de datos en la nube y la aplicación desarrollada en Flutter.</w:t>
             </w:r>
@@ -2007,6 +2066,7 @@
             </w:tcMar>
           </w:tcPr>
           <w:p>
+            <w:r/>
             <w:r>
               <w:t>2.4 Diseño de la solución</w:t>
             </w:r>
@@ -2023,6 +2083,7 @@
             </w:tcMar>
           </w:tcPr>
           <w:p>
+            <w:r/>
             <w:r>
               <w:t>3.1, conclusión 2</w:t>
             </w:r>
@@ -2030,6 +2091,12 @@
         </w:tc>
       </w:tr>
       <w:tr>
+        <w:tblPrEx>
+          <w:tblCellMar>
+            <w:top w:w="0" w:type="dxa"/>
+            <w:bottom w:w="0" w:type="dxa"/>
+          </w:tblCellMar>
+        </w:tblPrEx>
         <w:tc>
           <w:tcPr>
             <w:tcW w:w="600" w:type="dxa"/>
@@ -2041,6 +2108,7 @@
             </w:tcMar>
           </w:tcPr>
           <w:p>
+            <w:r/>
             <w:r>
               <w:t>3</w:t>
             </w:r>
@@ -2057,12 +2125,9 @@
             </w:tcMar>
           </w:tcPr>
           <w:p>
-            <w:r>
-              <w:t xml:space="preserve">Implementar los módulos del sistema: adquisición y registro de lecturas, panel de visualización, historial y tendencias, configuración de perfiles y rangos de referencia, </w:t>
-            </w:r>
-            <w:r>
-              <w:lastRenderedPageBreak/>
-              <w:t>y gestión de alertas y de usuarios.</w:t>
+            <w:r/>
+            <w:r>
+              <w:t>Implementar los módulos del sistema: adquisición y registro de lecturas, panel de visualización, historial y tendencias, configuración de perfiles y rangos de referencia, y gestión de alertas y de usuarios.</w:t>
             </w:r>
           </w:p>
         </w:tc>
@@ -2077,8 +2142,8 @@
             </w:tcMar>
           </w:tcPr>
           <w:p>
-            <w:r>
-              <w:lastRenderedPageBreak/>
+            <w:r/>
+            <w:r>
               <w:t>2.6 Implementación</w:t>
             </w:r>
           </w:p>
@@ -2094,6 +2159,7 @@
             </w:tcMar>
           </w:tcPr>
           <w:p>
+            <w:r/>
             <w:r>
               <w:t>3.1, conclusión 3</w:t>
             </w:r>
@@ -2101,6 +2167,12 @@
         </w:tc>
       </w:tr>
       <w:tr>
+        <w:tblPrEx>
+          <w:tblCellMar>
+            <w:top w:w="0" w:type="dxa"/>
+            <w:bottom w:w="0" w:type="dxa"/>
+          </w:tblCellMar>
+        </w:tblPrEx>
         <w:tc>
           <w:tcPr>
             <w:tcW w:w="600" w:type="dxa"/>
@@ -2112,6 +2184,7 @@
             </w:tcMar>
           </w:tcPr>
           <w:p>
+            <w:r/>
             <w:r>
               <w:t>4</w:t>
             </w:r>
@@ -2128,6 +2201,7 @@
             </w:tcMar>
           </w:tcPr>
           <w:p>
+            <w:r/>
             <w:r>
               <w:t>Aplicar los mecanismos de seguridad correspondientes: autenticación de usuarios, control de acceso por rol, validación de las entradas y gestión de las credenciales mediante variables de entorno.</w:t>
             </w:r>
@@ -2144,6 +2218,7 @@
             </w:tcMar>
           </w:tcPr>
           <w:p>
+            <w:r/>
             <w:r>
               <w:t>2.7 Seguridad</w:t>
             </w:r>
@@ -2160,6 +2235,7 @@
             </w:tcMar>
           </w:tcPr>
           <w:p>
+            <w:r/>
             <w:r>
               <w:t>3.1, conclusión 4</w:t>
             </w:r>
@@ -2167,6 +2243,12 @@
         </w:tc>
       </w:tr>
       <w:tr>
+        <w:tblPrEx>
+          <w:tblCellMar>
+            <w:top w:w="0" w:type="dxa"/>
+            <w:bottom w:w="0" w:type="dxa"/>
+          </w:tblCellMar>
+        </w:tblPrEx>
         <w:tc>
           <w:tcPr>
             <w:tcW w:w="600" w:type="dxa"/>
@@ -2178,6 +2260,7 @@
             </w:tcMar>
           </w:tcPr>
           <w:p>
+            <w:r/>
             <w:r>
               <w:t>5</w:t>
             </w:r>
@@ -2194,6 +2277,7 @@
             </w:tcMar>
           </w:tcPr>
           <w:p>
+            <w:r/>
             <w:r>
               <w:t>Ejecutar las pruebas funcionales y de usabilidad del sistema, con sus casos de prueba documentados y los resultados obtenidos, e incorporar las correcciones que de ellas se deriven.</w:t>
             </w:r>
@@ -2210,6 +2294,7 @@
             </w:tcMar>
           </w:tcPr>
           <w:p>
+            <w:r/>
             <w:r>
               <w:t>2.8 Pruebas</w:t>
             </w:r>
@@ -2226,6 +2311,7 @@
             </w:tcMar>
           </w:tcPr>
           <w:p>
+            <w:r/>
             <w:r>
               <w:t>3.1, conclusión 5</w:t>
             </w:r>
@@ -2233,6 +2319,12 @@
         </w:tc>
       </w:tr>
       <w:tr>
+        <w:tblPrEx>
+          <w:tblCellMar>
+            <w:top w:w="0" w:type="dxa"/>
+            <w:bottom w:w="0" w:type="dxa"/>
+          </w:tblCellMar>
+        </w:tblPrEx>
         <w:tc>
           <w:tcPr>
             <w:tcW w:w="600" w:type="dxa"/>
@@ -2244,6 +2336,7 @@
             </w:tcMar>
           </w:tcPr>
           <w:p>
+            <w:r/>
             <w:r>
               <w:t>6</w:t>
             </w:r>
@@ -2260,6 +2353,7 @@
             </w:tcMar>
           </w:tcPr>
           <w:p>
+            <w:r/>
             <w:r>
               <w:t>Desplegar el sistema en una dirección pública accesible, con su repositorio de código, sus manuales de usuario e instalación y la verificación de los requisitos mínimos del producto.</w:t>
             </w:r>
@@ -2276,6 +2370,7 @@
             </w:tcMar>
           </w:tcPr>
           <w:p>
+            <w:r/>
             <w:r>
               <w:t>2.9 Despliegue</w:t>
             </w:r>
@@ -2292,6 +2387,7 @@
             </w:tcMar>
           </w:tcPr>
           <w:p>
+            <w:r/>
             <w:r>
               <w:t>3.1, conclusión 6</w:t>
             </w:r>
@@ -2338,6 +2434,9 @@
         </w:rPr>
         <w:t xml:space="preserve">Marco de trabajo adoptado: </w:t>
       </w:r>
+      <w:proofErr w:type="gramStart"/>
+      <w:r/>
+      <w:proofErr w:type="gramEnd"/>
       <w:r>
         <w:t>Scrum reducido con sprints de una semana, complementado con un tablero Kanban con límite de trabajo en curso de dos tarjetas.</w:t>
       </w:r>
@@ -2352,6 +2451,9 @@
         </w:rPr>
         <w:t xml:space="preserve">Justificación de la elección: </w:t>
       </w:r>
+      <w:proofErr w:type="gramStart"/>
+      <w:r/>
+      <w:proofErr w:type="gramEnd"/>
       <w:r>
         <w:t>Scrum permite entregar incrementos funcionales verificables en iteraciones cortas y priorizar los requisitos de mayor valor, condiciones que se ajustan a un proyecto monográfico con entregas semanales. El marco se aplica de forma reducida: el participante asume los roles de responsable del producto y de equipo de desarrollo, el tutor valida cada incremento en la tutoría semanal y las ceremonias se limitan a las que un proyecto individual puede evidenciar —planificación del sprint, revisión con el tutor y retrospectiva—. El límite de trabajo en curso se fija en dos tarjetas para evitar la dispersión en una sola persona, que es el riesgo principal de este tipo de proyecto. La evidencia de aplicación son el plan de sprints de la Tabla 5, el tablero de la Figura 1 y el historial de confirmaciones del repositorio.</w:t>
       </w:r>
@@ -2380,6 +2482,12 @@
         <w:gridCol w:w="2400"/>
       </w:tblGrid>
       <w:tr>
+        <w:tblPrEx>
+          <w:tblCellMar>
+            <w:top w:w="0" w:type="dxa"/>
+            <w:bottom w:w="0" w:type="dxa"/>
+          </w:tblCellMar>
+        </w:tblPrEx>
         <w:trPr>
           <w:tblHeader/>
         </w:trPr>
@@ -2489,6 +2597,12 @@
         </w:tc>
       </w:tr>
       <w:tr>
+        <w:tblPrEx>
+          <w:tblCellMar>
+            <w:top w:w="0" w:type="dxa"/>
+            <w:bottom w:w="0" w:type="dxa"/>
+          </w:tblCellMar>
+        </w:tblPrEx>
         <w:tc>
           <w:tcPr>
             <w:tcW w:w="1300" w:type="dxa"/>
@@ -2500,6 +2614,7 @@
             </w:tcMar>
           </w:tcPr>
           <w:p>
+            <w:r/>
             <w:r>
               <w:t>Sprint 0</w:t>
             </w:r>
@@ -2516,6 +2631,7 @@
             </w:tcMar>
           </w:tcPr>
           <w:p>
+            <w:r/>
             <w:r>
               <w:t>1 (11–20 sep)</w:t>
             </w:r>
@@ -2532,6 +2648,7 @@
             </w:tcMar>
           </w:tcPr>
           <w:p>
+            <w:r/>
             <w:r>
               <w:t>Requisitos, arquitectura y repositorio</w:t>
             </w:r>
@@ -2548,6 +2665,7 @@
             </w:tcMar>
           </w:tcPr>
           <w:p>
+            <w:r/>
             <w:r>
               <w:t>—</w:t>
             </w:r>
@@ -2555,6 +2673,12 @@
         </w:tc>
       </w:tr>
       <w:tr>
+        <w:tblPrEx>
+          <w:tblCellMar>
+            <w:top w:w="0" w:type="dxa"/>
+            <w:bottom w:w="0" w:type="dxa"/>
+          </w:tblCellMar>
+        </w:tblPrEx>
         <w:tc>
           <w:tcPr>
             <w:tcW w:w="1300" w:type="dxa"/>
@@ -2566,6 +2690,7 @@
             </w:tcMar>
           </w:tcPr>
           <w:p>
+            <w:r/>
             <w:r>
               <w:t>Sprint 1</w:t>
             </w:r>
@@ -2582,6 +2707,7 @@
             </w:tcMar>
           </w:tcPr>
           <w:p>
+            <w:r/>
             <w:r>
               <w:t>2 (21–27 sep)</w:t>
             </w:r>
@@ -2598,6 +2724,7 @@
             </w:tcMar>
           </w:tcPr>
           <w:p>
+            <w:r/>
             <w:r>
               <w:t>Vertical funcional desplegada</w:t>
             </w:r>
@@ -2614,21 +2741,20 @@
             </w:tcMar>
           </w:tcPr>
           <w:p>
-            <w:pPr>
-              <w:rPr>
-                <w:lang w:val="en-US"/>
-              </w:rPr>
-            </w:pPr>
-            <w:r>
-              <w:rPr>
-                <w:lang w:val="en-US"/>
-              </w:rPr>
+            <w:r/>
+            <w:r>
               <w:t>RF-03, RF-05, RF-06, RF-09, RF-10, RF-11</w:t>
             </w:r>
           </w:p>
         </w:tc>
       </w:tr>
       <w:tr>
+        <w:tblPrEx>
+          <w:tblCellMar>
+            <w:top w:w="0" w:type="dxa"/>
+            <w:bottom w:w="0" w:type="dxa"/>
+          </w:tblCellMar>
+        </w:tblPrEx>
         <w:tc>
           <w:tcPr>
             <w:tcW w:w="1300" w:type="dxa"/>
@@ -2640,6 +2766,7 @@
             </w:tcMar>
           </w:tcPr>
           <w:p>
+            <w:r/>
             <w:r>
               <w:t>Sprint 2</w:t>
             </w:r>
@@ -2656,6 +2783,7 @@
             </w:tcMar>
           </w:tcPr>
           <w:p>
+            <w:r/>
             <w:r>
               <w:t>3 (28 sep – 4 oct)</w:t>
             </w:r>
@@ -2672,6 +2800,7 @@
             </w:tcMar>
           </w:tcPr>
           <w:p>
+            <w:r/>
             <w:r>
               <w:t>Autenticación, CRUD completo y pruebas</w:t>
             </w:r>
@@ -2688,21 +2817,20 @@
             </w:tcMar>
           </w:tcPr>
           <w:p>
-            <w:pPr>
-              <w:rPr>
-                <w:lang w:val="en-US"/>
-              </w:rPr>
-            </w:pPr>
-            <w:r>
-              <w:rPr>
-                <w:lang w:val="en-US"/>
-              </w:rPr>
+            <w:r/>
+            <w:r>
               <w:t>RF-01, RF-02, RF-04, RF-07, RF-08, RF-12</w:t>
             </w:r>
           </w:p>
         </w:tc>
       </w:tr>
       <w:tr>
+        <w:tblPrEx>
+          <w:tblCellMar>
+            <w:top w:w="0" w:type="dxa"/>
+            <w:bottom w:w="0" w:type="dxa"/>
+          </w:tblCellMar>
+        </w:tblPrEx>
         <w:tc>
           <w:tcPr>
             <w:tcW w:w="1300" w:type="dxa"/>
@@ -2714,8 +2842,8 @@
             </w:tcMar>
           </w:tcPr>
           <w:p>
-            <w:r>
-              <w:lastRenderedPageBreak/>
+            <w:r/>
+            <w:r>
               <w:t>Sprint 3</w:t>
             </w:r>
           </w:p>
@@ -2731,6 +2859,7 @@
             </w:tcMar>
           </w:tcPr>
           <w:p>
+            <w:r/>
             <w:r>
               <w:t>4 (5–11 oct)</w:t>
             </w:r>
@@ -2747,6 +2876,7 @@
             </w:tcMar>
           </w:tcPr>
           <w:p>
+            <w:r/>
             <w:r>
               <w:t>Despliegue, monitoreo, manuales y documento</w:t>
             </w:r>
@@ -2763,6 +2893,7 @@
             </w:tcMar>
           </w:tcPr>
           <w:p>
+            <w:r/>
             <w:r>
               <w:t>RF-13 · despliegue, manuales y documento</w:t>
             </w:r>
@@ -2811,32 +2942,33 @@
       <w:r>
         <w:t>Herramienta de tablero utilizada: tablero Kanban versionado en el repositorio del proyecto · Enlace: https://github.com/saintssud-sud/Proyecto---Diplomado/blob/main/docs/TABLERO.md · Límite de trabajo en curso: 2 tarjetas</w:t>
       </w:r>
+      <w:proofErr w:type="gramStart"/>
+      <w:r/>
+      <w:proofErr w:type="gramEnd"/>
+      <w:r/>
     </w:p>
     <w:p>
       <w:pPr>
         <w:jc w:val="both"/>
       </w:pPr>
+      <w:r/>
       <w:r>
-        <w:rPr>
-          <w:noProof/>
-        </w:rPr>
         <w:drawing>
-          <wp:inline distT="0" distB="0" distL="0" distR="0" wp14:anchorId="4C1D0C58" wp14:editId="116F7ACA">
+          <wp:inline xmlns:a="http://schemas.openxmlformats.org/drawingml/2006/main" xmlns:pic="http://schemas.openxmlformats.org/drawingml/2006/picture">
             <wp:extent cx="5580000" cy="3794400"/>
-            <wp:effectExtent l="0" t="0" r="0" b="0"/>
             <wp:docPr id="1" name="Picture 1"/>
             <wp:cNvGraphicFramePr>
-              <a:graphicFrameLocks xmlns:a="http://schemas.openxmlformats.org/drawingml/2006/main" noChangeAspect="1"/>
+              <a:graphicFrameLocks noChangeAspect="1"/>
             </wp:cNvGraphicFramePr>
-            <a:graphic xmlns:a="http://schemas.openxmlformats.org/drawingml/2006/main">
+            <a:graphic>
               <a:graphicData uri="http://schemas.openxmlformats.org/drawingml/2006/picture">
-                <pic:pic xmlns:pic="http://schemas.openxmlformats.org/drawingml/2006/picture">
+                <pic:pic>
                   <pic:nvPicPr>
                     <pic:cNvPr id="0" name="13-tablero-semana-1.png"/>
                     <pic:cNvPicPr/>
                   </pic:nvPicPr>
                   <pic:blipFill>
-                    <a:blip r:embed="rId8"/>
+                    <a:blip r:embed="rId11"/>
                     <a:stretch>
                       <a:fillRect/>
                     </a:stretch>
@@ -2846,9 +2978,7 @@
                       <a:off x="0" y="0"/>
                       <a:ext cx="5580000" cy="3794400"/>
                     </a:xfrm>
-                    <a:prstGeom prst="rect">
-                      <a:avLst/>
-                    </a:prstGeom>
+                    <a:prstGeom prst="rect"/>
                   </pic:spPr>
                 </pic:pic>
               </a:graphicData>
@@ -2913,13 +3043,19 @@
         <w:tblLook w:val="0000" w:firstRow="0" w:lastRow="0" w:firstColumn="0" w:lastColumn="0" w:noHBand="0" w:noVBand="0"/>
       </w:tblPr>
       <w:tblGrid>
-        <w:gridCol w:w="686"/>
-        <w:gridCol w:w="1681"/>
-        <w:gridCol w:w="2163"/>
-        <w:gridCol w:w="1989"/>
-        <w:gridCol w:w="1781"/>
+        <w:gridCol w:w="700"/>
+        <w:gridCol w:w="1600"/>
+        <w:gridCol w:w="2200"/>
+        <w:gridCol w:w="2000"/>
+        <w:gridCol w:w="1800"/>
       </w:tblGrid>
       <w:tr>
+        <w:tblPrEx>
+          <w:tblCellMar>
+            <w:top w:w="0" w:type="dxa"/>
+            <w:bottom w:w="0" w:type="dxa"/>
+          </w:tblCellMar>
+        </w:tblPrEx>
         <w:trPr>
           <w:tblHeader/>
         </w:trPr>
@@ -3055,6 +3191,12 @@
         </w:tc>
       </w:tr>
       <w:tr>
+        <w:tblPrEx>
+          <w:tblCellMar>
+            <w:top w:w="0" w:type="dxa"/>
+            <w:bottom w:w="0" w:type="dxa"/>
+          </w:tblCellMar>
+        </w:tblPrEx>
         <w:tc>
           <w:tcPr>
             <w:tcW w:w="700" w:type="dxa"/>
@@ -3066,6 +3208,7 @@
             </w:tcMar>
           </w:tcPr>
           <w:p>
+            <w:r/>
             <w:r>
               <w:t>A-01</w:t>
             </w:r>
@@ -3082,6 +3225,7 @@
             </w:tcMar>
           </w:tcPr>
           <w:p>
+            <w:r/>
             <w:r>
               <w:t>Administrador</w:t>
             </w:r>
@@ -3098,6 +3242,7 @@
             </w:tcMar>
           </w:tcPr>
           <w:p>
+            <w:r/>
             <w:r>
               <w:t>Responsable de la configuración del sistema y de las cuentas</w:t>
             </w:r>
@@ -3114,6 +3259,7 @@
             </w:tcMar>
           </w:tcPr>
           <w:p>
+            <w:r/>
             <w:r>
               <w:t>Crea, modifica y elimina módulos de cultivo, perfiles, rangos y usuarios; asigna roles; consulta todo el historial</w:t>
             </w:r>
@@ -3130,6 +3276,7 @@
             </w:tcMar>
           </w:tcPr>
           <w:p>
+            <w:r/>
             <w:r>
               <w:t>No puede alterar una lectura ya almacenada ni registrarla en nombre del módulo de adquisición</w:t>
             </w:r>
@@ -3137,6 +3284,12 @@
         </w:tc>
       </w:tr>
       <w:tr>
+        <w:tblPrEx>
+          <w:tblCellMar>
+            <w:top w:w="0" w:type="dxa"/>
+            <w:bottom w:w="0" w:type="dxa"/>
+          </w:tblCellMar>
+        </w:tblPrEx>
         <w:tc>
           <w:tcPr>
             <w:tcW w:w="700" w:type="dxa"/>
@@ -3148,6 +3301,7 @@
             </w:tcMar>
           </w:tcPr>
           <w:p>
+            <w:r/>
             <w:r>
               <w:t>A-02</w:t>
             </w:r>
@@ -3164,6 +3318,7 @@
             </w:tcMar>
           </w:tcPr>
           <w:p>
+            <w:r/>
             <w:r>
               <w:t>Operador</w:t>
             </w:r>
@@ -3180,6 +3335,7 @@
             </w:tcMar>
           </w:tcPr>
           <w:p>
+            <w:r/>
             <w:r>
               <w:t>Usuario que opera el cultivo y mantiene el seguimiento de las variables</w:t>
             </w:r>
@@ -3196,6 +3352,7 @@
             </w:tcMar>
           </w:tcPr>
           <w:p>
+            <w:r/>
             <w:r>
               <w:t>Registra mediciones manuales, consulta el panel y el historial, atiende alertas y exporta el historial</w:t>
             </w:r>
@@ -3212,6 +3369,7 @@
             </w:tcMar>
           </w:tcPr>
           <w:p>
+            <w:r/>
             <w:r>
               <w:t>No puede gestionar usuarios ni roles, ni crear o modificar módulos, perfiles y rangos</w:t>
             </w:r>
@@ -3219,6 +3377,12 @@
         </w:tc>
       </w:tr>
       <w:tr>
+        <w:tblPrEx>
+          <w:tblCellMar>
+            <w:top w:w="0" w:type="dxa"/>
+            <w:bottom w:w="0" w:type="dxa"/>
+          </w:tblCellMar>
+        </w:tblPrEx>
         <w:tc>
           <w:tcPr>
             <w:tcW w:w="700" w:type="dxa"/>
@@ -3230,6 +3394,7 @@
             </w:tcMar>
           </w:tcPr>
           <w:p>
+            <w:r/>
             <w:r>
               <w:t>A-03</w:t>
             </w:r>
@@ -3246,6 +3411,7 @@
             </w:tcMar>
           </w:tcPr>
           <w:p>
+            <w:r/>
             <w:r>
               <w:t>Módulo de adquisición (ESP32)</w:t>
             </w:r>
@@ -3262,6 +3428,7 @@
             </w:tcMar>
           </w:tcPr>
           <w:p>
+            <w:r/>
             <w:r>
               <w:t>Actor externo no humano: dispositivo que mide y publica las lecturas</w:t>
             </w:r>
@@ -3278,6 +3445,7 @@
             </w:tcMar>
           </w:tcPr>
           <w:p>
+            <w:r/>
             <w:r>
               <w:t>Envía lecturas por HTTP autenticándose con su clave de dispositivo</w:t>
             </w:r>
@@ -3294,6 +3462,7 @@
             </w:tcMar>
           </w:tcPr>
           <w:p>
+            <w:r/>
             <w:r>
               <w:t>No accede a ninguna otra operación del sistema ni a los datos de otros módulos</w:t>
             </w:r>
@@ -3321,7 +3490,6 @@
         <w:spacing w:before="280" w:after="200"/>
       </w:pPr>
       <w:r>
-        <w:lastRenderedPageBreak/>
         <w:t>2.3.2 Requisitos funcionales</w:t>
       </w:r>
     </w:p>
@@ -3349,6 +3517,12 @@
         <w:gridCol w:w="1400"/>
       </w:tblGrid>
       <w:tr>
+        <w:tblPrEx>
+          <w:tblCellMar>
+            <w:top w:w="0" w:type="dxa"/>
+            <w:bottom w:w="0" w:type="dxa"/>
+          </w:tblCellMar>
+        </w:tblPrEx>
         <w:trPr>
           <w:tblHeader/>
         </w:trPr>
@@ -3460,6 +3634,12 @@
         </w:tc>
       </w:tr>
       <w:tr>
+        <w:tblPrEx>
+          <w:tblCellMar>
+            <w:top w:w="0" w:type="dxa"/>
+            <w:bottom w:w="0" w:type="dxa"/>
+          </w:tblCellMar>
+        </w:tblPrEx>
         <w:tc>
           <w:tcPr>
             <w:tcW w:w="800" w:type="dxa"/>
@@ -3471,6 +3651,7 @@
             </w:tcMar>
           </w:tcPr>
           <w:p>
+            <w:r/>
             <w:r>
               <w:t>RF-01</w:t>
             </w:r>
@@ -3487,6 +3668,7 @@
             </w:tcMar>
           </w:tcPr>
           <w:p>
+            <w:r/>
             <w:r>
               <w:t>Como usuario registrado, quiero iniciar sesión con mi correo y mi contraseña, para acceder únicamente a las funciones de mi rol.</w:t>
             </w:r>
@@ -3503,6 +3685,7 @@
             </w:tcMar>
           </w:tcPr>
           <w:p>
+            <w:r/>
             <w:r>
               <w:t>CA-01.1 Dado un usuario activo, cuando ingresa credenciales válidas, entonces accede al panel con las acciones de su rol. CA-01.2 Dado un usuario con credenciales inválidas, cuando intenta ingresar, entonces el sistema rechaza el acceso con un mensaje y no habilita ninguna vista.</w:t>
             </w:r>
@@ -3519,6 +3702,7 @@
             </w:tcMar>
           </w:tcPr>
           <w:p>
+            <w:r/>
             <w:r>
               <w:t>Must</w:t>
             </w:r>
@@ -3526,6 +3710,12 @@
         </w:tc>
       </w:tr>
       <w:tr>
+        <w:tblPrEx>
+          <w:tblCellMar>
+            <w:top w:w="0" w:type="dxa"/>
+            <w:bottom w:w="0" w:type="dxa"/>
+          </w:tblCellMar>
+        </w:tblPrEx>
         <w:tc>
           <w:tcPr>
             <w:tcW w:w="800" w:type="dxa"/>
@@ -3537,6 +3727,7 @@
             </w:tcMar>
           </w:tcPr>
           <w:p>
+            <w:r/>
             <w:r>
               <w:t>RF-02</w:t>
             </w:r>
@@ -3553,6 +3744,7 @@
             </w:tcMar>
           </w:tcPr>
           <w:p>
+            <w:r/>
             <w:r>
               <w:t>Como administrador, quiero gestionar las cuentas y sus roles, para mantener el control de acceso al sistema.</w:t>
             </w:r>
@@ -3569,6 +3761,7 @@
             </w:tcMar>
           </w:tcPr>
           <w:p>
+            <w:r/>
             <w:r>
               <w:t>CA-02.1 Dado un administrador autenticado, cuando modifica el rol de un usuario, entonces las acciones que el sistema le ofrece cambian en su siguiente inicio de sesión. CA-02.2 Dado un operador autenticado, cuando intenta modificar un rol, entonces el servicio responde 403 y el cambio no se aplica.</w:t>
             </w:r>
@@ -3585,6 +3778,7 @@
             </w:tcMar>
           </w:tcPr>
           <w:p>
+            <w:r/>
             <w:r>
               <w:t>Should</w:t>
             </w:r>
@@ -3592,6 +3786,12 @@
         </w:tc>
       </w:tr>
       <w:tr>
+        <w:tblPrEx>
+          <w:tblCellMar>
+            <w:top w:w="0" w:type="dxa"/>
+            <w:bottom w:w="0" w:type="dxa"/>
+          </w:tblCellMar>
+        </w:tblPrEx>
         <w:tc>
           <w:tcPr>
             <w:tcW w:w="800" w:type="dxa"/>
@@ -3603,6 +3803,7 @@
             </w:tcMar>
           </w:tcPr>
           <w:p>
+            <w:r/>
             <w:r>
               <w:t>RF-03</w:t>
             </w:r>
@@ -3619,12 +3820,9 @@
             </w:tcMar>
           </w:tcPr>
           <w:p>
-            <w:r>
-              <w:t xml:space="preserve">Como administrador, quiero crear, modificar </w:t>
-            </w:r>
-            <w:r>
-              <w:lastRenderedPageBreak/>
-              <w:t>y eliminar módulos de cultivo con su perfil asociado, para organizar las zonas del cultivo.</w:t>
+            <w:r/>
+            <w:r>
+              <w:t>Como administrador, quiero crear, modificar y eliminar módulos de cultivo con su perfil asociado, para organizar las zonas del cultivo.</w:t>
             </w:r>
           </w:p>
         </w:tc>
@@ -3639,13 +3837,9 @@
             </w:tcMar>
           </w:tcPr>
           <w:p>
-            <w:r>
-              <w:lastRenderedPageBreak/>
-              <w:t xml:space="preserve">CA-03.1 Dado un administrador autenticado, </w:t>
-            </w:r>
-            <w:r>
-              <w:lastRenderedPageBreak/>
-              <w:t>cuando registra un módulo con su tipo de cultivo y su perfil, entonces el módulo queda disponible en el panel. CA-03.2 Dado un módulo con lecturas registradas, cuando se intenta eliminar, entonces el servicio rechaza la operación con un conflicto y conserva el historial.</w:t>
+            <w:r/>
+            <w:r>
+              <w:t>CA-03.1 Dado un administrador autenticado, cuando registra un módulo con su tipo de cultivo y su perfil, entonces el módulo queda disponible en el panel. CA-03.2 Dado un módulo con lecturas registradas, cuando se intenta eliminar, entonces el servicio rechaza la operación con un conflicto y conserva el historial.</w:t>
             </w:r>
           </w:p>
         </w:tc>
@@ -3660,14 +3854,20 @@
             </w:tcMar>
           </w:tcPr>
           <w:p>
-            <w:r>
-              <w:lastRenderedPageBreak/>
+            <w:r/>
+            <w:r>
               <w:t>Must</w:t>
             </w:r>
           </w:p>
         </w:tc>
       </w:tr>
       <w:tr>
+        <w:tblPrEx>
+          <w:tblCellMar>
+            <w:top w:w="0" w:type="dxa"/>
+            <w:bottom w:w="0" w:type="dxa"/>
+          </w:tblCellMar>
+        </w:tblPrEx>
         <w:tc>
           <w:tcPr>
             <w:tcW w:w="800" w:type="dxa"/>
@@ -3679,6 +3879,7 @@
             </w:tcMar>
           </w:tcPr>
           <w:p>
+            <w:r/>
             <w:r>
               <w:t>RF-04</w:t>
             </w:r>
@@ -3695,6 +3896,7 @@
             </w:tcMar>
           </w:tcPr>
           <w:p>
+            <w:r/>
             <w:r>
               <w:t>Como administrador, quiero disponer del catálogo de las siete variables con su unidad, para que toda lectura quede referenciada a una variable conocida.</w:t>
             </w:r>
@@ -3711,6 +3913,7 @@
             </w:tcMar>
           </w:tcPr>
           <w:p>
+            <w:r/>
             <w:r>
               <w:t>CA-04.1 Dada una lectura almacenada, cuando se consulta, entonces informa la unidad heredada del catálogo. CA-04.2 Dado un envío con una variable fuera del catálogo, cuando se recibe, entonces el servicio responde 422 señalando el campo rechazado.</w:t>
             </w:r>
@@ -3727,6 +3930,7 @@
             </w:tcMar>
           </w:tcPr>
           <w:p>
+            <w:r/>
             <w:r>
               <w:t>Could</w:t>
             </w:r>
@@ -3734,6 +3938,12 @@
         </w:tc>
       </w:tr>
       <w:tr>
+        <w:tblPrEx>
+          <w:tblCellMar>
+            <w:top w:w="0" w:type="dxa"/>
+            <w:bottom w:w="0" w:type="dxa"/>
+          </w:tblCellMar>
+        </w:tblPrEx>
         <w:tc>
           <w:tcPr>
             <w:tcW w:w="800" w:type="dxa"/>
@@ -3745,6 +3955,7 @@
             </w:tcMar>
           </w:tcPr>
           <w:p>
+            <w:r/>
             <w:r>
               <w:t>RF-05</w:t>
             </w:r>
@@ -3761,12 +3972,9 @@
             </w:tcMar>
           </w:tcPr>
           <w:p>
-            <w:r>
-              <w:t xml:space="preserve">Como módulo de adquisición, quiero enviar las lecturas por HTTP con mi clave de dispositivo, para </w:t>
-            </w:r>
-            <w:r>
-              <w:lastRenderedPageBreak/>
-              <w:t>registrarlas sin intervención manual.</w:t>
+            <w:r/>
+            <w:r>
+              <w:t>Como módulo de adquisición, quiero enviar las lecturas por HTTP con mi clave de dispositivo, para registrarlas sin intervención manual.</w:t>
             </w:r>
           </w:p>
         </w:tc>
@@ -3781,13 +3989,9 @@
             </w:tcMar>
           </w:tcPr>
           <w:p>
-            <w:r>
-              <w:lastRenderedPageBreak/>
-              <w:t xml:space="preserve">CA-05.1 Dado el módulo con su clave válida, cuando envía una lectura, entonces queda almacenada con su origen automático y disponible en el historial. CA-05.2 Dado un envío con clave de dispositivo </w:t>
-            </w:r>
-            <w:r>
-              <w:lastRenderedPageBreak/>
-              <w:t>inválida, cuando se recibe, entonces el servicio responde 401 y no almacena nada.</w:t>
+            <w:r/>
+            <w:r>
+              <w:t>CA-05.1 Dado el módulo con su clave válida, cuando envía una lectura, entonces queda almacenada con su origen automático y disponible en el historial. CA-05.2 Dado un envío con clave de dispositivo inválida, cuando se recibe, entonces el servicio responde 401 y no almacena nada.</w:t>
             </w:r>
           </w:p>
         </w:tc>
@@ -3802,14 +4006,20 @@
             </w:tcMar>
           </w:tcPr>
           <w:p>
-            <w:r>
-              <w:lastRenderedPageBreak/>
+            <w:r/>
+            <w:r>
               <w:t>Must</w:t>
             </w:r>
           </w:p>
         </w:tc>
       </w:tr>
       <w:tr>
+        <w:tblPrEx>
+          <w:tblCellMar>
+            <w:top w:w="0" w:type="dxa"/>
+            <w:bottom w:w="0" w:type="dxa"/>
+          </w:tblCellMar>
+        </w:tblPrEx>
         <w:tc>
           <w:tcPr>
             <w:tcW w:w="800" w:type="dxa"/>
@@ -3821,6 +4031,7 @@
             </w:tcMar>
           </w:tcPr>
           <w:p>
+            <w:r/>
             <w:r>
               <w:t>RF-06</w:t>
             </w:r>
@@ -3837,6 +4048,7 @@
             </w:tcMar>
           </w:tcPr>
           <w:p>
+            <w:r/>
             <w:r>
               <w:t>Como operador, quiero registrar una medición tomada con instrumentos portátiles, para incorporarla al historial del módulo.</w:t>
             </w:r>
@@ -3853,6 +4065,7 @@
             </w:tcMar>
           </w:tcPr>
           <w:p>
+            <w:r/>
             <w:r>
               <w:t>CA-06.1 Dado un operador autenticado, cuando registra los valores que midió, entonces la lectura se almacena con origen manual y junto a las de origen automático. CA-06.2 Dado un valor con formato no numérico, cuando se envía, entonces el servicio responde 422 con el campo señalado y no almacena la lectura.</w:t>
             </w:r>
@@ -3869,6 +4082,7 @@
             </w:tcMar>
           </w:tcPr>
           <w:p>
+            <w:r/>
             <w:r>
               <w:t>Must</w:t>
             </w:r>
@@ -3876,6 +4090,12 @@
         </w:tc>
       </w:tr>
       <w:tr>
+        <w:tblPrEx>
+          <w:tblCellMar>
+            <w:top w:w="0" w:type="dxa"/>
+            <w:bottom w:w="0" w:type="dxa"/>
+          </w:tblCellMar>
+        </w:tblPrEx>
         <w:tc>
           <w:tcPr>
             <w:tcW w:w="800" w:type="dxa"/>
@@ -3887,6 +4107,7 @@
             </w:tcMar>
           </w:tcPr>
           <w:p>
+            <w:r/>
             <w:r>
               <w:t>RF-07</w:t>
             </w:r>
@@ -3903,6 +4124,7 @@
             </w:tcMar>
           </w:tcPr>
           <w:p>
+            <w:r/>
             <w:r>
               <w:t>Como operador, quiero consultar las lecturas filtrando por módulo, variable y periodo, para analizar el comportamiento del cultivo.</w:t>
             </w:r>
@@ -3919,6 +4141,7 @@
             </w:tcMar>
           </w:tcPr>
           <w:p>
+            <w:r/>
             <w:r>
               <w:t>CA-07.1 Dados un módulo, una variable y un periodo, cuando se consulta, entonces el resultado contiene solo las lecturas que cumplen los tres filtros. CA-07.2 Dado un periodo sin lecturas, cuando se consulta, entonces el sistema informa el estado vacío e indica cómo registrar una medición.</w:t>
             </w:r>
@@ -3935,6 +4158,7 @@
             </w:tcMar>
           </w:tcPr>
           <w:p>
+            <w:r/>
             <w:r>
               <w:t>Should</w:t>
             </w:r>
@@ -3942,6 +4166,12 @@
         </w:tc>
       </w:tr>
       <w:tr>
+        <w:tblPrEx>
+          <w:tblCellMar>
+            <w:top w:w="0" w:type="dxa"/>
+            <w:bottom w:w="0" w:type="dxa"/>
+          </w:tblCellMar>
+        </w:tblPrEx>
         <w:tc>
           <w:tcPr>
             <w:tcW w:w="800" w:type="dxa"/>
@@ -3953,8 +4183,8 @@
             </w:tcMar>
           </w:tcPr>
           <w:p>
-            <w:r>
-              <w:lastRenderedPageBreak/>
+            <w:r/>
+            <w:r>
               <w:t>RF-08</w:t>
             </w:r>
           </w:p>
@@ -3970,6 +4200,7 @@
             </w:tcMar>
           </w:tcPr>
           <w:p>
+            <w:r/>
             <w:r>
               <w:t>Como administrador, quiero definir el valor mínimo y máximo de cada variable por perfil de cultivo, para que el sistema evalúe contra esos límites.</w:t>
             </w:r>
@@ -3986,6 +4217,7 @@
             </w:tcMar>
           </w:tcPr>
           <w:p>
+            <w:r/>
             <w:r>
               <w:t>CA-08.1 Dado un rango modificado, cuando se registra una lectura posterior, entonces la evaluación se realiza contra el nuevo rango. CA-08.2 Dado un rango con el mínimo mayor o igual que el máximo, cuando se envía, entonces el servicio responde 422 y conserva el rango anterior.</w:t>
             </w:r>
@@ -4002,6 +4234,7 @@
             </w:tcMar>
           </w:tcPr>
           <w:p>
+            <w:r/>
             <w:r>
               <w:t>Must</w:t>
             </w:r>
@@ -4009,6 +4242,12 @@
         </w:tc>
       </w:tr>
       <w:tr>
+        <w:tblPrEx>
+          <w:tblCellMar>
+            <w:top w:w="0" w:type="dxa"/>
+            <w:bottom w:w="0" w:type="dxa"/>
+          </w:tblCellMar>
+        </w:tblPrEx>
         <w:tc>
           <w:tcPr>
             <w:tcW w:w="800" w:type="dxa"/>
@@ -4020,6 +4259,7 @@
             </w:tcMar>
           </w:tcPr>
           <w:p>
+            <w:r/>
             <w:r>
               <w:t>RF-09</w:t>
             </w:r>
@@ -4036,6 +4276,7 @@
             </w:tcMar>
           </w:tcPr>
           <w:p>
+            <w:r/>
             <w:r>
               <w:t>Como responsable del cultivo, quiero que cada lectura se evalúe contra el rango vigente de su variable, para detectar a tiempo las desviaciones.</w:t>
             </w:r>
@@ -4052,6 +4293,7 @@
             </w:tcMar>
           </w:tcPr>
           <w:p>
+            <w:r/>
             <w:r>
               <w:t>CA-09.1 Dado un valor fuera del rango, cuando se registra la lectura, entonces el servicio genera exactamente una alerta asociada a esa lectura. CA-09.2 Dado un valor dentro del rango, cuando se registra la lectura, entonces no se genera ninguna alerta y la lectura queda con estado dentro del rango.</w:t>
             </w:r>
@@ -4068,6 +4310,7 @@
             </w:tcMar>
           </w:tcPr>
           <w:p>
+            <w:r/>
             <w:r>
               <w:t>Must</w:t>
             </w:r>
@@ -4075,6 +4318,12 @@
         </w:tc>
       </w:tr>
       <w:tr>
+        <w:tblPrEx>
+          <w:tblCellMar>
+            <w:top w:w="0" w:type="dxa"/>
+            <w:bottom w:w="0" w:type="dxa"/>
+          </w:tblCellMar>
+        </w:tblPrEx>
         <w:tc>
           <w:tcPr>
             <w:tcW w:w="800" w:type="dxa"/>
@@ -4086,6 +4335,7 @@
             </w:tcMar>
           </w:tcPr>
           <w:p>
+            <w:r/>
             <w:r>
               <w:t>RF-10</w:t>
             </w:r>
@@ -4102,12 +4352,9 @@
             </w:tcMar>
           </w:tcPr>
           <w:p>
-            <w:r>
-              <w:t xml:space="preserve">Como operador, quiero consultar las alertas activas y marcarlas como atendidas, para </w:t>
-            </w:r>
-            <w:r>
-              <w:lastRenderedPageBreak/>
-              <w:t>llevar el control de las desviaciones del cultivo.</w:t>
+            <w:r/>
+            <w:r>
+              <w:t>Como operador, quiero consultar las alertas activas y marcarlas como atendidas, para llevar el control de las desviaciones del cultivo.</w:t>
             </w:r>
           </w:p>
         </w:tc>
@@ -4122,13 +4369,9 @@
             </w:tcMar>
           </w:tcPr>
           <w:p>
-            <w:r>
-              <w:lastRenderedPageBreak/>
-              <w:t xml:space="preserve">CA-10.1 Dada una alerta activa, cuando el operador la marca como atendida, entonces deja de figurar entre </w:t>
-            </w:r>
-            <w:r>
-              <w:lastRenderedPageBreak/>
-              <w:t>las activas y permanece en el historial. CA-10.2 Dado un intento de atención sin conexión con el servicio, cuando se envía, entonces la aplicación informa el fallo y ofrece reintentar sin perder el estado.</w:t>
+            <w:r/>
+            <w:r>
+              <w:t>CA-10.1 Dada una alerta activa, cuando el operador la marca como atendida, entonces deja de figurar entre las activas y permanece en el historial. CA-10.2 Dado un intento de atención sin conexión con el servicio, cuando se envía, entonces la aplicación informa el fallo y ofrece reintentar sin perder el estado.</w:t>
             </w:r>
           </w:p>
         </w:tc>
@@ -4143,14 +4386,20 @@
             </w:tcMar>
           </w:tcPr>
           <w:p>
-            <w:r>
-              <w:lastRenderedPageBreak/>
+            <w:r/>
+            <w:r>
               <w:t>Should</w:t>
             </w:r>
           </w:p>
         </w:tc>
       </w:tr>
       <w:tr>
+        <w:tblPrEx>
+          <w:tblCellMar>
+            <w:top w:w="0" w:type="dxa"/>
+            <w:bottom w:w="0" w:type="dxa"/>
+          </w:tblCellMar>
+        </w:tblPrEx>
         <w:tc>
           <w:tcPr>
             <w:tcW w:w="800" w:type="dxa"/>
@@ -4162,6 +4411,7 @@
             </w:tcMar>
           </w:tcPr>
           <w:p>
+            <w:r/>
             <w:r>
               <w:t>RF-11</w:t>
             </w:r>
@@ -4178,6 +4428,7 @@
             </w:tcMar>
           </w:tcPr>
           <w:p>
+            <w:r/>
             <w:r>
               <w:t>Como operador, quiero ver el estado actual de las siete variables con su valor, su unidad y su rango, para conocer la situación del módulo de un vistazo.</w:t>
             </w:r>
@@ -4194,6 +4445,7 @@
             </w:tcMar>
           </w:tcPr>
           <w:p>
+            <w:r/>
             <w:r>
               <w:t>CA-11.1 Dado un módulo con lecturas, cuando se abre el panel, entonces presenta el valor, el rango y el indicador de estado de cada variable y la fecha de la última lectura. CA-11.2 Dado un módulo sin lecturas, cuando se abre el panel, entonces informa el estado vacío con la acción concreta para registrar la primera medición.</w:t>
             </w:r>
@@ -4210,6 +4462,7 @@
             </w:tcMar>
           </w:tcPr>
           <w:p>
+            <w:r/>
             <w:r>
               <w:t>Must</w:t>
             </w:r>
@@ -4217,6 +4470,12 @@
         </w:tc>
       </w:tr>
       <w:tr>
+        <w:tblPrEx>
+          <w:tblCellMar>
+            <w:top w:w="0" w:type="dxa"/>
+            <w:bottom w:w="0" w:type="dxa"/>
+          </w:tblCellMar>
+        </w:tblPrEx>
         <w:tc>
           <w:tcPr>
             <w:tcW w:w="800" w:type="dxa"/>
@@ -4228,6 +4487,7 @@
             </w:tcMar>
           </w:tcPr>
           <w:p>
+            <w:r/>
             <w:r>
               <w:t>RF-12</w:t>
             </w:r>
@@ -4244,12 +4504,9 @@
             </w:tcMar>
           </w:tcPr>
           <w:p>
-            <w:r>
-              <w:t xml:space="preserve">Como operador, quiero ver la evolución de una variable en un periodo con su promedio, máximo y mínimo, para </w:t>
-            </w:r>
-            <w:r>
-              <w:lastRenderedPageBreak/>
-              <w:t>interpretar su tendencia.</w:t>
+            <w:r/>
+            <w:r>
+              <w:t>Como operador, quiero ver la evolución de una variable en un periodo con su promedio, máximo y mínimo, para interpretar su tendencia.</w:t>
             </w:r>
           </w:p>
         </w:tc>
@@ -4264,13 +4521,9 @@
             </w:tcMar>
           </w:tcPr>
           <w:p>
-            <w:r>
-              <w:lastRenderedPageBreak/>
-              <w:t xml:space="preserve">CA-12.1 Dados una variable y un periodo con lecturas, cuando se consulta, entonces la serie y los tres valores calculados corresponden a esas lecturas. CA-12.2 Dado un periodo sin lecturas, </w:t>
-            </w:r>
-            <w:r>
-              <w:lastRenderedPageBreak/>
-              <w:t>cuando se consulta, entonces el sistema lo informa como estado vacío y no presenta una serie vacía como si hubiera datos.</w:t>
+            <w:r/>
+            <w:r>
+              <w:t>CA-12.1 Dados una variable y un periodo con lecturas, cuando se consulta, entonces la serie y los tres valores calculados corresponden a esas lecturas. CA-12.2 Dado un periodo sin lecturas, cuando se consulta, entonces el sistema lo informa como estado vacío y no presenta una serie vacía como si hubiera datos.</w:t>
             </w:r>
           </w:p>
         </w:tc>
@@ -4285,14 +4538,20 @@
             </w:tcMar>
           </w:tcPr>
           <w:p>
-            <w:r>
-              <w:lastRenderedPageBreak/>
+            <w:r/>
+            <w:r>
               <w:t>Should</w:t>
             </w:r>
           </w:p>
         </w:tc>
       </w:tr>
       <w:tr>
+        <w:tblPrEx>
+          <w:tblCellMar>
+            <w:top w:w="0" w:type="dxa"/>
+            <w:bottom w:w="0" w:type="dxa"/>
+          </w:tblCellMar>
+        </w:tblPrEx>
         <w:tc>
           <w:tcPr>
             <w:tcW w:w="800" w:type="dxa"/>
@@ -4304,6 +4563,7 @@
             </w:tcMar>
           </w:tcPr>
           <w:p>
+            <w:r/>
             <w:r>
               <w:t>RF-13</w:t>
             </w:r>
@@ -4320,6 +4580,7 @@
             </w:tcMar>
           </w:tcPr>
           <w:p>
+            <w:r/>
             <w:r>
               <w:t>Como operador, quiero exportar en CSV el resultado de una consulta, para analizarlo fuera del sistema.</w:t>
             </w:r>
@@ -4336,6 +4597,7 @@
             </w:tcMar>
           </w:tcPr>
           <w:p>
+            <w:r/>
             <w:r>
               <w:t>CA-13.1 Dada una consulta con resultados, cuando se exporta, entonces el archivo contiene exactamente esas lecturas con sus encabezados. CA-13.2 Dada una consulta sin resultados, cuando se exporta, entonces el sistema informa que no hay datos que exportar y no genera un archivo vacío.</w:t>
             </w:r>
@@ -4352,6 +4614,7 @@
             </w:tcMar>
           </w:tcPr>
           <w:p>
+            <w:r/>
             <w:r>
               <w:t>Could</w:t>
             </w:r>
@@ -4377,13 +4640,19 @@
       <w:pPr>
         <w:jc w:val="both"/>
       </w:pPr>
+      <w:r>
+        <w:rPr>
+          <w:b/>
+          <w:bCs/>
+        </w:rPr>
+        <w:t>Total de requisitos: 13 · Must have: 7 · Porcentaje Must have: 53,8 % (debe ser ≤ 60 %)</w:t>
+      </w:r>
       <w:proofErr w:type="gramStart"/>
       <w:r>
         <w:rPr>
           <w:b/>
           <w:bCs/>
         </w:rPr>
-        <w:t>Total</w:t>
       </w:r>
       <w:proofErr w:type="gramEnd"/>
       <w:r>
@@ -4391,7 +4660,62 @@
           <w:b/>
           <w:bCs/>
         </w:rPr>
-        <w:t xml:space="preserve"> de requisitos: 13 · Must have: 7 · Porcentaje Must have: 53,8 % (debe ser ≤ 60 %)</w:t>
+      </w:r>
+      <w:proofErr w:type="spellStart"/>
+      <w:r>
+        <w:rPr>
+          <w:b/>
+          <w:bCs/>
+        </w:rPr>
+      </w:r>
+      <w:proofErr w:type="spellEnd"/>
+      <w:r>
+        <w:rPr>
+          <w:b/>
+          <w:bCs/>
+        </w:rPr>
+      </w:r>
+      <w:proofErr w:type="spellStart"/>
+      <w:r>
+        <w:rPr>
+          <w:b/>
+          <w:bCs/>
+        </w:rPr>
+      </w:r>
+      <w:proofErr w:type="spellEnd"/>
+      <w:r>
+        <w:rPr>
+          <w:b/>
+          <w:bCs/>
+        </w:rPr>
+      </w:r>
+      <w:proofErr w:type="spellStart"/>
+      <w:r>
+        <w:rPr>
+          <w:b/>
+          <w:bCs/>
+        </w:rPr>
+      </w:r>
+      <w:proofErr w:type="spellEnd"/>
+      <w:r>
+        <w:rPr>
+          <w:b/>
+          <w:bCs/>
+        </w:rPr>
+      </w:r>
+      <w:proofErr w:type="spellStart"/>
+      <w:r>
+        <w:rPr>
+          <w:b/>
+          <w:bCs/>
+        </w:rPr>
+      </w:r>
+      <w:proofErr w:type="spellEnd"/>
+      <w:r>
+        <w:rPr>
+          <w:b/>
+          <w:bCs/>
+        </w:rPr>
       </w:r>
     </w:p>
     <w:p>
@@ -4400,6 +4724,7 @@
         <w:spacing w:before="280" w:after="200"/>
       </w:pPr>
       <w:r>
+        <w:lastRenderedPageBreak/>
         <w:t>2.3.3 Requisitos no funcionales</w:t>
       </w:r>
     </w:p>
@@ -4421,12 +4746,18 @@
         <w:tblLook w:val="0000" w:firstRow="0" w:lastRow="0" w:firstColumn="0" w:lastColumn="0" w:noHBand="0" w:noVBand="0"/>
       </w:tblPr>
       <w:tblGrid>
-        <w:gridCol w:w="894"/>
-        <w:gridCol w:w="1788"/>
-        <w:gridCol w:w="2963"/>
-        <w:gridCol w:w="2655"/>
+        <w:gridCol w:w="900"/>
+        <w:gridCol w:w="1700"/>
+        <w:gridCol w:w="3000"/>
+        <w:gridCol w:w="2700"/>
       </w:tblGrid>
       <w:tr>
+        <w:tblPrEx>
+          <w:tblCellMar>
+            <w:top w:w="0" w:type="dxa"/>
+            <w:bottom w:w="0" w:type="dxa"/>
+          </w:tblCellMar>
+        </w:tblPrEx>
         <w:trPr>
           <w:tblHeader/>
         </w:trPr>
@@ -4536,6 +4867,12 @@
         </w:tc>
       </w:tr>
       <w:tr>
+        <w:tblPrEx>
+          <w:tblCellMar>
+            <w:top w:w="0" w:type="dxa"/>
+            <w:bottom w:w="0" w:type="dxa"/>
+          </w:tblCellMar>
+        </w:tblPrEx>
         <w:tc>
           <w:tcPr>
             <w:tcW w:w="900" w:type="dxa"/>
@@ -4547,6 +4884,7 @@
             </w:tcMar>
           </w:tcPr>
           <w:p>
+            <w:r/>
             <w:r>
               <w:t>RNF-01</w:t>
             </w:r>
@@ -4563,6 +4901,7 @@
             </w:tcMar>
           </w:tcPr>
           <w:p>
+            <w:r/>
             <w:r>
               <w:t>Rendimiento</w:t>
             </w:r>
@@ -4579,12 +4918,9 @@
             </w:tcMar>
           </w:tcPr>
           <w:p>
-            <w:r>
-              <w:t xml:space="preserve">El panel debe presentar el estado de las variables en un máximo de tres </w:t>
-            </w:r>
-            <w:r>
-              <w:lastRenderedPageBreak/>
-              <w:t>segundos con conexión móvil de cuarta generación y diez mil lecturas almacenadas.</w:t>
+            <w:r/>
+            <w:r>
+              <w:t>El panel debe presentar el estado de las variables en un máximo de tres segundos con conexión móvil de cuarta generación y diez mil lecturas almacenadas.</w:t>
             </w:r>
           </w:p>
         </w:tc>
@@ -4599,18 +4935,20 @@
             </w:tcMar>
           </w:tcPr>
           <w:p>
-            <w:r>
-              <w:lastRenderedPageBreak/>
-              <w:t xml:space="preserve">Cronometraje de la carga del panel y de los tiempos de </w:t>
-            </w:r>
-            <w:r>
-              <w:lastRenderedPageBreak/>
-              <w:t>respuesta registrados por la plataforma.</w:t>
+            <w:r/>
+            <w:r>
+              <w:t>Cronometraje de la carga del panel y de los tiempos de respuesta registrados por la plataforma.</w:t>
             </w:r>
           </w:p>
         </w:tc>
       </w:tr>
       <w:tr>
+        <w:tblPrEx>
+          <w:tblCellMar>
+            <w:top w:w="0" w:type="dxa"/>
+            <w:bottom w:w="0" w:type="dxa"/>
+          </w:tblCellMar>
+        </w:tblPrEx>
         <w:tc>
           <w:tcPr>
             <w:tcW w:w="900" w:type="dxa"/>
@@ -4622,8 +4960,8 @@
             </w:tcMar>
           </w:tcPr>
           <w:p>
-            <w:r>
-              <w:lastRenderedPageBreak/>
+            <w:r/>
+            <w:r>
               <w:t>RNF-02</w:t>
             </w:r>
           </w:p>
@@ -4639,6 +4977,7 @@
             </w:tcMar>
           </w:tcPr>
           <w:p>
+            <w:r/>
             <w:r>
               <w:t>Seguridad</w:t>
             </w:r>
@@ -4655,6 +4994,7 @@
             </w:tcMar>
           </w:tcPr>
           <w:p>
+            <w:r/>
             <w:r>
               <w:t>La autenticación se delega en un proveedor de identidad, la autorización se resuelve en el servidor según el rol, la comunicación es sobre HTTPS, las credenciales viven en variables de entorno y ninguna contraseña se almacena en el sistema.</w:t>
             </w:r>
@@ -4671,6 +5011,7 @@
             </w:tcMar>
           </w:tcPr>
           <w:p>
+            <w:r/>
             <w:r>
               <w:t>Inspección del repositorio y de su historial, autorización con cuentas de distinto rol y revisión de las reglas de seguridad publicadas.</w:t>
             </w:r>
@@ -4678,6 +5019,12 @@
         </w:tc>
       </w:tr>
       <w:tr>
+        <w:tblPrEx>
+          <w:tblCellMar>
+            <w:top w:w="0" w:type="dxa"/>
+            <w:bottom w:w="0" w:type="dxa"/>
+          </w:tblCellMar>
+        </w:tblPrEx>
         <w:tc>
           <w:tcPr>
             <w:tcW w:w="900" w:type="dxa"/>
@@ -4689,6 +5036,7 @@
             </w:tcMar>
           </w:tcPr>
           <w:p>
+            <w:r/>
             <w:r>
               <w:t>RNF-03</w:t>
             </w:r>
@@ -4705,6 +5053,7 @@
             </w:tcMar>
           </w:tcPr>
           <w:p>
+            <w:r/>
             <w:r>
               <w:t>Usabilidad</w:t>
             </w:r>
@@ -4721,6 +5070,7 @@
             </w:tcMar>
           </w:tcPr>
           <w:p>
+            <w:r/>
             <w:r>
               <w:t>Un usuario nuevo debe completar sin ayuda las tres tareas principales —registrar una lectura, consultar el historial y configurar un rango— en cinco minutos o menos, con una relación de contraste mínima de 4,5:1.</w:t>
             </w:r>
@@ -4737,6 +5087,7 @@
             </w:tcMar>
           </w:tcPr>
           <w:p>
+            <w:r/>
             <w:r>
               <w:t>Prueba con tres usuarios y medición del contraste de la paleta con instrumento, no a ojo.</w:t>
             </w:r>
@@ -4744,6 +5095,12 @@
         </w:tc>
       </w:tr>
       <w:tr>
+        <w:tblPrEx>
+          <w:tblCellMar>
+            <w:top w:w="0" w:type="dxa"/>
+            <w:bottom w:w="0" w:type="dxa"/>
+          </w:tblCellMar>
+        </w:tblPrEx>
         <w:tc>
           <w:tcPr>
             <w:tcW w:w="900" w:type="dxa"/>
@@ -4755,8 +5112,8 @@
             </w:tcMar>
           </w:tcPr>
           <w:p>
-            <w:r>
-              <w:lastRenderedPageBreak/>
+            <w:r/>
+            <w:r>
               <w:t>RNF-04</w:t>
             </w:r>
           </w:p>
@@ -4772,6 +5129,7 @@
             </w:tcMar>
           </w:tcPr>
           <w:p>
+            <w:r/>
             <w:r>
               <w:t>Compatibilidad</w:t>
             </w:r>
@@ -4788,6 +5146,7 @@
             </w:tcMar>
           </w:tcPr>
           <w:p>
+            <w:r/>
             <w:r>
               <w:t>La aplicación móvil debe funcionar en Android 8.0 (API 26) o superior y la aplicación web en las versiones vigentes de Chrome, Edge y Firefox.</w:t>
             </w:r>
@@ -4804,6 +5163,7 @@
             </w:tcMar>
           </w:tcPr>
           <w:p>
+            <w:r/>
             <w:r>
               <w:t>Instalación del archivo instalable en dos dispositivos y ejecución en los tres navegadores.</w:t>
             </w:r>
@@ -4811,6 +5171,12 @@
         </w:tc>
       </w:tr>
       <w:tr>
+        <w:tblPrEx>
+          <w:tblCellMar>
+            <w:top w:w="0" w:type="dxa"/>
+            <w:bottom w:w="0" w:type="dxa"/>
+          </w:tblCellMar>
+        </w:tblPrEx>
         <w:tc>
           <w:tcPr>
             <w:tcW w:w="900" w:type="dxa"/>
@@ -4822,6 +5188,7 @@
             </w:tcMar>
           </w:tcPr>
           <w:p>
+            <w:r/>
             <w:r>
               <w:t>RNF-05</w:t>
             </w:r>
@@ -4838,6 +5205,7 @@
             </w:tcMar>
           </w:tcPr>
           <w:p>
+            <w:r/>
             <w:r>
               <w:t>Disponibilidad</w:t>
             </w:r>
@@ -4854,6 +5222,7 @@
             </w:tcMar>
           </w:tcPr>
           <w:p>
+            <w:r/>
             <w:r>
               <w:t>El sistema debe permanecer accesible durante la operación del cultivo, admitiendo una demora de hasta treinta segundos en la primera petición posterior a la suspensión del servicio por inactividad.</w:t>
             </w:r>
@@ -4870,6 +5239,7 @@
             </w:tcMar>
           </w:tcPr>
           <w:p>
+            <w:r/>
             <w:r>
               <w:t>Invocación del endpoint de salud tras quince minutos sin uso y medición del tiempo de respuesta.</w:t>
             </w:r>
@@ -4877,6 +5247,12 @@
         </w:tc>
       </w:tr>
       <w:tr>
+        <w:tblPrEx>
+          <w:tblCellMar>
+            <w:top w:w="0" w:type="dxa"/>
+            <w:bottom w:w="0" w:type="dxa"/>
+          </w:tblCellMar>
+        </w:tblPrEx>
         <w:tc>
           <w:tcPr>
             <w:tcW w:w="900" w:type="dxa"/>
@@ -4888,6 +5264,7 @@
             </w:tcMar>
           </w:tcPr>
           <w:p>
+            <w:r/>
             <w:r>
               <w:t>RNF-06</w:t>
             </w:r>
@@ -4904,6 +5281,7 @@
             </w:tcMar>
           </w:tcPr>
           <w:p>
+            <w:r/>
             <w:r>
               <w:t>Adaptabilidad</w:t>
             </w:r>
@@ -4920,6 +5298,7 @@
             </w:tcMar>
           </w:tcPr>
           <w:p>
+            <w:r/>
             <w:r>
               <w:t>La interfaz debe reorganizarse sin desplazamiento horizontal en anchos de pantalla de 320 a 1920 píxeles.</w:t>
             </w:r>
@@ -4936,6 +5315,7 @@
             </w:tcMar>
           </w:tcPr>
           <w:p>
+            <w:r/>
             <w:r>
               <w:t>Capturas en móvil, tableta y escritorio incorporadas como figuras del documento.</w:t>
             </w:r>
@@ -4943,6 +5323,12 @@
         </w:tc>
       </w:tr>
       <w:tr>
+        <w:tblPrEx>
+          <w:tblCellMar>
+            <w:top w:w="0" w:type="dxa"/>
+            <w:bottom w:w="0" w:type="dxa"/>
+          </w:tblCellMar>
+        </w:tblPrEx>
         <w:tc>
           <w:tcPr>
             <w:tcW w:w="900" w:type="dxa"/>
@@ -4954,6 +5340,7 @@
             </w:tcMar>
           </w:tcPr>
           <w:p>
+            <w:r/>
             <w:r>
               <w:t>RNF-07</w:t>
             </w:r>
@@ -4970,6 +5357,7 @@
             </w:tcMar>
           </w:tcPr>
           <w:p>
+            <w:r/>
             <w:r>
               <w:t>Mantenibilidad</w:t>
             </w:r>
@@ -4986,12 +5374,9 @@
             </w:tcMar>
           </w:tcPr>
           <w:p>
-            <w:r>
-              <w:t xml:space="preserve">El contrato de la API debe estar versionado y documentado, las respuestas de error deben seguir un formato </w:t>
-            </w:r>
-            <w:r>
-              <w:lastRenderedPageBreak/>
-              <w:t>único y el servicio debe organizarse en módulos con responsabilidades separadas.</w:t>
+            <w:r/>
+            <w:r>
+              <w:t>El contrato de la API debe estar versionado y documentado, las respuestas de error deben seguir un formato único y el servicio debe organizarse en módulos con responsabilidades separadas.</w:t>
             </w:r>
           </w:p>
         </w:tc>
@@ -5006,14 +5391,20 @@
             </w:tcMar>
           </w:tcPr>
           <w:p>
-            <w:r>
-              <w:lastRenderedPageBreak/>
+            <w:r/>
+            <w:r>
               <w:t>Contrato generado desde el propio servicio e inspección de la organización de los módulos.</w:t>
             </w:r>
           </w:p>
         </w:tc>
       </w:tr>
       <w:tr>
+        <w:tblPrEx>
+          <w:tblCellMar>
+            <w:top w:w="0" w:type="dxa"/>
+            <w:bottom w:w="0" w:type="dxa"/>
+          </w:tblCellMar>
+        </w:tblPrEx>
         <w:tc>
           <w:tcPr>
             <w:tcW w:w="900" w:type="dxa"/>
@@ -5025,6 +5416,7 @@
             </w:tcMar>
           </w:tcPr>
           <w:p>
+            <w:r/>
             <w:r>
               <w:t>RNF-08</w:t>
             </w:r>
@@ -5041,6 +5433,7 @@
             </w:tcMar>
           </w:tcPr>
           <w:p>
+            <w:r/>
             <w:r>
               <w:t>Trazabilidad</w:t>
             </w:r>
@@ -5057,6 +5450,7 @@
             </w:tcMar>
           </w:tcPr>
           <w:p>
+            <w:r/>
             <w:r>
               <w:t>Cada lectura debe conservar su origen, el dispositivo o el usuario que la registró y su marca de tiempo, y cada alerta debe conservar la referencia a la lectura que la originó.</w:t>
             </w:r>
@@ -5073,6 +5467,7 @@
             </w:tcMar>
           </w:tcPr>
           <w:p>
+            <w:r/>
             <w:r>
               <w:t>Consulta a la base de datos y verificación de esos campos en las lecturas y en las alertas.</w:t>
             </w:r>
@@ -5126,6 +5521,12 @@
         <w:gridCol w:w="4600"/>
       </w:tblGrid>
       <w:tr>
+        <w:tblPrEx>
+          <w:tblCellMar>
+            <w:top w:w="0" w:type="dxa"/>
+            <w:bottom w:w="0" w:type="dxa"/>
+          </w:tblCellMar>
+        </w:tblPrEx>
         <w:trPr>
           <w:tblHeader/>
         </w:trPr>
@@ -5211,6 +5612,12 @@
         </w:tc>
       </w:tr>
       <w:tr>
+        <w:tblPrEx>
+          <w:tblCellMar>
+            <w:top w:w="0" w:type="dxa"/>
+            <w:bottom w:w="0" w:type="dxa"/>
+          </w:tblCellMar>
+        </w:tblPrEx>
         <w:tc>
           <w:tcPr>
             <w:tcW w:w="3000" w:type="dxa"/>
@@ -5222,6 +5629,7 @@
             </w:tcMar>
           </w:tcPr>
           <w:p>
+            <w:r/>
             <w:r>
               <w:t>Control automático de actuadores (bombas, dosificadores)</w:t>
             </w:r>
@@ -5238,6 +5646,7 @@
             </w:tcMar>
           </w:tcPr>
           <w:p>
+            <w:r/>
             <w:r>
               <w:t>Won't</w:t>
             </w:r>
@@ -5254,6 +5663,7 @@
             </w:tcMar>
           </w:tcPr>
           <w:p>
+            <w:r/>
             <w:r>
               <w:t>Exigiría hardware de accionamiento y un lazo de control que no cabe en el plazo del diplomado; el sistema monitorea y avisa, no actúa sobre el cultivo.</w:t>
             </w:r>
@@ -5261,6 +5671,12 @@
         </w:tc>
       </w:tr>
       <w:tr>
+        <w:tblPrEx>
+          <w:tblCellMar>
+            <w:top w:w="0" w:type="dxa"/>
+            <w:bottom w:w="0" w:type="dxa"/>
+          </w:tblCellMar>
+        </w:tblPrEx>
         <w:tc>
           <w:tcPr>
             <w:tcW w:w="3000" w:type="dxa"/>
@@ -5272,6 +5688,7 @@
             </w:tcMar>
           </w:tcPr>
           <w:p>
+            <w:r/>
             <w:r>
               <w:t>Comunicación por MQTT con el módulo de adquisición</w:t>
             </w:r>
@@ -5288,6 +5705,7 @@
             </w:tcMar>
           </w:tcPr>
           <w:p>
+            <w:r/>
             <w:r>
               <w:t>Won't</w:t>
             </w:r>
@@ -5304,6 +5722,7 @@
             </w:tcMar>
           </w:tcPr>
           <w:p>
+            <w:r/>
             <w:r>
               <w:t>HTTP es suficiente para el prototipo, es más simple de verificar y permite reutilizar el mismo mecanismo de autenticación por clave de dispositivo.</w:t>
             </w:r>
@@ -5311,6 +5730,12 @@
         </w:tc>
       </w:tr>
       <w:tr>
+        <w:tblPrEx>
+          <w:tblCellMar>
+            <w:top w:w="0" w:type="dxa"/>
+            <w:bottom w:w="0" w:type="dxa"/>
+          </w:tblCellMar>
+        </w:tblPrEx>
         <w:tc>
           <w:tcPr>
             <w:tcW w:w="3000" w:type="dxa"/>
@@ -5322,8 +5747,8 @@
             </w:tcMar>
           </w:tcPr>
           <w:p>
-            <w:r>
-              <w:lastRenderedPageBreak/>
+            <w:r/>
+            <w:r>
               <w:t>Predicciones basadas en aprendizaje automático</w:t>
             </w:r>
           </w:p>
@@ -5339,6 +5764,7 @@
             </w:tcMar>
           </w:tcPr>
           <w:p>
+            <w:r/>
             <w:r>
               <w:t>Won't</w:t>
             </w:r>
@@ -5355,6 +5781,7 @@
             </w:tcMar>
           </w:tcPr>
           <w:p>
+            <w:r/>
             <w:r>
               <w:t>El alcance se limita al contraste de cada lectura contra rangos de referencia configurables, que es verificable con casos de prueba.</w:t>
             </w:r>
@@ -5362,6 +5789,12 @@
         </w:tc>
       </w:tr>
       <w:tr>
+        <w:tblPrEx>
+          <w:tblCellMar>
+            <w:top w:w="0" w:type="dxa"/>
+            <w:bottom w:w="0" w:type="dxa"/>
+          </w:tblCellMar>
+        </w:tblPrEx>
         <w:tc>
           <w:tcPr>
             <w:tcW w:w="3000" w:type="dxa"/>
@@ -5373,6 +5806,7 @@
             </w:tcMar>
           </w:tcPr>
           <w:p>
+            <w:r/>
             <w:r>
               <w:t>Notificación de alertas por correo electrónico</w:t>
             </w:r>
@@ -5389,6 +5823,7 @@
             </w:tcMar>
           </w:tcPr>
           <w:p>
+            <w:r/>
             <w:r>
               <w:t>Could</w:t>
             </w:r>
@@ -5405,6 +5840,7 @@
             </w:tcMar>
           </w:tcPr>
           <w:p>
+            <w:r/>
             <w:r>
               <w:t>Aporta valor al usuario, pero su desarrollo compite con el cierre del alcance indispensable y con el despliegue verificado.</w:t>
             </w:r>
@@ -5412,6 +5848,12 @@
         </w:tc>
       </w:tr>
       <w:tr>
+        <w:tblPrEx>
+          <w:tblCellMar>
+            <w:top w:w="0" w:type="dxa"/>
+            <w:bottom w:w="0" w:type="dxa"/>
+          </w:tblCellMar>
+        </w:tblPrEx>
         <w:tc>
           <w:tcPr>
             <w:tcW w:w="3000" w:type="dxa"/>
@@ -5423,6 +5865,7 @@
             </w:tcMar>
           </w:tcPr>
           <w:p>
+            <w:r/>
             <w:r>
               <w:t>Exportación a Excel y PDF</w:t>
             </w:r>
@@ -5439,6 +5882,7 @@
             </w:tcMar>
           </w:tcPr>
           <w:p>
+            <w:r/>
             <w:r>
               <w:t>Could</w:t>
             </w:r>
@@ -5455,6 +5899,7 @@
             </w:tcMar>
           </w:tcPr>
           <w:p>
+            <w:r/>
             <w:r>
               <w:t>La exportación en CSV cubre la necesidad de análisis externo y es la que exige el requisito funcional RF-13.</w:t>
             </w:r>
@@ -5489,28 +5934,24 @@
       <w:pPr>
         <w:jc w:val="both"/>
       </w:pPr>
+      <w:r/>
       <w:r>
-        <w:rPr>
-          <w:noProof/>
-        </w:rPr>
-        <w:lastRenderedPageBreak/>
         <w:drawing>
-          <wp:inline distT="0" distB="0" distL="0" distR="0" wp14:anchorId="7CC663A8" wp14:editId="61EA20C9">
+          <wp:inline xmlns:a="http://schemas.openxmlformats.org/drawingml/2006/main" xmlns:pic="http://schemas.openxmlformats.org/drawingml/2006/picture">
             <wp:extent cx="5580000" cy="4017600"/>
-            <wp:effectExtent l="0" t="0" r="0" b="0"/>
             <wp:docPr id="2" name="Picture 2"/>
             <wp:cNvGraphicFramePr>
-              <a:graphicFrameLocks xmlns:a="http://schemas.openxmlformats.org/drawingml/2006/main" noChangeAspect="1"/>
+              <a:graphicFrameLocks noChangeAspect="1"/>
             </wp:cNvGraphicFramePr>
-            <a:graphic xmlns:a="http://schemas.openxmlformats.org/drawingml/2006/main">
+            <a:graphic>
               <a:graphicData uri="http://schemas.openxmlformats.org/drawingml/2006/picture">
-                <pic:pic xmlns:pic="http://schemas.openxmlformats.org/drawingml/2006/picture">
+                <pic:pic>
                   <pic:nvPicPr>
                     <pic:cNvPr id="0" name="11-casos-de-uso.png"/>
                     <pic:cNvPicPr/>
                   </pic:nvPicPr>
                   <pic:blipFill>
-                    <a:blip r:embed="rId9"/>
+                    <a:blip r:embed="rId12"/>
                     <a:stretch>
                       <a:fillRect/>
                     </a:stretch>
@@ -5520,9 +5961,7 @@
                       <a:off x="0" y="0"/>
                       <a:ext cx="5580000" cy="4017600"/>
                     </a:xfrm>
-                    <a:prstGeom prst="rect">
-                      <a:avLst/>
-                    </a:prstGeom>
+                    <a:prstGeom prst="rect"/>
                   </pic:spPr>
                 </pic:pic>
               </a:graphicData>
@@ -5586,7 +6025,6 @@
         <w:jc w:val="both"/>
       </w:pPr>
       <w:r>
-        <w:lastRenderedPageBreak/>
         <w:t>Postcondición: la sesión queda iniciada con el rol resuelto por el servicio, no por la aplicación.</w:t>
       </w:r>
     </w:p>
@@ -5704,6 +6142,9 @@
         </w:rPr>
         <w:t xml:space="preserve">Patrón arquitectónico adoptado: </w:t>
       </w:r>
+      <w:proofErr w:type="gramStart"/>
+      <w:r/>
+      <w:proofErr w:type="gramEnd"/>
       <w:r>
         <w:t>Monolito modular organizado en cuatro niveles: adquisición, servicio, datos y presentación.</w:t>
       </w:r>
@@ -5718,6 +6159,9 @@
         </w:rPr>
         <w:t xml:space="preserve">Justificación contra los requisitos, citándolos por ID: </w:t>
       </w:r>
+      <w:proofErr w:type="gramStart"/>
+      <w:r/>
+      <w:proofErr w:type="gramEnd"/>
       <w:r>
         <w:t>La decisión se argumenta contra los requisitos y no contra preferencias. RNF-07 exige que añadir una variable o un módulo de cultivo no obligue a modificar la interfaz ni la estructura de datos: el monolito modular lo consigue con un catálogo de variables y un modelo documental, sin la red entre servicios ni los despliegues múltiples que exigirían los microservicios. El requisito mínimo 1 exige un sistema desplegado y accesible: un solo despliegue y una sola base de datos reducen el riesgo operativo en un proyecto individual. La separación entre el nivel de servicio y el nivel de datos responde a RNF-02 (seguridad), porque el cliente no decide reglas ni accede a la base. El nivel de adquisición se mantiene separado y con identidad propia porque el dispositivo no puede resguardar credenciales de servicio (RNF-02) y RNF-08 exige conservar el origen de cada lectura.</w:t>
       </w:r>
@@ -5726,28 +6170,24 @@
       <w:pPr>
         <w:jc w:val="both"/>
       </w:pPr>
+      <w:r/>
       <w:r>
-        <w:rPr>
-          <w:noProof/>
-        </w:rPr>
-        <w:lastRenderedPageBreak/>
         <w:drawing>
-          <wp:inline distT="0" distB="0" distL="0" distR="0" wp14:anchorId="6DF8A97D" wp14:editId="778B24E1">
+          <wp:inline xmlns:a="http://schemas.openxmlformats.org/drawingml/2006/main" xmlns:pic="http://schemas.openxmlformats.org/drawingml/2006/picture">
             <wp:extent cx="5580000" cy="3985714"/>
-            <wp:effectExtent l="0" t="0" r="0" b="0"/>
             <wp:docPr id="3" name="Picture 3"/>
             <wp:cNvGraphicFramePr>
-              <a:graphicFrameLocks xmlns:a="http://schemas.openxmlformats.org/drawingml/2006/main" noChangeAspect="1"/>
+              <a:graphicFrameLocks noChangeAspect="1"/>
             </wp:cNvGraphicFramePr>
-            <a:graphic xmlns:a="http://schemas.openxmlformats.org/drawingml/2006/main">
+            <a:graphic>
               <a:graphicData uri="http://schemas.openxmlformats.org/drawingml/2006/picture">
-                <pic:pic xmlns:pic="http://schemas.openxmlformats.org/drawingml/2006/picture">
+                <pic:pic>
                   <pic:nvPicPr>
                     <pic:cNvPr id="0" name="10-arquitectura-de-componentes.png"/>
                     <pic:cNvPicPr/>
                   </pic:nvPicPr>
                   <pic:blipFill>
-                    <a:blip r:embed="rId10"/>
+                    <a:blip r:embed="rId13"/>
                     <a:stretch>
                       <a:fillRect/>
                     </a:stretch>
@@ -5757,9 +6197,7 @@
                       <a:off x="0" y="0"/>
                       <a:ext cx="5580000" cy="3985714"/>
                     </a:xfrm>
-                    <a:prstGeom prst="rect">
-                      <a:avLst/>
-                    </a:prstGeom>
+                    <a:prstGeom prst="rect"/>
                   </pic:spPr>
                 </pic:pic>
               </a:graphicData>
@@ -5800,13 +6238,19 @@
         <w:tblLook w:val="0000" w:firstRow="0" w:lastRow="0" w:firstColumn="0" w:lastColumn="0" w:noHBand="0" w:noVBand="0"/>
       </w:tblPr>
       <w:tblGrid>
-        <w:gridCol w:w="1531"/>
-        <w:gridCol w:w="2165"/>
-        <w:gridCol w:w="1722"/>
-        <w:gridCol w:w="1748"/>
+        <w:gridCol w:w="1586"/>
+        <w:gridCol w:w="2352"/>
+        <w:gridCol w:w="1665"/>
+        <w:gridCol w:w="1563"/>
         <w:gridCol w:w="1134"/>
       </w:tblGrid>
       <w:tr>
+        <w:tblPrEx>
+          <w:tblCellMar>
+            <w:top w:w="0" w:type="dxa"/>
+            <w:bottom w:w="0" w:type="dxa"/>
+          </w:tblCellMar>
+        </w:tblPrEx>
         <w:trPr>
           <w:tblHeader/>
         </w:trPr>
@@ -5942,6 +6386,12 @@
         </w:tc>
       </w:tr>
       <w:tr>
+        <w:tblPrEx>
+          <w:tblCellMar>
+            <w:top w:w="0" w:type="dxa"/>
+            <w:bottom w:w="0" w:type="dxa"/>
+          </w:tblCellMar>
+        </w:tblPrEx>
         <w:tc>
           <w:tcPr>
             <w:tcW w:w="1600" w:type="dxa"/>
@@ -5953,6 +6403,7 @@
             </w:tcMar>
           </w:tcPr>
           <w:p>
+            <w:r/>
             <w:r>
               <w:t>Aplicación web y móvil</w:t>
             </w:r>
@@ -5969,6 +6420,7 @@
             </w:tcMar>
           </w:tcPr>
           <w:p>
+            <w:r/>
             <w:r>
               <w:t>Presenta la información y recoge las entradas del usuario; no decide reglas de negocio</w:t>
             </w:r>
@@ -5985,6 +6437,7 @@
             </w:tcMar>
           </w:tcPr>
           <w:p>
+            <w:r/>
             <w:r>
               <w:t>Flutter 3.44.8 · Dart 3.12.2</w:t>
             </w:r>
@@ -6001,6 +6454,7 @@
             </w:tcMar>
           </w:tcPr>
           <w:p>
+            <w:r/>
             <w:r>
               <w:t>Servicio de la API · Firebase Authentication</w:t>
             </w:r>
@@ -6017,6 +6471,7 @@
             </w:tcMar>
           </w:tcPr>
           <w:p>
+            <w:r/>
             <w:r>
               <w:t>HTTPS / JSON</w:t>
             </w:r>
@@ -6024,6 +6479,12 @@
         </w:tc>
       </w:tr>
       <w:tr>
+        <w:tblPrEx>
+          <w:tblCellMar>
+            <w:top w:w="0" w:type="dxa"/>
+            <w:bottom w:w="0" w:type="dxa"/>
+          </w:tblCellMar>
+        </w:tblPrEx>
         <w:tc>
           <w:tcPr>
             <w:tcW w:w="1600" w:type="dxa"/>
@@ -6035,6 +6496,7 @@
             </w:tcMar>
           </w:tcPr>
           <w:p>
+            <w:r/>
             <w:r>
               <w:t>Servicio de la API</w:t>
             </w:r>
@@ -6051,12 +6513,9 @@
             </w:tcMar>
           </w:tcPr>
           <w:p>
-            <w:r>
-              <w:t xml:space="preserve">Valida los datos de entrada, autoriza por rol y aplica las reglas </w:t>
-            </w:r>
-            <w:r>
-              <w:lastRenderedPageBreak/>
-              <w:t>de negocio del dominio</w:t>
+            <w:r/>
+            <w:r>
+              <w:t>Valida los datos de entrada, autoriza por rol y aplica las reglas de negocio del dominio</w:t>
             </w:r>
           </w:p>
         </w:tc>
@@ -6071,8 +6530,8 @@
             </w:tcMar>
           </w:tcPr>
           <w:p>
-            <w:r>
-              <w:lastRenderedPageBreak/>
+            <w:r/>
+            <w:r>
               <w:t>FastAPI sobre Python 3.13</w:t>
             </w:r>
           </w:p>
@@ -6088,12 +6547,9 @@
             </w:tcMar>
           </w:tcPr>
           <w:p>
-            <w:r>
-              <w:t xml:space="preserve">Aplicación · Cloud Firestore · Firebase </w:t>
-            </w:r>
-            <w:r>
-              <w:lastRenderedPageBreak/>
-              <w:t>Authentication · módulo de adquisición</w:t>
+            <w:r/>
+            <w:r>
+              <w:t>Aplicación · Cloud Firestore · Firebase Authentication · módulo de adquisición</w:t>
             </w:r>
           </w:p>
         </w:tc>
@@ -6108,14 +6564,20 @@
             </w:tcMar>
           </w:tcPr>
           <w:p>
-            <w:r>
-              <w:lastRenderedPageBreak/>
+            <w:r/>
+            <w:r>
               <w:t>HTTPS / JSON</w:t>
             </w:r>
           </w:p>
         </w:tc>
       </w:tr>
       <w:tr>
+        <w:tblPrEx>
+          <w:tblCellMar>
+            <w:top w:w="0" w:type="dxa"/>
+            <w:bottom w:w="0" w:type="dxa"/>
+          </w:tblCellMar>
+        </w:tblPrEx>
         <w:tc>
           <w:tcPr>
             <w:tcW w:w="1600" w:type="dxa"/>
@@ -6127,6 +6589,7 @@
             </w:tcMar>
           </w:tcPr>
           <w:p>
+            <w:r/>
             <w:r>
               <w:t>Base de datos</w:t>
             </w:r>
@@ -6143,6 +6606,7 @@
             </w:tcMar>
           </w:tcPr>
           <w:p>
+            <w:r/>
             <w:r>
               <w:t>Guarda el estado del dominio y lo sirve únicamente al servicio</w:t>
             </w:r>
@@ -6159,6 +6623,7 @@
             </w:tcMar>
           </w:tcPr>
           <w:p>
+            <w:r/>
             <w:r>
               <w:t>Cloud Firestore</w:t>
             </w:r>
@@ -6175,6 +6640,7 @@
             </w:tcMar>
           </w:tcPr>
           <w:p>
+            <w:r/>
             <w:r>
               <w:t>Servicio de la API (SDK de administración con cuenta de servicio)</w:t>
             </w:r>
@@ -6191,6 +6657,7 @@
             </w:tcMar>
           </w:tcPr>
           <w:p>
+            <w:r/>
             <w:r>
               <w:t>gRPC / HTTPS</w:t>
             </w:r>
@@ -6198,6 +6665,12 @@
         </w:tc>
       </w:tr>
       <w:tr>
+        <w:tblPrEx>
+          <w:tblCellMar>
+            <w:top w:w="0" w:type="dxa"/>
+            <w:bottom w:w="0" w:type="dxa"/>
+          </w:tblCellMar>
+        </w:tblPrEx>
         <w:tc>
           <w:tcPr>
             <w:tcW w:w="1600" w:type="dxa"/>
@@ -6209,6 +6682,7 @@
             </w:tcMar>
           </w:tcPr>
           <w:p>
+            <w:r/>
             <w:r>
               <w:t>Proveedor de identidad</w:t>
             </w:r>
@@ -6225,6 +6699,7 @@
             </w:tcMar>
           </w:tcPr>
           <w:p>
+            <w:r/>
             <w:r>
               <w:t>Verifica las credenciales y emite el token de sesión</w:t>
             </w:r>
@@ -6241,6 +6716,7 @@
             </w:tcMar>
           </w:tcPr>
           <w:p>
+            <w:r/>
             <w:r>
               <w:t>Firebase Authentication</w:t>
             </w:r>
@@ -6257,6 +6733,7 @@
             </w:tcMar>
           </w:tcPr>
           <w:p>
+            <w:r/>
             <w:r>
               <w:t>Aplicación (inicio de sesión) · Servicio de la API (verificación)</w:t>
             </w:r>
@@ -6273,6 +6750,7 @@
             </w:tcMar>
           </w:tcPr>
           <w:p>
+            <w:r/>
             <w:r>
               <w:t>HTTPS / JSON</w:t>
             </w:r>
@@ -6280,6 +6758,12 @@
         </w:tc>
       </w:tr>
       <w:tr>
+        <w:tblPrEx>
+          <w:tblCellMar>
+            <w:top w:w="0" w:type="dxa"/>
+            <w:bottom w:w="0" w:type="dxa"/>
+          </w:tblCellMar>
+        </w:tblPrEx>
         <w:tc>
           <w:tcPr>
             <w:tcW w:w="1600" w:type="dxa"/>
@@ -6291,6 +6775,7 @@
             </w:tcMar>
           </w:tcPr>
           <w:p>
+            <w:r/>
             <w:r>
               <w:t>Módulo de adquisición</w:t>
             </w:r>
@@ -6307,6 +6792,7 @@
             </w:tcMar>
           </w:tcPr>
           <w:p>
+            <w:r/>
             <w:r>
               <w:t>Mide las variables del cultivo y publica las lecturas</w:t>
             </w:r>
@@ -6323,6 +6809,7 @@
             </w:tcMar>
           </w:tcPr>
           <w:p>
+            <w:r/>
             <w:r>
               <w:t>ESP32 (modelo por definir)</w:t>
             </w:r>
@@ -6339,6 +6826,7 @@
             </w:tcMar>
           </w:tcPr>
           <w:p>
+            <w:r/>
             <w:r>
               <w:t>Servicio de la API, con su clave de dispositivo</w:t>
             </w:r>
@@ -6355,6 +6843,7 @@
             </w:tcMar>
           </w:tcPr>
           <w:p>
+            <w:r/>
             <w:r>
               <w:t>HTTPS / JSON</w:t>
             </w:r>
@@ -6362,6 +6851,12 @@
         </w:tc>
       </w:tr>
       <w:tr>
+        <w:tblPrEx>
+          <w:tblCellMar>
+            <w:top w:w="0" w:type="dxa"/>
+            <w:bottom w:w="0" w:type="dxa"/>
+          </w:tblCellMar>
+        </w:tblPrEx>
         <w:tc>
           <w:tcPr>
             <w:tcW w:w="1600" w:type="dxa"/>
@@ -6373,6 +6868,7 @@
             </w:tcMar>
           </w:tcPr>
           <w:p>
+            <w:r/>
             <w:r>
               <w:t>Servicio externo de contexto</w:t>
             </w:r>
@@ -6389,6 +6885,7 @@
             </w:tcMar>
           </w:tcPr>
           <w:p>
+            <w:r/>
             <w:r>
               <w:t>Proporciona las condiciones climáticas actuales del entorno del cultivo</w:t>
             </w:r>
@@ -6405,6 +6902,7 @@
             </w:tcMar>
           </w:tcPr>
           <w:p>
+            <w:r/>
             <w:r>
               <w:t>Open-Meteo (API pública sin clave)</w:t>
             </w:r>
@@ -6421,6 +6919,7 @@
             </w:tcMar>
           </w:tcPr>
           <w:p>
+            <w:r/>
             <w:r>
               <w:t>Aplicación (consulta directa)</w:t>
             </w:r>
@@ -6437,6 +6936,7 @@
             </w:tcMar>
           </w:tcPr>
           <w:p>
+            <w:r/>
             <w:r>
               <w:t>HTTPS / JSON</w:t>
             </w:r>
@@ -6464,7 +6964,6 @@
         <w:spacing w:before="280" w:after="200"/>
       </w:pPr>
       <w:r>
-        <w:lastRenderedPageBreak/>
         <w:t>2.4.2 Modelo de datos</w:t>
       </w:r>
     </w:p>
@@ -6472,27 +6971,24 @@
       <w:pPr>
         <w:jc w:val="both"/>
       </w:pPr>
+      <w:r/>
       <w:r>
-        <w:rPr>
-          <w:noProof/>
-        </w:rPr>
         <w:drawing>
-          <wp:inline distT="0" distB="0" distL="0" distR="0" wp14:anchorId="3012D156" wp14:editId="5CF5A4FC">
+          <wp:inline xmlns:a="http://schemas.openxmlformats.org/drawingml/2006/main" xmlns:pic="http://schemas.openxmlformats.org/drawingml/2006/picture">
             <wp:extent cx="5580000" cy="3973637"/>
-            <wp:effectExtent l="0" t="0" r="0" b="0"/>
             <wp:docPr id="4" name="Picture 4"/>
             <wp:cNvGraphicFramePr>
-              <a:graphicFrameLocks xmlns:a="http://schemas.openxmlformats.org/drawingml/2006/main" noChangeAspect="1"/>
+              <a:graphicFrameLocks noChangeAspect="1"/>
             </wp:cNvGraphicFramePr>
-            <a:graphic xmlns:a="http://schemas.openxmlformats.org/drawingml/2006/main">
+            <a:graphic>
               <a:graphicData uri="http://schemas.openxmlformats.org/drawingml/2006/picture">
-                <pic:pic xmlns:pic="http://schemas.openxmlformats.org/drawingml/2006/picture">
+                <pic:pic>
                   <pic:nvPicPr>
                     <pic:cNvPr id="0" name="14-modelo-de-datos.png"/>
                     <pic:cNvPicPr/>
                   </pic:nvPicPr>
                   <pic:blipFill>
-                    <a:blip r:embed="rId11"/>
+                    <a:blip r:embed="rId14"/>
                     <a:stretch>
                       <a:fillRect/>
                     </a:stretch>
@@ -6502,9 +6998,7 @@
                       <a:off x="0" y="0"/>
                       <a:ext cx="5580000" cy="3973637"/>
                     </a:xfrm>
-                    <a:prstGeom prst="rect">
-                      <a:avLst/>
-                    </a:prstGeom>
+                    <a:prstGeom prst="rect"/>
                   </pic:spPr>
                 </pic:pic>
               </a:graphicData>
@@ -6557,14 +7051,20 @@
         <w:tblLook w:val="0000" w:firstRow="0" w:lastRow="0" w:firstColumn="0" w:lastColumn="0" w:noHBand="0" w:noVBand="0"/>
       </w:tblPr>
       <w:tblGrid>
-        <w:gridCol w:w="1668"/>
-        <w:gridCol w:w="1227"/>
+        <w:gridCol w:w="1460"/>
+        <w:gridCol w:w="1164"/>
         <w:gridCol w:w="1056"/>
         <w:gridCol w:w="1267"/>
-        <w:gridCol w:w="1921"/>
-        <w:gridCol w:w="1975"/>
+        <w:gridCol w:w="1581"/>
+        <w:gridCol w:w="1772"/>
       </w:tblGrid>
       <w:tr>
+        <w:tblPrEx>
+          <w:tblCellMar>
+            <w:top w:w="0" w:type="dxa"/>
+            <w:bottom w:w="0" w:type="dxa"/>
+          </w:tblCellMar>
+        </w:tblPrEx>
         <w:trPr>
           <w:tblHeader/>
         </w:trPr>
@@ -6726,6 +7226,12 @@
         </w:tc>
       </w:tr>
       <w:tr>
+        <w:tblPrEx>
+          <w:tblCellMar>
+            <w:top w:w="0" w:type="dxa"/>
+            <w:bottom w:w="0" w:type="dxa"/>
+          </w:tblCellMar>
+        </w:tblPrEx>
         <w:tc>
           <w:tcPr>
             <w:tcW w:w="1500" w:type="dxa"/>
@@ -6737,6 +7243,7 @@
             </w:tcMar>
           </w:tcPr>
           <w:p>
+            <w:r/>
             <w:r>
               <w:t>id</w:t>
             </w:r>
@@ -6753,6 +7260,7 @@
             </w:tcMar>
           </w:tcPr>
           <w:p>
+            <w:r/>
             <w:r>
               <w:t>Texto</w:t>
             </w:r>
@@ -6769,6 +7277,7 @@
             </w:tcMar>
           </w:tcPr>
           <w:p>
+            <w:r/>
             <w:r>
               <w:t>20</w:t>
             </w:r>
@@ -6785,6 +7294,7 @@
             </w:tcMar>
           </w:tcPr>
           <w:p>
+            <w:r/>
             <w:r>
               <w:t>Sí</w:t>
             </w:r>
@@ -6801,6 +7311,7 @@
             </w:tcMar>
           </w:tcPr>
           <w:p>
+            <w:r/>
             <w:r>
               <w:t>Identificador del documento</w:t>
             </w:r>
@@ -6817,6 +7328,7 @@
             </w:tcMar>
           </w:tcPr>
           <w:p>
+            <w:r/>
             <w:r>
               <w:t>Identificador único de la lectura</w:t>
             </w:r>
@@ -6824,6 +7336,12 @@
         </w:tc>
       </w:tr>
       <w:tr>
+        <w:tblPrEx>
+          <w:tblCellMar>
+            <w:top w:w="0" w:type="dxa"/>
+            <w:bottom w:w="0" w:type="dxa"/>
+          </w:tblCellMar>
+        </w:tblPrEx>
         <w:tc>
           <w:tcPr>
             <w:tcW w:w="1500" w:type="dxa"/>
@@ -6835,6 +7353,7 @@
             </w:tcMar>
           </w:tcPr>
           <w:p>
+            <w:r/>
             <w:r>
               <w:t>modulo_id</w:t>
             </w:r>
@@ -6851,6 +7370,7 @@
             </w:tcMar>
           </w:tcPr>
           <w:p>
+            <w:r/>
             <w:r>
               <w:t>Texto</w:t>
             </w:r>
@@ -6867,6 +7387,7 @@
             </w:tcMar>
           </w:tcPr>
           <w:p>
+            <w:r/>
             <w:r>
               <w:t>20</w:t>
             </w:r>
@@ -6883,6 +7404,7 @@
             </w:tcMar>
           </w:tcPr>
           <w:p>
+            <w:r/>
             <w:r>
               <w:t>Sí</w:t>
             </w:r>
@@ -6899,6 +7421,7 @@
             </w:tcMar>
           </w:tcPr>
           <w:p>
+            <w:r/>
             <w:r>
               <w:t>Referencia a modulos_cultivo</w:t>
             </w:r>
@@ -6915,6 +7438,7 @@
             </w:tcMar>
           </w:tcPr>
           <w:p>
+            <w:r/>
             <w:r>
               <w:t>Módulo de cultivo al que pertenece la lectura</w:t>
             </w:r>
@@ -6922,6 +7446,12 @@
         </w:tc>
       </w:tr>
       <w:tr>
+        <w:tblPrEx>
+          <w:tblCellMar>
+            <w:top w:w="0" w:type="dxa"/>
+            <w:bottom w:w="0" w:type="dxa"/>
+          </w:tblCellMar>
+        </w:tblPrEx>
         <w:tc>
           <w:tcPr>
             <w:tcW w:w="1500" w:type="dxa"/>
@@ -6933,8 +7463,8 @@
             </w:tcMar>
           </w:tcPr>
           <w:p>
-            <w:r>
-              <w:lastRenderedPageBreak/>
+            <w:r/>
+            <w:r>
               <w:t>variable</w:t>
             </w:r>
           </w:p>
@@ -6950,6 +7480,7 @@
             </w:tcMar>
           </w:tcPr>
           <w:p>
+            <w:r/>
             <w:r>
               <w:t>Texto</w:t>
             </w:r>
@@ -6966,6 +7497,7 @@
             </w:tcMar>
           </w:tcPr>
           <w:p>
+            <w:r/>
             <w:r>
               <w:t>12</w:t>
             </w:r>
@@ -6982,6 +7514,7 @@
             </w:tcMar>
           </w:tcPr>
           <w:p>
+            <w:r/>
             <w:r>
               <w:t>Sí</w:t>
             </w:r>
@@ -6998,6 +7531,7 @@
             </w:tcMar>
           </w:tcPr>
           <w:p>
+            <w:r/>
             <w:r>
               <w:t>Catálogo de siete variables</w:t>
             </w:r>
@@ -7014,6 +7548,7 @@
             </w:tcMar>
           </w:tcPr>
           <w:p>
+            <w:r/>
             <w:r>
               <w:t>Variable medida: ph, ec, tds, temp_solucion, temp_ambiental, humedad o nivel_agua</w:t>
             </w:r>
@@ -7021,6 +7556,12 @@
         </w:tc>
       </w:tr>
       <w:tr>
+        <w:tblPrEx>
+          <w:tblCellMar>
+            <w:top w:w="0" w:type="dxa"/>
+            <w:bottom w:w="0" w:type="dxa"/>
+          </w:tblCellMar>
+        </w:tblPrEx>
         <w:tc>
           <w:tcPr>
             <w:tcW w:w="1500" w:type="dxa"/>
@@ -7032,6 +7573,7 @@
             </w:tcMar>
           </w:tcPr>
           <w:p>
+            <w:r/>
             <w:r>
               <w:t>valor</w:t>
             </w:r>
@@ -7048,6 +7590,7 @@
             </w:tcMar>
           </w:tcPr>
           <w:p>
+            <w:r/>
             <w:r>
               <w:t>Numérico</w:t>
             </w:r>
@@ -7064,6 +7607,7 @@
             </w:tcMar>
           </w:tcPr>
           <w:p>
+            <w:r/>
             <w:r>
               <w:t>—</w:t>
             </w:r>
@@ -7080,6 +7624,7 @@
             </w:tcMar>
           </w:tcPr>
           <w:p>
+            <w:r/>
             <w:r>
               <w:t>Sí</w:t>
             </w:r>
@@ -7096,6 +7641,7 @@
             </w:tcMar>
           </w:tcPr>
           <w:p>
+            <w:r/>
             <w:r>
               <w:t>Dentro del límite físico de la variable</w:t>
             </w:r>
@@ -7112,6 +7658,7 @@
             </w:tcMar>
           </w:tcPr>
           <w:p>
+            <w:r/>
             <w:r>
               <w:t>Valor medido, en la unidad de la variable</w:t>
             </w:r>
@@ -7119,6 +7666,12 @@
         </w:tc>
       </w:tr>
       <w:tr>
+        <w:tblPrEx>
+          <w:tblCellMar>
+            <w:top w:w="0" w:type="dxa"/>
+            <w:bottom w:w="0" w:type="dxa"/>
+          </w:tblCellMar>
+        </w:tblPrEx>
         <w:tc>
           <w:tcPr>
             <w:tcW w:w="1500" w:type="dxa"/>
@@ -7130,6 +7683,7 @@
             </w:tcMar>
           </w:tcPr>
           <w:p>
+            <w:r/>
             <w:r>
               <w:t>unidad</w:t>
             </w:r>
@@ -7146,6 +7700,7 @@
             </w:tcMar>
           </w:tcPr>
           <w:p>
+            <w:r/>
             <w:r>
               <w:t>Texto</w:t>
             </w:r>
@@ -7162,6 +7717,7 @@
             </w:tcMar>
           </w:tcPr>
           <w:p>
+            <w:r/>
             <w:r>
               <w:t>8</w:t>
             </w:r>
@@ -7178,6 +7734,7 @@
             </w:tcMar>
           </w:tcPr>
           <w:p>
+            <w:r/>
             <w:r>
               <w:t>Sí</w:t>
             </w:r>
@@ -7194,6 +7751,7 @@
             </w:tcMar>
           </w:tcPr>
           <w:p>
+            <w:r/>
             <w:r>
               <w:t>Heredada del catálogo</w:t>
             </w:r>
@@ -7210,6 +7768,7 @@
             </w:tcMar>
           </w:tcPr>
           <w:p>
+            <w:r/>
             <w:r>
               <w:t>Unidad de medida correspondiente a la variable</w:t>
             </w:r>
@@ -7217,6 +7776,12 @@
         </w:tc>
       </w:tr>
       <w:tr>
+        <w:tblPrEx>
+          <w:tblCellMar>
+            <w:top w:w="0" w:type="dxa"/>
+            <w:bottom w:w="0" w:type="dxa"/>
+          </w:tblCellMar>
+        </w:tblPrEx>
         <w:tc>
           <w:tcPr>
             <w:tcW w:w="1500" w:type="dxa"/>
@@ -7228,6 +7793,7 @@
             </w:tcMar>
           </w:tcPr>
           <w:p>
+            <w:r/>
             <w:r>
               <w:t>origen</w:t>
             </w:r>
@@ -7244,6 +7810,7 @@
             </w:tcMar>
           </w:tcPr>
           <w:p>
+            <w:r/>
             <w:r>
               <w:t>Texto</w:t>
             </w:r>
@@ -7260,6 +7827,7 @@
             </w:tcMar>
           </w:tcPr>
           <w:p>
+            <w:r/>
             <w:r>
               <w:t>10</w:t>
             </w:r>
@@ -7276,6 +7844,7 @@
             </w:tcMar>
           </w:tcPr>
           <w:p>
+            <w:r/>
             <w:r>
               <w:t>Sí</w:t>
             </w:r>
@@ -7292,6 +7861,7 @@
             </w:tcMar>
           </w:tcPr>
           <w:p>
+            <w:r/>
             <w:r>
               <w:t>automatico o manual</w:t>
             </w:r>
@@ -7308,6 +7878,7 @@
             </w:tcMar>
           </w:tcPr>
           <w:p>
+            <w:r/>
             <w:r>
               <w:t>Procedencia de la lectura: módulo de adquisición o medición manual</w:t>
             </w:r>
@@ -7315,6 +7886,12 @@
         </w:tc>
       </w:tr>
       <w:tr>
+        <w:tblPrEx>
+          <w:tblCellMar>
+            <w:top w:w="0" w:type="dxa"/>
+            <w:bottom w:w="0" w:type="dxa"/>
+          </w:tblCellMar>
+        </w:tblPrEx>
         <w:tc>
           <w:tcPr>
             <w:tcW w:w="1500" w:type="dxa"/>
@@ -7326,6 +7903,7 @@
             </w:tcMar>
           </w:tcPr>
           <w:p>
+            <w:r/>
             <w:r>
               <w:t>timestamp</w:t>
             </w:r>
@@ -7342,6 +7920,7 @@
             </w:tcMar>
           </w:tcPr>
           <w:p>
+            <w:r/>
             <w:r>
               <w:t>Fecha y hora</w:t>
             </w:r>
@@ -7358,6 +7937,7 @@
             </w:tcMar>
           </w:tcPr>
           <w:p>
+            <w:r/>
             <w:r>
               <w:t>—</w:t>
             </w:r>
@@ -7374,6 +7954,7 @@
             </w:tcMar>
           </w:tcPr>
           <w:p>
+            <w:r/>
             <w:r>
               <w:t>Sí</w:t>
             </w:r>
@@ -7390,6 +7971,7 @@
             </w:tcMar>
           </w:tcPr>
           <w:p>
+            <w:r/>
             <w:r>
               <w:t>ISO 8601 en UTC</w:t>
             </w:r>
@@ -7406,6 +7988,7 @@
             </w:tcMar>
           </w:tcPr>
           <w:p>
+            <w:r/>
             <w:r>
               <w:t>Momento en que se realizó la medición</w:t>
             </w:r>
@@ -7413,6 +7996,12 @@
         </w:tc>
       </w:tr>
       <w:tr>
+        <w:tblPrEx>
+          <w:tblCellMar>
+            <w:top w:w="0" w:type="dxa"/>
+            <w:bottom w:w="0" w:type="dxa"/>
+          </w:tblCellMar>
+        </w:tblPrEx>
         <w:tc>
           <w:tcPr>
             <w:tcW w:w="1500" w:type="dxa"/>
@@ -7424,8 +8013,8 @@
             </w:tcMar>
           </w:tcPr>
           <w:p>
-            <w:r>
-              <w:lastRenderedPageBreak/>
+            <w:r/>
+            <w:r>
               <w:t>estado_rango</w:t>
             </w:r>
           </w:p>
@@ -7441,6 +8030,7 @@
             </w:tcMar>
           </w:tcPr>
           <w:p>
+            <w:r/>
             <w:r>
               <w:t>Texto</w:t>
             </w:r>
@@ -7457,6 +8047,7 @@
             </w:tcMar>
           </w:tcPr>
           <w:p>
+            <w:r/>
             <w:r>
               <w:t>10</w:t>
             </w:r>
@@ -7473,6 +8064,7 @@
             </w:tcMar>
           </w:tcPr>
           <w:p>
+            <w:r/>
             <w:r>
               <w:t>Sí</w:t>
             </w:r>
@@ -7489,6 +8081,7 @@
             </w:tcMar>
           </w:tcPr>
           <w:p>
+            <w:r/>
             <w:r>
               <w:t>dentro, bajo, alto o sin_rango</w:t>
             </w:r>
@@ -7505,6 +8098,7 @@
             </w:tcMar>
           </w:tcPr>
           <w:p>
+            <w:r/>
             <w:r>
               <w:t>Resultado de la evaluación del valor contra el rango vigente</w:t>
             </w:r>
@@ -7512,6 +8106,12 @@
         </w:tc>
       </w:tr>
       <w:tr>
+        <w:tblPrEx>
+          <w:tblCellMar>
+            <w:top w:w="0" w:type="dxa"/>
+            <w:bottom w:w="0" w:type="dxa"/>
+          </w:tblCellMar>
+        </w:tblPrEx>
         <w:tc>
           <w:tcPr>
             <w:tcW w:w="1500" w:type="dxa"/>
@@ -7523,6 +8123,7 @@
             </w:tcMar>
           </w:tcPr>
           <w:p>
+            <w:r/>
             <w:r>
               <w:t>observacion</w:t>
             </w:r>
@@ -7539,6 +8140,7 @@
             </w:tcMar>
           </w:tcPr>
           <w:p>
+            <w:r/>
             <w:r>
               <w:t>Texto</w:t>
             </w:r>
@@ -7555,6 +8157,7 @@
             </w:tcMar>
           </w:tcPr>
           <w:p>
+            <w:r/>
             <w:r>
               <w:t>200</w:t>
             </w:r>
@@ -7571,6 +8174,7 @@
             </w:tcMar>
           </w:tcPr>
           <w:p>
+            <w:r/>
             <w:r>
               <w:t>No</w:t>
             </w:r>
@@ -7587,6 +8191,7 @@
             </w:tcMar>
           </w:tcPr>
           <w:p>
+            <w:r/>
             <w:r>
               <w:t>—</w:t>
             </w:r>
@@ -7603,6 +8208,7 @@
             </w:tcMar>
           </w:tcPr>
           <w:p>
+            <w:r/>
             <w:r>
               <w:t>Nota opcional del operador sobre la medición</w:t>
             </w:r>
@@ -7643,6 +8249,9 @@
         </w:rPr>
         <w:t xml:space="preserve">Criterios de usabilidad y accesibilidad aplicados: </w:t>
       </w:r>
+      <w:proofErr w:type="gramStart"/>
+      <w:r/>
+      <w:proofErr w:type="gramEnd"/>
       <w:r>
         <w:t>el estado de cada variable no se comunica solo por color, sino con una etiqueta de texto —Normal, Por encima del rango, Por debajo del rango, Sin rango configurado— y con el valor y sus límites a la vista; las acciones se identifican con texto y no solo con iconos; los cuatro estados de toda vista que consume datos —carga, con datos, vacío y con error— se anuncian con texto y distinguen el fallo de conexión del rechazo del servidor; los controles mantienen un tamaño táctil suficiente para su uso en teléfono; y el contraste de la paleta cumple la relación mínima de 4,5:1 exigida por RNF-03.</w:t>
       </w:r>
@@ -7651,28 +8260,24 @@
       <w:pPr>
         <w:jc w:val="both"/>
       </w:pPr>
+      <w:r/>
       <w:r>
-        <w:rPr>
-          <w:noProof/>
-        </w:rPr>
-        <w:lastRenderedPageBreak/>
         <w:drawing>
-          <wp:inline distT="0" distB="0" distL="0" distR="0" wp14:anchorId="56C74218" wp14:editId="353F77CC">
+          <wp:inline xmlns:a="http://schemas.openxmlformats.org/drawingml/2006/main" xmlns:pic="http://schemas.openxmlformats.org/drawingml/2006/picture">
             <wp:extent cx="5400000" cy="7731818"/>
-            <wp:effectExtent l="0" t="0" r="0" b="0"/>
             <wp:docPr id="5" name="Picture 5"/>
             <wp:cNvGraphicFramePr>
-              <a:graphicFrameLocks xmlns:a="http://schemas.openxmlformats.org/drawingml/2006/main" noChangeAspect="1"/>
+              <a:graphicFrameLocks noChangeAspect="1"/>
             </wp:cNvGraphicFramePr>
-            <a:graphic xmlns:a="http://schemas.openxmlformats.org/drawingml/2006/main">
+            <a:graphic>
               <a:graphicData uri="http://schemas.openxmlformats.org/drawingml/2006/picture">
-                <pic:pic xmlns:pic="http://schemas.openxmlformats.org/drawingml/2006/picture">
+                <pic:pic>
                   <pic:nvPicPr>
                     <pic:cNvPr id="0" name="02-panel-principal.png"/>
                     <pic:cNvPicPr/>
                   </pic:nvPicPr>
                   <pic:blipFill>
-                    <a:blip r:embed="rId12"/>
+                    <a:blip r:embed="rId15"/>
                     <a:stretch>
                       <a:fillRect/>
                     </a:stretch>
@@ -7682,9 +8287,7 @@
                       <a:off x="0" y="0"/>
                       <a:ext cx="5400000" cy="7731818"/>
                     </a:xfrm>
-                    <a:prstGeom prst="rect">
-                      <a:avLst/>
-                    </a:prstGeom>
+                    <a:prstGeom prst="rect"/>
                   </pic:spPr>
                 </pic:pic>
               </a:graphicData>
@@ -7704,7 +8307,6 @@
           <w:sz w:val="20"/>
           <w:szCs w:val="20"/>
         </w:rPr>
-        <w:lastRenderedPageBreak/>
         <w:t xml:space="preserve">Figura 5. </w:t>
       </w:r>
       <w:proofErr w:type="spellStart"/>
@@ -7739,7 +8341,7 @@
     </w:p>
     <w:tbl>
       <w:tblPr>
-        <w:tblW w:w="9634" w:type="dxa"/>
+        <w:tblW w:w="9300" w:type="dxa"/>
         <w:tblBorders>
           <w:top w:val="single" w:sz="4" w:space="0" w:color="auto"/>
           <w:left w:val="single" w:sz="4" w:space="0" w:color="auto"/>
@@ -7748,7 +8350,6 @@
           <w:insideH w:val="single" w:sz="4" w:space="0" w:color="auto"/>
           <w:insideV w:val="single" w:sz="4" w:space="0" w:color="auto"/>
         </w:tblBorders>
-        <w:tblLayout w:type="fixed"/>
         <w:tblCellMar>
           <w:left w:w="10" w:type="dxa"/>
           <w:right w:w="10" w:type="dxa"/>
@@ -7756,21 +8357,27 @@
         <w:tblLook w:val="0000" w:firstRow="0" w:lastRow="0" w:firstColumn="0" w:lastColumn="0" w:noHBand="0" w:noVBand="0"/>
       </w:tblPr>
       <w:tblGrid>
-        <w:gridCol w:w="1134"/>
-        <w:gridCol w:w="2547"/>
-        <w:gridCol w:w="1276"/>
-        <w:gridCol w:w="1681"/>
-        <w:gridCol w:w="1495"/>
-        <w:gridCol w:w="793"/>
-        <w:gridCol w:w="708"/>
+        <w:gridCol w:w="979"/>
+        <w:gridCol w:w="1968"/>
+        <w:gridCol w:w="697"/>
+        <w:gridCol w:w="689"/>
+        <w:gridCol w:w="1582"/>
+        <w:gridCol w:w="1545"/>
+        <w:gridCol w:w="1840"/>
       </w:tblGrid>
       <w:tr>
+        <w:tblPrEx>
+          <w:tblCellMar>
+            <w:top w:w="0" w:type="dxa"/>
+            <w:bottom w:w="0" w:type="dxa"/>
+          </w:tblCellMar>
+        </w:tblPrEx>
         <w:trPr>
           <w:tblHeader/>
         </w:trPr>
         <w:tc>
           <w:tcPr>
-            <w:tcW w:w="1134" w:type="dxa"/>
+            <w:tcW w:w="900" w:type="dxa"/>
             <w:shd w:val="clear" w:color="auto" w:fill="D9D9D9"/>
             <w:tcMar>
               <w:top w:w="60" w:type="dxa"/>
@@ -7787,6 +8394,8 @@
               <w:rPr>
                 <w:b/>
                 <w:bCs/>
+                <w:sz w:val="20"/>
+                <w:szCs w:val="20"/>
               </w:rPr>
               <w:t>Método</w:t>
             </w:r>
@@ -7794,7 +8403,7 @@
         </w:tc>
         <w:tc>
           <w:tcPr>
-            <w:tcW w:w="2547" w:type="dxa"/>
+            <w:tcW w:w="1900" w:type="dxa"/>
             <w:shd w:val="clear" w:color="auto" w:fill="D9D9D9"/>
             <w:tcMar>
               <w:top w:w="60" w:type="dxa"/>
@@ -7811,6 +8420,8 @@
               <w:rPr>
                 <w:b/>
                 <w:bCs/>
+                <w:sz w:val="20"/>
+                <w:szCs w:val="20"/>
               </w:rPr>
               <w:t>Ruta</w:t>
             </w:r>
@@ -7818,7 +8429,7 @@
         </w:tc>
         <w:tc>
           <w:tcPr>
-            <w:tcW w:w="1276" w:type="dxa"/>
+            <w:tcW w:w="700" w:type="dxa"/>
             <w:shd w:val="clear" w:color="auto" w:fill="D9D9D9"/>
             <w:tcMar>
               <w:top w:w="60" w:type="dxa"/>
@@ -7836,6 +8447,8 @@
               <w:rPr>
                 <w:b/>
                 <w:bCs/>
+                <w:sz w:val="20"/>
+                <w:szCs w:val="20"/>
               </w:rPr>
               <w:t>Auth</w:t>
             </w:r>
@@ -7844,7 +8457,7 @@
         </w:tc>
         <w:tc>
           <w:tcPr>
-            <w:tcW w:w="1681" w:type="dxa"/>
+            <w:tcW w:w="700" w:type="dxa"/>
             <w:shd w:val="clear" w:color="auto" w:fill="D9D9D9"/>
             <w:tcMar>
               <w:top w:w="60" w:type="dxa"/>
@@ -7861,6 +8474,8 @@
               <w:rPr>
                 <w:b/>
                 <w:bCs/>
+                <w:sz w:val="20"/>
+                <w:szCs w:val="20"/>
               </w:rPr>
               <w:t>Rol</w:t>
             </w:r>
@@ -7868,7 +8483,7 @@
         </w:tc>
         <w:tc>
           <w:tcPr>
-            <w:tcW w:w="1495" w:type="dxa"/>
+            <w:tcW w:w="1600" w:type="dxa"/>
             <w:shd w:val="clear" w:color="auto" w:fill="D9D9D9"/>
             <w:tcMar>
               <w:top w:w="60" w:type="dxa"/>
@@ -7880,17 +8495,13 @@
           <w:p>
             <w:pPr>
               <w:spacing w:after="20" w:line="240" w:lineRule="auto"/>
-              <w:rPr>
-                <w:sz w:val="22"/>
-                <w:szCs w:val="22"/>
-              </w:rPr>
             </w:pPr>
             <w:r>
               <w:rPr>
                 <w:b/>
                 <w:bCs/>
-                <w:sz w:val="22"/>
-                <w:szCs w:val="22"/>
+                <w:sz w:val="20"/>
+                <w:szCs w:val="20"/>
               </w:rPr>
               <w:t>Parámetros</w:t>
             </w:r>
@@ -7898,7 +8509,7 @@
         </w:tc>
         <w:tc>
           <w:tcPr>
-            <w:tcW w:w="793" w:type="dxa"/>
+            <w:tcW w:w="1600" w:type="dxa"/>
             <w:shd w:val="clear" w:color="auto" w:fill="D9D9D9"/>
             <w:tcMar>
               <w:top w:w="60" w:type="dxa"/>
@@ -7910,17 +8521,13 @@
           <w:p>
             <w:pPr>
               <w:spacing w:after="20" w:line="240" w:lineRule="auto"/>
-              <w:rPr>
-                <w:sz w:val="22"/>
-                <w:szCs w:val="22"/>
-              </w:rPr>
             </w:pPr>
             <w:r>
               <w:rPr>
                 <w:b/>
                 <w:bCs/>
-                <w:sz w:val="22"/>
-                <w:szCs w:val="22"/>
+                <w:sz w:val="20"/>
+                <w:szCs w:val="20"/>
               </w:rPr>
               <w:t>2xx</w:t>
             </w:r>
@@ -7928,7 +8535,7 @@
         </w:tc>
         <w:tc>
           <w:tcPr>
-            <w:tcW w:w="708" w:type="dxa"/>
+            <w:tcW w:w="1900" w:type="dxa"/>
             <w:shd w:val="clear" w:color="auto" w:fill="D9D9D9"/>
             <w:tcMar>
               <w:top w:w="60" w:type="dxa"/>
@@ -7940,17 +8547,13 @@
           <w:p>
             <w:pPr>
               <w:spacing w:after="20" w:line="240" w:lineRule="auto"/>
-              <w:rPr>
-                <w:sz w:val="22"/>
-                <w:szCs w:val="22"/>
-              </w:rPr>
             </w:pPr>
             <w:r>
               <w:rPr>
                 <w:b/>
                 <w:bCs/>
-                <w:sz w:val="22"/>
-                <w:szCs w:val="22"/>
+                <w:sz w:val="20"/>
+                <w:szCs w:val="20"/>
               </w:rPr>
               <w:t>Errores</w:t>
             </w:r>
@@ -7958,43 +8561,41 @@
         </w:tc>
       </w:tr>
       <w:tr>
-        <w:tc>
-          <w:tcPr>
-            <w:tcW w:w="1134" w:type="dxa"/>
-            <w:tcMar>
-              <w:top w:w="60" w:type="dxa"/>
-              <w:left w:w="100" w:type="dxa"/>
-              <w:bottom w:w="60" w:type="dxa"/>
-              <w:right w:w="100" w:type="dxa"/>
-            </w:tcMar>
-          </w:tcPr>
-          <w:p>
-            <w:pPr>
-              <w:rPr>
-                <w:sz w:val="22"/>
-                <w:szCs w:val="22"/>
-              </w:rPr>
-            </w:pPr>
-            <w:r>
-              <w:rPr>
-                <w:sz w:val="22"/>
-                <w:szCs w:val="22"/>
-              </w:rPr>
+        <w:tblPrEx>
+          <w:tblCellMar>
+            <w:top w:w="0" w:type="dxa"/>
+            <w:bottom w:w="0" w:type="dxa"/>
+          </w:tblCellMar>
+        </w:tblPrEx>
+        <w:tc>
+          <w:tcPr>
+            <w:tcW w:w="900" w:type="dxa"/>
+            <w:tcMar>
+              <w:top w:w="60" w:type="dxa"/>
+              <w:left w:w="100" w:type="dxa"/>
+              <w:bottom w:w="60" w:type="dxa"/>
+              <w:right w:w="100" w:type="dxa"/>
+            </w:tcMar>
+          </w:tcPr>
+          <w:p>
+            <w:r/>
+            <w:r>
               <w:t>GET</w:t>
             </w:r>
           </w:p>
         </w:tc>
         <w:tc>
           <w:tcPr>
-            <w:tcW w:w="2547" w:type="dxa"/>
-            <w:tcMar>
-              <w:top w:w="60" w:type="dxa"/>
-              <w:left w:w="100" w:type="dxa"/>
-              <w:bottom w:w="60" w:type="dxa"/>
-              <w:right w:w="100" w:type="dxa"/>
-            </w:tcMar>
-          </w:tcPr>
-          <w:p>
+            <w:tcW w:w="1900" w:type="dxa"/>
+            <w:tcMar>
+              <w:top w:w="60" w:type="dxa"/>
+              <w:left w:w="100" w:type="dxa"/>
+              <w:bottom w:w="60" w:type="dxa"/>
+              <w:right w:w="100" w:type="dxa"/>
+            </w:tcMar>
+          </w:tcPr>
+          <w:p>
+            <w:r/>
             <w:r>
               <w:t>/api/v1/salud</w:t>
             </w:r>
@@ -8002,15 +8603,16 @@
         </w:tc>
         <w:tc>
           <w:tcPr>
-            <w:tcW w:w="1276" w:type="dxa"/>
-            <w:tcMar>
-              <w:top w:w="60" w:type="dxa"/>
-              <w:left w:w="100" w:type="dxa"/>
-              <w:bottom w:w="60" w:type="dxa"/>
-              <w:right w:w="100" w:type="dxa"/>
-            </w:tcMar>
-          </w:tcPr>
-          <w:p>
+            <w:tcW w:w="700" w:type="dxa"/>
+            <w:tcMar>
+              <w:top w:w="60" w:type="dxa"/>
+              <w:left w:w="100" w:type="dxa"/>
+              <w:bottom w:w="60" w:type="dxa"/>
+              <w:right w:w="100" w:type="dxa"/>
+            </w:tcMar>
+          </w:tcPr>
+          <w:p>
+            <w:r/>
             <w:r>
               <w:t>No</w:t>
             </w:r>
@@ -8018,15 +8620,16 @@
         </w:tc>
         <w:tc>
           <w:tcPr>
-            <w:tcW w:w="1681" w:type="dxa"/>
-            <w:tcMar>
-              <w:top w:w="60" w:type="dxa"/>
-              <w:left w:w="100" w:type="dxa"/>
-              <w:bottom w:w="60" w:type="dxa"/>
-              <w:right w:w="100" w:type="dxa"/>
-            </w:tcMar>
-          </w:tcPr>
-          <w:p>
+            <w:tcW w:w="700" w:type="dxa"/>
+            <w:tcMar>
+              <w:top w:w="60" w:type="dxa"/>
+              <w:left w:w="100" w:type="dxa"/>
+              <w:bottom w:w="60" w:type="dxa"/>
+              <w:right w:w="100" w:type="dxa"/>
+            </w:tcMar>
+          </w:tcPr>
+          <w:p>
+            <w:r/>
             <w:r>
               <w:t>—</w:t>
             </w:r>
@@ -8034,15 +8637,16 @@
         </w:tc>
         <w:tc>
           <w:tcPr>
-            <w:tcW w:w="1495" w:type="dxa"/>
-            <w:tcMar>
-              <w:top w:w="60" w:type="dxa"/>
-              <w:left w:w="100" w:type="dxa"/>
-              <w:bottom w:w="60" w:type="dxa"/>
-              <w:right w:w="100" w:type="dxa"/>
-            </w:tcMar>
-          </w:tcPr>
-          <w:p>
+            <w:tcW w:w="1600" w:type="dxa"/>
+            <w:tcMar>
+              <w:top w:w="60" w:type="dxa"/>
+              <w:left w:w="100" w:type="dxa"/>
+              <w:bottom w:w="60" w:type="dxa"/>
+              <w:right w:w="100" w:type="dxa"/>
+            </w:tcMar>
+          </w:tcPr>
+          <w:p>
+            <w:r/>
             <w:r>
               <w:t>—</w:t>
             </w:r>
@@ -8050,15 +8654,16 @@
         </w:tc>
         <w:tc>
           <w:tcPr>
-            <w:tcW w:w="793" w:type="dxa"/>
-            <w:tcMar>
-              <w:top w:w="60" w:type="dxa"/>
-              <w:left w:w="100" w:type="dxa"/>
-              <w:bottom w:w="60" w:type="dxa"/>
-              <w:right w:w="100" w:type="dxa"/>
-            </w:tcMar>
-          </w:tcPr>
-          <w:p>
+            <w:tcW w:w="1600" w:type="dxa"/>
+            <w:tcMar>
+              <w:top w:w="60" w:type="dxa"/>
+              <w:left w:w="100" w:type="dxa"/>
+              <w:bottom w:w="60" w:type="dxa"/>
+              <w:right w:w="100" w:type="dxa"/>
+            </w:tcMar>
+          </w:tcPr>
+          <w:p>
+            <w:r/>
             <w:r>
               <w:t>200</w:t>
             </w:r>
@@ -8066,15 +8671,16 @@
         </w:tc>
         <w:tc>
           <w:tcPr>
-            <w:tcW w:w="708" w:type="dxa"/>
-            <w:tcMar>
-              <w:top w:w="60" w:type="dxa"/>
-              <w:left w:w="100" w:type="dxa"/>
-              <w:bottom w:w="60" w:type="dxa"/>
-              <w:right w:w="100" w:type="dxa"/>
-            </w:tcMar>
-          </w:tcPr>
-          <w:p>
+            <w:tcW w:w="1900" w:type="dxa"/>
+            <w:tcMar>
+              <w:top w:w="60" w:type="dxa"/>
+              <w:left w:w="100" w:type="dxa"/>
+              <w:bottom w:w="60" w:type="dxa"/>
+              <w:right w:w="100" w:type="dxa"/>
+            </w:tcMar>
+          </w:tcPr>
+          <w:p>
+            <w:r/>
             <w:r>
               <w:t>—</w:t>
             </w:r>
@@ -8082,43 +8688,41 @@
         </w:tc>
       </w:tr>
       <w:tr>
-        <w:tc>
-          <w:tcPr>
-            <w:tcW w:w="1134" w:type="dxa"/>
-            <w:tcMar>
-              <w:top w:w="60" w:type="dxa"/>
-              <w:left w:w="100" w:type="dxa"/>
-              <w:bottom w:w="60" w:type="dxa"/>
-              <w:right w:w="100" w:type="dxa"/>
-            </w:tcMar>
-          </w:tcPr>
-          <w:p>
-            <w:pPr>
-              <w:rPr>
-                <w:sz w:val="22"/>
-                <w:szCs w:val="22"/>
-              </w:rPr>
-            </w:pPr>
-            <w:r>
-              <w:rPr>
-                <w:sz w:val="22"/>
-                <w:szCs w:val="22"/>
-              </w:rPr>
+        <w:tblPrEx>
+          <w:tblCellMar>
+            <w:top w:w="0" w:type="dxa"/>
+            <w:bottom w:w="0" w:type="dxa"/>
+          </w:tblCellMar>
+        </w:tblPrEx>
+        <w:tc>
+          <w:tcPr>
+            <w:tcW w:w="900" w:type="dxa"/>
+            <w:tcMar>
+              <w:top w:w="60" w:type="dxa"/>
+              <w:left w:w="100" w:type="dxa"/>
+              <w:bottom w:w="60" w:type="dxa"/>
+              <w:right w:w="100" w:type="dxa"/>
+            </w:tcMar>
+          </w:tcPr>
+          <w:p>
+            <w:r/>
+            <w:r>
               <w:t>POST</w:t>
             </w:r>
           </w:p>
         </w:tc>
         <w:tc>
           <w:tcPr>
-            <w:tcW w:w="2547" w:type="dxa"/>
-            <w:tcMar>
-              <w:top w:w="60" w:type="dxa"/>
-              <w:left w:w="100" w:type="dxa"/>
-              <w:bottom w:w="60" w:type="dxa"/>
-              <w:right w:w="100" w:type="dxa"/>
-            </w:tcMar>
-          </w:tcPr>
-          <w:p>
+            <w:tcW w:w="1900" w:type="dxa"/>
+            <w:tcMar>
+              <w:top w:w="60" w:type="dxa"/>
+              <w:left w:w="100" w:type="dxa"/>
+              <w:bottom w:w="60" w:type="dxa"/>
+              <w:right w:w="100" w:type="dxa"/>
+            </w:tcMar>
+          </w:tcPr>
+          <w:p>
+            <w:r/>
             <w:r>
               <w:t>/api/v1/lecturas</w:t>
             </w:r>
@@ -8126,15 +8730,16 @@
         </w:tc>
         <w:tc>
           <w:tcPr>
-            <w:tcW w:w="1276" w:type="dxa"/>
-            <w:tcMar>
-              <w:top w:w="60" w:type="dxa"/>
-              <w:left w:w="100" w:type="dxa"/>
-              <w:bottom w:w="60" w:type="dxa"/>
-              <w:right w:w="100" w:type="dxa"/>
-            </w:tcMar>
-          </w:tcPr>
-          <w:p>
+            <w:tcW w:w="700" w:type="dxa"/>
+            <w:tcMar>
+              <w:top w:w="60" w:type="dxa"/>
+              <w:left w:w="100" w:type="dxa"/>
+              <w:bottom w:w="60" w:type="dxa"/>
+              <w:right w:w="100" w:type="dxa"/>
+            </w:tcMar>
+          </w:tcPr>
+          <w:p>
+            <w:r/>
             <w:r>
               <w:t>Sí (clave de dispositivo)</w:t>
             </w:r>
@@ -8142,15 +8747,16 @@
         </w:tc>
         <w:tc>
           <w:tcPr>
-            <w:tcW w:w="1681" w:type="dxa"/>
-            <w:tcMar>
-              <w:top w:w="60" w:type="dxa"/>
-              <w:left w:w="100" w:type="dxa"/>
-              <w:bottom w:w="60" w:type="dxa"/>
-              <w:right w:w="100" w:type="dxa"/>
-            </w:tcMar>
-          </w:tcPr>
-          <w:p>
+            <w:tcW w:w="700" w:type="dxa"/>
+            <w:tcMar>
+              <w:top w:w="60" w:type="dxa"/>
+              <w:left w:w="100" w:type="dxa"/>
+              <w:bottom w:w="60" w:type="dxa"/>
+              <w:right w:w="100" w:type="dxa"/>
+            </w:tcMar>
+          </w:tcPr>
+          <w:p>
+            <w:r/>
             <w:r>
               <w:t>Módulo de adquisición</w:t>
             </w:r>
@@ -8158,15 +8764,16 @@
         </w:tc>
         <w:tc>
           <w:tcPr>
-            <w:tcW w:w="1495" w:type="dxa"/>
-            <w:tcMar>
-              <w:top w:w="60" w:type="dxa"/>
-              <w:left w:w="100" w:type="dxa"/>
-              <w:bottom w:w="60" w:type="dxa"/>
-              <w:right w:w="100" w:type="dxa"/>
-            </w:tcMar>
-          </w:tcPr>
-          <w:p>
+            <w:tcW w:w="1600" w:type="dxa"/>
+            <w:tcMar>
+              <w:top w:w="60" w:type="dxa"/>
+              <w:left w:w="100" w:type="dxa"/>
+              <w:bottom w:w="60" w:type="dxa"/>
+              <w:right w:w="100" w:type="dxa"/>
+            </w:tcMar>
+          </w:tcPr>
+          <w:p>
+            <w:r/>
             <w:r>
               <w:t>variable, valor, unidad, timestamp</w:t>
             </w:r>
@@ -8174,15 +8781,16 @@
         </w:tc>
         <w:tc>
           <w:tcPr>
-            <w:tcW w:w="793" w:type="dxa"/>
-            <w:tcMar>
-              <w:top w:w="60" w:type="dxa"/>
-              <w:left w:w="100" w:type="dxa"/>
-              <w:bottom w:w="60" w:type="dxa"/>
-              <w:right w:w="100" w:type="dxa"/>
-            </w:tcMar>
-          </w:tcPr>
-          <w:p>
+            <w:tcW w:w="1600" w:type="dxa"/>
+            <w:tcMar>
+              <w:top w:w="60" w:type="dxa"/>
+              <w:left w:w="100" w:type="dxa"/>
+              <w:bottom w:w="60" w:type="dxa"/>
+              <w:right w:w="100" w:type="dxa"/>
+            </w:tcMar>
+          </w:tcPr>
+          <w:p>
+            <w:r/>
             <w:r>
               <w:t>201</w:t>
             </w:r>
@@ -8190,15 +8798,16 @@
         </w:tc>
         <w:tc>
           <w:tcPr>
-            <w:tcW w:w="708" w:type="dxa"/>
-            <w:tcMar>
-              <w:top w:w="60" w:type="dxa"/>
-              <w:left w:w="100" w:type="dxa"/>
-              <w:bottom w:w="60" w:type="dxa"/>
-              <w:right w:w="100" w:type="dxa"/>
-            </w:tcMar>
-          </w:tcPr>
-          <w:p>
+            <w:tcW w:w="1900" w:type="dxa"/>
+            <w:tcMar>
+              <w:top w:w="60" w:type="dxa"/>
+              <w:left w:w="100" w:type="dxa"/>
+              <w:bottom w:w="60" w:type="dxa"/>
+              <w:right w:w="100" w:type="dxa"/>
+            </w:tcMar>
+          </w:tcPr>
+          <w:p>
+            <w:r/>
             <w:r>
               <w:t>401, 422</w:t>
             </w:r>
@@ -8206,43 +8815,41 @@
         </w:tc>
       </w:tr>
       <w:tr>
-        <w:tc>
-          <w:tcPr>
-            <w:tcW w:w="1134" w:type="dxa"/>
-            <w:tcMar>
-              <w:top w:w="60" w:type="dxa"/>
-              <w:left w:w="100" w:type="dxa"/>
-              <w:bottom w:w="60" w:type="dxa"/>
-              <w:right w:w="100" w:type="dxa"/>
-            </w:tcMar>
-          </w:tcPr>
-          <w:p>
-            <w:pPr>
-              <w:rPr>
-                <w:sz w:val="22"/>
-                <w:szCs w:val="22"/>
-              </w:rPr>
-            </w:pPr>
-            <w:r>
-              <w:rPr>
-                <w:sz w:val="22"/>
-                <w:szCs w:val="22"/>
-              </w:rPr>
+        <w:tblPrEx>
+          <w:tblCellMar>
+            <w:top w:w="0" w:type="dxa"/>
+            <w:bottom w:w="0" w:type="dxa"/>
+          </w:tblCellMar>
+        </w:tblPrEx>
+        <w:tc>
+          <w:tcPr>
+            <w:tcW w:w="900" w:type="dxa"/>
+            <w:tcMar>
+              <w:top w:w="60" w:type="dxa"/>
+              <w:left w:w="100" w:type="dxa"/>
+              <w:bottom w:w="60" w:type="dxa"/>
+              <w:right w:w="100" w:type="dxa"/>
+            </w:tcMar>
+          </w:tcPr>
+          <w:p>
+            <w:r/>
+            <w:r>
               <w:t>POST</w:t>
             </w:r>
           </w:p>
         </w:tc>
         <w:tc>
           <w:tcPr>
-            <w:tcW w:w="2547" w:type="dxa"/>
-            <w:tcMar>
-              <w:top w:w="60" w:type="dxa"/>
-              <w:left w:w="100" w:type="dxa"/>
-              <w:bottom w:w="60" w:type="dxa"/>
-              <w:right w:w="100" w:type="dxa"/>
-            </w:tcMar>
-          </w:tcPr>
-          <w:p>
+            <w:tcW w:w="1900" w:type="dxa"/>
+            <w:tcMar>
+              <w:top w:w="60" w:type="dxa"/>
+              <w:left w:w="100" w:type="dxa"/>
+              <w:bottom w:w="60" w:type="dxa"/>
+              <w:right w:w="100" w:type="dxa"/>
+            </w:tcMar>
+          </w:tcPr>
+          <w:p>
+            <w:r/>
             <w:r>
               <w:t>/api/v1/lecturas/manual</w:t>
             </w:r>
@@ -8250,15 +8857,16 @@
         </w:tc>
         <w:tc>
           <w:tcPr>
-            <w:tcW w:w="1276" w:type="dxa"/>
-            <w:tcMar>
-              <w:top w:w="60" w:type="dxa"/>
-              <w:left w:w="100" w:type="dxa"/>
-              <w:bottom w:w="60" w:type="dxa"/>
-              <w:right w:w="100" w:type="dxa"/>
-            </w:tcMar>
-          </w:tcPr>
-          <w:p>
+            <w:tcW w:w="700" w:type="dxa"/>
+            <w:tcMar>
+              <w:top w:w="60" w:type="dxa"/>
+              <w:left w:w="100" w:type="dxa"/>
+              <w:bottom w:w="60" w:type="dxa"/>
+              <w:right w:w="100" w:type="dxa"/>
+            </w:tcMar>
+          </w:tcPr>
+          <w:p>
+            <w:r/>
             <w:r>
               <w:t>Sí (token)</w:t>
             </w:r>
@@ -8266,15 +8874,16 @@
         </w:tc>
         <w:tc>
           <w:tcPr>
-            <w:tcW w:w="1681" w:type="dxa"/>
-            <w:tcMar>
-              <w:top w:w="60" w:type="dxa"/>
-              <w:left w:w="100" w:type="dxa"/>
-              <w:bottom w:w="60" w:type="dxa"/>
-              <w:right w:w="100" w:type="dxa"/>
-            </w:tcMar>
-          </w:tcPr>
-          <w:p>
+            <w:tcW w:w="700" w:type="dxa"/>
+            <w:tcMar>
+              <w:top w:w="60" w:type="dxa"/>
+              <w:left w:w="100" w:type="dxa"/>
+              <w:bottom w:w="60" w:type="dxa"/>
+              <w:right w:w="100" w:type="dxa"/>
+            </w:tcMar>
+          </w:tcPr>
+          <w:p>
+            <w:r/>
             <w:r>
               <w:t>Operador</w:t>
             </w:r>
@@ -8282,15 +8891,16 @@
         </w:tc>
         <w:tc>
           <w:tcPr>
-            <w:tcW w:w="1495" w:type="dxa"/>
-            <w:tcMar>
-              <w:top w:w="60" w:type="dxa"/>
-              <w:left w:w="100" w:type="dxa"/>
-              <w:bottom w:w="60" w:type="dxa"/>
-              <w:right w:w="100" w:type="dxa"/>
-            </w:tcMar>
-          </w:tcPr>
-          <w:p>
+            <w:tcW w:w="1600" w:type="dxa"/>
+            <w:tcMar>
+              <w:top w:w="60" w:type="dxa"/>
+              <w:left w:w="100" w:type="dxa"/>
+              <w:bottom w:w="60" w:type="dxa"/>
+              <w:right w:w="100" w:type="dxa"/>
+            </w:tcMar>
+          </w:tcPr>
+          <w:p>
+            <w:r/>
             <w:r>
               <w:t>modulo_id, variable, valor, observacion</w:t>
             </w:r>
@@ -8298,15 +8908,16 @@
         </w:tc>
         <w:tc>
           <w:tcPr>
-            <w:tcW w:w="793" w:type="dxa"/>
-            <w:tcMar>
-              <w:top w:w="60" w:type="dxa"/>
-              <w:left w:w="100" w:type="dxa"/>
-              <w:bottom w:w="60" w:type="dxa"/>
-              <w:right w:w="100" w:type="dxa"/>
-            </w:tcMar>
-          </w:tcPr>
-          <w:p>
+            <w:tcW w:w="1600" w:type="dxa"/>
+            <w:tcMar>
+              <w:top w:w="60" w:type="dxa"/>
+              <w:left w:w="100" w:type="dxa"/>
+              <w:bottom w:w="60" w:type="dxa"/>
+              <w:right w:w="100" w:type="dxa"/>
+            </w:tcMar>
+          </w:tcPr>
+          <w:p>
+            <w:r/>
             <w:r>
               <w:t>201</w:t>
             </w:r>
@@ -8314,15 +8925,16 @@
         </w:tc>
         <w:tc>
           <w:tcPr>
-            <w:tcW w:w="708" w:type="dxa"/>
-            <w:tcMar>
-              <w:top w:w="60" w:type="dxa"/>
-              <w:left w:w="100" w:type="dxa"/>
-              <w:bottom w:w="60" w:type="dxa"/>
-              <w:right w:w="100" w:type="dxa"/>
-            </w:tcMar>
-          </w:tcPr>
-          <w:p>
+            <w:tcW w:w="1900" w:type="dxa"/>
+            <w:tcMar>
+              <w:top w:w="60" w:type="dxa"/>
+              <w:left w:w="100" w:type="dxa"/>
+              <w:bottom w:w="60" w:type="dxa"/>
+              <w:right w:w="100" w:type="dxa"/>
+            </w:tcMar>
+          </w:tcPr>
+          <w:p>
+            <w:r/>
             <w:r>
               <w:t>401, 403, 422</w:t>
             </w:r>
@@ -8330,43 +8942,41 @@
         </w:tc>
       </w:tr>
       <w:tr>
-        <w:tc>
-          <w:tcPr>
-            <w:tcW w:w="1134" w:type="dxa"/>
-            <w:tcMar>
-              <w:top w:w="60" w:type="dxa"/>
-              <w:left w:w="100" w:type="dxa"/>
-              <w:bottom w:w="60" w:type="dxa"/>
-              <w:right w:w="100" w:type="dxa"/>
-            </w:tcMar>
-          </w:tcPr>
-          <w:p>
-            <w:pPr>
-              <w:rPr>
-                <w:sz w:val="22"/>
-                <w:szCs w:val="22"/>
-              </w:rPr>
-            </w:pPr>
-            <w:r>
-              <w:rPr>
-                <w:sz w:val="22"/>
-                <w:szCs w:val="22"/>
-              </w:rPr>
+        <w:tblPrEx>
+          <w:tblCellMar>
+            <w:top w:w="0" w:type="dxa"/>
+            <w:bottom w:w="0" w:type="dxa"/>
+          </w:tblCellMar>
+        </w:tblPrEx>
+        <w:tc>
+          <w:tcPr>
+            <w:tcW w:w="900" w:type="dxa"/>
+            <w:tcMar>
+              <w:top w:w="60" w:type="dxa"/>
+              <w:left w:w="100" w:type="dxa"/>
+              <w:bottom w:w="60" w:type="dxa"/>
+              <w:right w:w="100" w:type="dxa"/>
+            </w:tcMar>
+          </w:tcPr>
+          <w:p>
+            <w:r/>
+            <w:r>
               <w:t>GET</w:t>
             </w:r>
           </w:p>
         </w:tc>
         <w:tc>
           <w:tcPr>
-            <w:tcW w:w="2547" w:type="dxa"/>
-            <w:tcMar>
-              <w:top w:w="60" w:type="dxa"/>
-              <w:left w:w="100" w:type="dxa"/>
-              <w:bottom w:w="60" w:type="dxa"/>
-              <w:right w:w="100" w:type="dxa"/>
-            </w:tcMar>
-          </w:tcPr>
-          <w:p>
+            <w:tcW w:w="1900" w:type="dxa"/>
+            <w:tcMar>
+              <w:top w:w="60" w:type="dxa"/>
+              <w:left w:w="100" w:type="dxa"/>
+              <w:bottom w:w="60" w:type="dxa"/>
+              <w:right w:w="100" w:type="dxa"/>
+            </w:tcMar>
+          </w:tcPr>
+          <w:p>
+            <w:r/>
             <w:r>
               <w:t>/api/v1/lecturas</w:t>
             </w:r>
@@ -8374,15 +8984,16 @@
         </w:tc>
         <w:tc>
           <w:tcPr>
-            <w:tcW w:w="1276" w:type="dxa"/>
-            <w:tcMar>
-              <w:top w:w="60" w:type="dxa"/>
-              <w:left w:w="100" w:type="dxa"/>
-              <w:bottom w:w="60" w:type="dxa"/>
-              <w:right w:w="100" w:type="dxa"/>
-            </w:tcMar>
-          </w:tcPr>
-          <w:p>
+            <w:tcW w:w="700" w:type="dxa"/>
+            <w:tcMar>
+              <w:top w:w="60" w:type="dxa"/>
+              <w:left w:w="100" w:type="dxa"/>
+              <w:bottom w:w="60" w:type="dxa"/>
+              <w:right w:w="100" w:type="dxa"/>
+            </w:tcMar>
+          </w:tcPr>
+          <w:p>
+            <w:r/>
             <w:r>
               <w:t>Sí (token)</w:t>
             </w:r>
@@ -8390,15 +9001,16 @@
         </w:tc>
         <w:tc>
           <w:tcPr>
-            <w:tcW w:w="1681" w:type="dxa"/>
-            <w:tcMar>
-              <w:top w:w="60" w:type="dxa"/>
-              <w:left w:w="100" w:type="dxa"/>
-              <w:bottom w:w="60" w:type="dxa"/>
-              <w:right w:w="100" w:type="dxa"/>
-            </w:tcMar>
-          </w:tcPr>
-          <w:p>
+            <w:tcW w:w="700" w:type="dxa"/>
+            <w:tcMar>
+              <w:top w:w="60" w:type="dxa"/>
+              <w:left w:w="100" w:type="dxa"/>
+              <w:bottom w:w="60" w:type="dxa"/>
+              <w:right w:w="100" w:type="dxa"/>
+            </w:tcMar>
+          </w:tcPr>
+          <w:p>
+            <w:r/>
             <w:r>
               <w:t>Operador</w:t>
             </w:r>
@@ -8406,15 +9018,16 @@
         </w:tc>
         <w:tc>
           <w:tcPr>
-            <w:tcW w:w="1495" w:type="dxa"/>
-            <w:tcMar>
-              <w:top w:w="60" w:type="dxa"/>
-              <w:left w:w="100" w:type="dxa"/>
-              <w:bottom w:w="60" w:type="dxa"/>
-              <w:right w:w="100" w:type="dxa"/>
-            </w:tcMar>
-          </w:tcPr>
-          <w:p>
+            <w:tcW w:w="1600" w:type="dxa"/>
+            <w:tcMar>
+              <w:top w:w="60" w:type="dxa"/>
+              <w:left w:w="100" w:type="dxa"/>
+              <w:bottom w:w="60" w:type="dxa"/>
+              <w:right w:w="100" w:type="dxa"/>
+            </w:tcMar>
+          </w:tcPr>
+          <w:p>
+            <w:r/>
             <w:r>
               <w:t>modulo_id, variable, desde, hasta, limite</w:t>
             </w:r>
@@ -8422,15 +9035,16 @@
         </w:tc>
         <w:tc>
           <w:tcPr>
-            <w:tcW w:w="793" w:type="dxa"/>
-            <w:tcMar>
-              <w:top w:w="60" w:type="dxa"/>
-              <w:left w:w="100" w:type="dxa"/>
-              <w:bottom w:w="60" w:type="dxa"/>
-              <w:right w:w="100" w:type="dxa"/>
-            </w:tcMar>
-          </w:tcPr>
-          <w:p>
+            <w:tcW w:w="1600" w:type="dxa"/>
+            <w:tcMar>
+              <w:top w:w="60" w:type="dxa"/>
+              <w:left w:w="100" w:type="dxa"/>
+              <w:bottom w:w="60" w:type="dxa"/>
+              <w:right w:w="100" w:type="dxa"/>
+            </w:tcMar>
+          </w:tcPr>
+          <w:p>
+            <w:r/>
             <w:r>
               <w:t>200 + lista</w:t>
             </w:r>
@@ -8438,15 +9052,16 @@
         </w:tc>
         <w:tc>
           <w:tcPr>
-            <w:tcW w:w="708" w:type="dxa"/>
-            <w:tcMar>
-              <w:top w:w="60" w:type="dxa"/>
-              <w:left w:w="100" w:type="dxa"/>
-              <w:bottom w:w="60" w:type="dxa"/>
-              <w:right w:w="100" w:type="dxa"/>
-            </w:tcMar>
-          </w:tcPr>
-          <w:p>
+            <w:tcW w:w="1900" w:type="dxa"/>
+            <w:tcMar>
+              <w:top w:w="60" w:type="dxa"/>
+              <w:left w:w="100" w:type="dxa"/>
+              <w:bottom w:w="60" w:type="dxa"/>
+              <w:right w:w="100" w:type="dxa"/>
+            </w:tcMar>
+          </w:tcPr>
+          <w:p>
+            <w:r/>
             <w:r>
               <w:t>401, 403</w:t>
             </w:r>
@@ -8454,43 +9069,41 @@
         </w:tc>
       </w:tr>
       <w:tr>
-        <w:tc>
-          <w:tcPr>
-            <w:tcW w:w="1134" w:type="dxa"/>
-            <w:tcMar>
-              <w:top w:w="60" w:type="dxa"/>
-              <w:left w:w="100" w:type="dxa"/>
-              <w:bottom w:w="60" w:type="dxa"/>
-              <w:right w:w="100" w:type="dxa"/>
-            </w:tcMar>
-          </w:tcPr>
-          <w:p>
-            <w:pPr>
-              <w:rPr>
-                <w:sz w:val="22"/>
-                <w:szCs w:val="22"/>
-              </w:rPr>
-            </w:pPr>
-            <w:r>
-              <w:rPr>
-                <w:sz w:val="22"/>
-                <w:szCs w:val="22"/>
-              </w:rPr>
+        <w:tblPrEx>
+          <w:tblCellMar>
+            <w:top w:w="0" w:type="dxa"/>
+            <w:bottom w:w="0" w:type="dxa"/>
+          </w:tblCellMar>
+        </w:tblPrEx>
+        <w:tc>
+          <w:tcPr>
+            <w:tcW w:w="900" w:type="dxa"/>
+            <w:tcMar>
+              <w:top w:w="60" w:type="dxa"/>
+              <w:left w:w="100" w:type="dxa"/>
+              <w:bottom w:w="60" w:type="dxa"/>
+              <w:right w:w="100" w:type="dxa"/>
+            </w:tcMar>
+          </w:tcPr>
+          <w:p>
+            <w:r/>
+            <w:r>
               <w:t>GET</w:t>
             </w:r>
           </w:p>
         </w:tc>
         <w:tc>
           <w:tcPr>
-            <w:tcW w:w="2547" w:type="dxa"/>
-            <w:tcMar>
-              <w:top w:w="60" w:type="dxa"/>
-              <w:left w:w="100" w:type="dxa"/>
-              <w:bottom w:w="60" w:type="dxa"/>
-              <w:right w:w="100" w:type="dxa"/>
-            </w:tcMar>
-          </w:tcPr>
-          <w:p>
+            <w:tcW w:w="1900" w:type="dxa"/>
+            <w:tcMar>
+              <w:top w:w="60" w:type="dxa"/>
+              <w:left w:w="100" w:type="dxa"/>
+              <w:bottom w:w="60" w:type="dxa"/>
+              <w:right w:w="100" w:type="dxa"/>
+            </w:tcMar>
+          </w:tcPr>
+          <w:p>
+            <w:r/>
             <w:r>
               <w:t>/api/v1/lecturas/resumen</w:t>
             </w:r>
@@ -8498,15 +9111,16 @@
         </w:tc>
         <w:tc>
           <w:tcPr>
-            <w:tcW w:w="1276" w:type="dxa"/>
-            <w:tcMar>
-              <w:top w:w="60" w:type="dxa"/>
-              <w:left w:w="100" w:type="dxa"/>
-              <w:bottom w:w="60" w:type="dxa"/>
-              <w:right w:w="100" w:type="dxa"/>
-            </w:tcMar>
-          </w:tcPr>
-          <w:p>
+            <w:tcW w:w="700" w:type="dxa"/>
+            <w:tcMar>
+              <w:top w:w="60" w:type="dxa"/>
+              <w:left w:w="100" w:type="dxa"/>
+              <w:bottom w:w="60" w:type="dxa"/>
+              <w:right w:w="100" w:type="dxa"/>
+            </w:tcMar>
+          </w:tcPr>
+          <w:p>
+            <w:r/>
             <w:r>
               <w:t>Sí (token)</w:t>
             </w:r>
@@ -8514,15 +9128,16 @@
         </w:tc>
         <w:tc>
           <w:tcPr>
-            <w:tcW w:w="1681" w:type="dxa"/>
-            <w:tcMar>
-              <w:top w:w="60" w:type="dxa"/>
-              <w:left w:w="100" w:type="dxa"/>
-              <w:bottom w:w="60" w:type="dxa"/>
-              <w:right w:w="100" w:type="dxa"/>
-            </w:tcMar>
-          </w:tcPr>
-          <w:p>
+            <w:tcW w:w="700" w:type="dxa"/>
+            <w:tcMar>
+              <w:top w:w="60" w:type="dxa"/>
+              <w:left w:w="100" w:type="dxa"/>
+              <w:bottom w:w="60" w:type="dxa"/>
+              <w:right w:w="100" w:type="dxa"/>
+            </w:tcMar>
+          </w:tcPr>
+          <w:p>
+            <w:r/>
             <w:r>
               <w:t>Operador</w:t>
             </w:r>
@@ -8530,15 +9145,16 @@
         </w:tc>
         <w:tc>
           <w:tcPr>
-            <w:tcW w:w="1495" w:type="dxa"/>
-            <w:tcMar>
-              <w:top w:w="60" w:type="dxa"/>
-              <w:left w:w="100" w:type="dxa"/>
-              <w:bottom w:w="60" w:type="dxa"/>
-              <w:right w:w="100" w:type="dxa"/>
-            </w:tcMar>
-          </w:tcPr>
-          <w:p>
+            <w:tcW w:w="1600" w:type="dxa"/>
+            <w:tcMar>
+              <w:top w:w="60" w:type="dxa"/>
+              <w:left w:w="100" w:type="dxa"/>
+              <w:bottom w:w="60" w:type="dxa"/>
+              <w:right w:w="100" w:type="dxa"/>
+            </w:tcMar>
+          </w:tcPr>
+          <w:p>
+            <w:r/>
             <w:r>
               <w:t>variable, desde, hasta</w:t>
             </w:r>
@@ -8546,15 +9162,16 @@
         </w:tc>
         <w:tc>
           <w:tcPr>
-            <w:tcW w:w="793" w:type="dxa"/>
-            <w:tcMar>
-              <w:top w:w="60" w:type="dxa"/>
-              <w:left w:w="100" w:type="dxa"/>
-              <w:bottom w:w="60" w:type="dxa"/>
-              <w:right w:w="100" w:type="dxa"/>
-            </w:tcMar>
-          </w:tcPr>
-          <w:p>
+            <w:tcW w:w="1600" w:type="dxa"/>
+            <w:tcMar>
+              <w:top w:w="60" w:type="dxa"/>
+              <w:left w:w="100" w:type="dxa"/>
+              <w:bottom w:w="60" w:type="dxa"/>
+              <w:right w:w="100" w:type="dxa"/>
+            </w:tcMar>
+          </w:tcPr>
+          <w:p>
+            <w:r/>
             <w:r>
               <w:t>200 + resumen</w:t>
             </w:r>
@@ -8562,15 +9179,16 @@
         </w:tc>
         <w:tc>
           <w:tcPr>
-            <w:tcW w:w="708" w:type="dxa"/>
-            <w:tcMar>
-              <w:top w:w="60" w:type="dxa"/>
-              <w:left w:w="100" w:type="dxa"/>
-              <w:bottom w:w="60" w:type="dxa"/>
-              <w:right w:w="100" w:type="dxa"/>
-            </w:tcMar>
-          </w:tcPr>
-          <w:p>
+            <w:tcW w:w="1900" w:type="dxa"/>
+            <w:tcMar>
+              <w:top w:w="60" w:type="dxa"/>
+              <w:left w:w="100" w:type="dxa"/>
+              <w:bottom w:w="60" w:type="dxa"/>
+              <w:right w:w="100" w:type="dxa"/>
+            </w:tcMar>
+          </w:tcPr>
+          <w:p>
+            <w:r/>
             <w:r>
               <w:t>401, 403</w:t>
             </w:r>
@@ -8578,43 +9196,41 @@
         </w:tc>
       </w:tr>
       <w:tr>
-        <w:tc>
-          <w:tcPr>
-            <w:tcW w:w="1134" w:type="dxa"/>
-            <w:tcMar>
-              <w:top w:w="60" w:type="dxa"/>
-              <w:left w:w="100" w:type="dxa"/>
-              <w:bottom w:w="60" w:type="dxa"/>
-              <w:right w:w="100" w:type="dxa"/>
-            </w:tcMar>
-          </w:tcPr>
-          <w:p>
-            <w:pPr>
-              <w:rPr>
-                <w:sz w:val="22"/>
-                <w:szCs w:val="22"/>
-              </w:rPr>
-            </w:pPr>
-            <w:r>
-              <w:rPr>
-                <w:sz w:val="22"/>
-                <w:szCs w:val="22"/>
-              </w:rPr>
+        <w:tblPrEx>
+          <w:tblCellMar>
+            <w:top w:w="0" w:type="dxa"/>
+            <w:bottom w:w="0" w:type="dxa"/>
+          </w:tblCellMar>
+        </w:tblPrEx>
+        <w:tc>
+          <w:tcPr>
+            <w:tcW w:w="900" w:type="dxa"/>
+            <w:tcMar>
+              <w:top w:w="60" w:type="dxa"/>
+              <w:left w:w="100" w:type="dxa"/>
+              <w:bottom w:w="60" w:type="dxa"/>
+              <w:right w:w="100" w:type="dxa"/>
+            </w:tcMar>
+          </w:tcPr>
+          <w:p>
+            <w:r/>
+            <w:r>
               <w:t>DELETE</w:t>
             </w:r>
           </w:p>
         </w:tc>
         <w:tc>
           <w:tcPr>
-            <w:tcW w:w="2547" w:type="dxa"/>
-            <w:tcMar>
-              <w:top w:w="60" w:type="dxa"/>
-              <w:left w:w="100" w:type="dxa"/>
-              <w:bottom w:w="60" w:type="dxa"/>
-              <w:right w:w="100" w:type="dxa"/>
-            </w:tcMar>
-          </w:tcPr>
-          <w:p>
+            <w:tcW w:w="1900" w:type="dxa"/>
+            <w:tcMar>
+              <w:top w:w="60" w:type="dxa"/>
+              <w:left w:w="100" w:type="dxa"/>
+              <w:bottom w:w="60" w:type="dxa"/>
+              <w:right w:w="100" w:type="dxa"/>
+            </w:tcMar>
+          </w:tcPr>
+          <w:p>
+            <w:r/>
             <w:r>
               <w:t>/api/v1/lecturas/{id}</w:t>
             </w:r>
@@ -8622,15 +9238,16 @@
         </w:tc>
         <w:tc>
           <w:tcPr>
-            <w:tcW w:w="1276" w:type="dxa"/>
-            <w:tcMar>
-              <w:top w:w="60" w:type="dxa"/>
-              <w:left w:w="100" w:type="dxa"/>
-              <w:bottom w:w="60" w:type="dxa"/>
-              <w:right w:w="100" w:type="dxa"/>
-            </w:tcMar>
-          </w:tcPr>
-          <w:p>
+            <w:tcW w:w="700" w:type="dxa"/>
+            <w:tcMar>
+              <w:top w:w="60" w:type="dxa"/>
+              <w:left w:w="100" w:type="dxa"/>
+              <w:bottom w:w="60" w:type="dxa"/>
+              <w:right w:w="100" w:type="dxa"/>
+            </w:tcMar>
+          </w:tcPr>
+          <w:p>
+            <w:r/>
             <w:r>
               <w:t>Sí (token)</w:t>
             </w:r>
@@ -8638,15 +9255,16 @@
         </w:tc>
         <w:tc>
           <w:tcPr>
-            <w:tcW w:w="1681" w:type="dxa"/>
-            <w:tcMar>
-              <w:top w:w="60" w:type="dxa"/>
-              <w:left w:w="100" w:type="dxa"/>
-              <w:bottom w:w="60" w:type="dxa"/>
-              <w:right w:w="100" w:type="dxa"/>
-            </w:tcMar>
-          </w:tcPr>
-          <w:p>
+            <w:tcW w:w="700" w:type="dxa"/>
+            <w:tcMar>
+              <w:top w:w="60" w:type="dxa"/>
+              <w:left w:w="100" w:type="dxa"/>
+              <w:bottom w:w="60" w:type="dxa"/>
+              <w:right w:w="100" w:type="dxa"/>
+            </w:tcMar>
+          </w:tcPr>
+          <w:p>
+            <w:r/>
             <w:r>
               <w:t>Administrador</w:t>
             </w:r>
@@ -8654,15 +9272,16 @@
         </w:tc>
         <w:tc>
           <w:tcPr>
-            <w:tcW w:w="1495" w:type="dxa"/>
-            <w:tcMar>
-              <w:top w:w="60" w:type="dxa"/>
-              <w:left w:w="100" w:type="dxa"/>
-              <w:bottom w:w="60" w:type="dxa"/>
-              <w:right w:w="100" w:type="dxa"/>
-            </w:tcMar>
-          </w:tcPr>
-          <w:p>
+            <w:tcW w:w="1600" w:type="dxa"/>
+            <w:tcMar>
+              <w:top w:w="60" w:type="dxa"/>
+              <w:left w:w="100" w:type="dxa"/>
+              <w:bottom w:w="60" w:type="dxa"/>
+              <w:right w:w="100" w:type="dxa"/>
+            </w:tcMar>
+          </w:tcPr>
+          <w:p>
+            <w:r/>
             <w:r>
               <w:t>id</w:t>
             </w:r>
@@ -8670,15 +9289,16 @@
         </w:tc>
         <w:tc>
           <w:tcPr>
-            <w:tcW w:w="793" w:type="dxa"/>
-            <w:tcMar>
-              <w:top w:w="60" w:type="dxa"/>
-              <w:left w:w="100" w:type="dxa"/>
-              <w:bottom w:w="60" w:type="dxa"/>
-              <w:right w:w="100" w:type="dxa"/>
-            </w:tcMar>
-          </w:tcPr>
-          <w:p>
+            <w:tcW w:w="1600" w:type="dxa"/>
+            <w:tcMar>
+              <w:top w:w="60" w:type="dxa"/>
+              <w:left w:w="100" w:type="dxa"/>
+              <w:bottom w:w="60" w:type="dxa"/>
+              <w:right w:w="100" w:type="dxa"/>
+            </w:tcMar>
+          </w:tcPr>
+          <w:p>
+            <w:r/>
             <w:r>
               <w:t>204</w:t>
             </w:r>
@@ -8686,15 +9306,16 @@
         </w:tc>
         <w:tc>
           <w:tcPr>
-            <w:tcW w:w="708" w:type="dxa"/>
-            <w:tcMar>
-              <w:top w:w="60" w:type="dxa"/>
-              <w:left w:w="100" w:type="dxa"/>
-              <w:bottom w:w="60" w:type="dxa"/>
-              <w:right w:w="100" w:type="dxa"/>
-            </w:tcMar>
-          </w:tcPr>
-          <w:p>
+            <w:tcW w:w="1900" w:type="dxa"/>
+            <w:tcMar>
+              <w:top w:w="60" w:type="dxa"/>
+              <w:left w:w="100" w:type="dxa"/>
+              <w:bottom w:w="60" w:type="dxa"/>
+              <w:right w:w="100" w:type="dxa"/>
+            </w:tcMar>
+          </w:tcPr>
+          <w:p>
+            <w:r/>
             <w:r>
               <w:t>401, 403, 404</w:t>
             </w:r>
@@ -8702,44 +9323,41 @@
         </w:tc>
       </w:tr>
       <w:tr>
-        <w:tc>
-          <w:tcPr>
-            <w:tcW w:w="1134" w:type="dxa"/>
-            <w:tcMar>
-              <w:top w:w="60" w:type="dxa"/>
-              <w:left w:w="100" w:type="dxa"/>
-              <w:bottom w:w="60" w:type="dxa"/>
-              <w:right w:w="100" w:type="dxa"/>
-            </w:tcMar>
-          </w:tcPr>
-          <w:p>
-            <w:pPr>
-              <w:rPr>
-                <w:sz w:val="22"/>
-                <w:szCs w:val="22"/>
-              </w:rPr>
-            </w:pPr>
-            <w:r>
-              <w:rPr>
-                <w:sz w:val="22"/>
-                <w:szCs w:val="22"/>
-              </w:rPr>
-              <w:lastRenderedPageBreak/>
+        <w:tblPrEx>
+          <w:tblCellMar>
+            <w:top w:w="0" w:type="dxa"/>
+            <w:bottom w:w="0" w:type="dxa"/>
+          </w:tblCellMar>
+        </w:tblPrEx>
+        <w:tc>
+          <w:tcPr>
+            <w:tcW w:w="900" w:type="dxa"/>
+            <w:tcMar>
+              <w:top w:w="60" w:type="dxa"/>
+              <w:left w:w="100" w:type="dxa"/>
+              <w:bottom w:w="60" w:type="dxa"/>
+              <w:right w:w="100" w:type="dxa"/>
+            </w:tcMar>
+          </w:tcPr>
+          <w:p>
+            <w:r/>
+            <w:r>
               <w:t>POST · GET · PATCH · DELETE</w:t>
             </w:r>
           </w:p>
         </w:tc>
         <w:tc>
           <w:tcPr>
-            <w:tcW w:w="2547" w:type="dxa"/>
-            <w:tcMar>
-              <w:top w:w="60" w:type="dxa"/>
-              <w:left w:w="100" w:type="dxa"/>
-              <w:bottom w:w="60" w:type="dxa"/>
-              <w:right w:w="100" w:type="dxa"/>
-            </w:tcMar>
-          </w:tcPr>
-          <w:p>
+            <w:tcW w:w="1900" w:type="dxa"/>
+            <w:tcMar>
+              <w:top w:w="60" w:type="dxa"/>
+              <w:left w:w="100" w:type="dxa"/>
+              <w:bottom w:w="60" w:type="dxa"/>
+              <w:right w:w="100" w:type="dxa"/>
+            </w:tcMar>
+          </w:tcPr>
+          <w:p>
+            <w:r/>
             <w:r>
               <w:t>/api/v1/modulos · /api/v1/modulos/{id}</w:t>
             </w:r>
@@ -8747,15 +9365,16 @@
         </w:tc>
         <w:tc>
           <w:tcPr>
-            <w:tcW w:w="1276" w:type="dxa"/>
-            <w:tcMar>
-              <w:top w:w="60" w:type="dxa"/>
-              <w:left w:w="100" w:type="dxa"/>
-              <w:bottom w:w="60" w:type="dxa"/>
-              <w:right w:w="100" w:type="dxa"/>
-            </w:tcMar>
-          </w:tcPr>
-          <w:p>
+            <w:tcW w:w="700" w:type="dxa"/>
+            <w:tcMar>
+              <w:top w:w="60" w:type="dxa"/>
+              <w:left w:w="100" w:type="dxa"/>
+              <w:bottom w:w="60" w:type="dxa"/>
+              <w:right w:w="100" w:type="dxa"/>
+            </w:tcMar>
+          </w:tcPr>
+          <w:p>
+            <w:r/>
             <w:r>
               <w:t>Sí (token)</w:t>
             </w:r>
@@ -8763,15 +9382,16 @@
         </w:tc>
         <w:tc>
           <w:tcPr>
-            <w:tcW w:w="1681" w:type="dxa"/>
-            <w:tcMar>
-              <w:top w:w="60" w:type="dxa"/>
-              <w:left w:w="100" w:type="dxa"/>
-              <w:bottom w:w="60" w:type="dxa"/>
-              <w:right w:w="100" w:type="dxa"/>
-            </w:tcMar>
-          </w:tcPr>
-          <w:p>
+            <w:tcW w:w="700" w:type="dxa"/>
+            <w:tcMar>
+              <w:top w:w="60" w:type="dxa"/>
+              <w:left w:w="100" w:type="dxa"/>
+              <w:bottom w:w="60" w:type="dxa"/>
+              <w:right w:w="100" w:type="dxa"/>
+            </w:tcMar>
+          </w:tcPr>
+          <w:p>
+            <w:r/>
             <w:r>
               <w:t>Administrador (escritura) · Operador (lectura)</w:t>
             </w:r>
@@ -8779,15 +9399,16 @@
         </w:tc>
         <w:tc>
           <w:tcPr>
-            <w:tcW w:w="1495" w:type="dxa"/>
-            <w:tcMar>
-              <w:top w:w="60" w:type="dxa"/>
-              <w:left w:w="100" w:type="dxa"/>
-              <w:bottom w:w="60" w:type="dxa"/>
-              <w:right w:w="100" w:type="dxa"/>
-            </w:tcMar>
-          </w:tcPr>
-          <w:p>
+            <w:tcW w:w="1600" w:type="dxa"/>
+            <w:tcMar>
+              <w:top w:w="60" w:type="dxa"/>
+              <w:left w:w="100" w:type="dxa"/>
+              <w:bottom w:w="60" w:type="dxa"/>
+              <w:right w:w="100" w:type="dxa"/>
+            </w:tcMar>
+          </w:tcPr>
+          <w:p>
+            <w:r/>
             <w:r>
               <w:t>nombre, tipo_cultivo, perfil_id, ubicacion, activo</w:t>
             </w:r>
@@ -8795,15 +9416,16 @@
         </w:tc>
         <w:tc>
           <w:tcPr>
-            <w:tcW w:w="793" w:type="dxa"/>
-            <w:tcMar>
-              <w:top w:w="60" w:type="dxa"/>
-              <w:left w:w="100" w:type="dxa"/>
-              <w:bottom w:w="60" w:type="dxa"/>
-              <w:right w:w="100" w:type="dxa"/>
-            </w:tcMar>
-          </w:tcPr>
-          <w:p>
+            <w:tcW w:w="1600" w:type="dxa"/>
+            <w:tcMar>
+              <w:top w:w="60" w:type="dxa"/>
+              <w:left w:w="100" w:type="dxa"/>
+              <w:bottom w:w="60" w:type="dxa"/>
+              <w:right w:w="100" w:type="dxa"/>
+            </w:tcMar>
+          </w:tcPr>
+          <w:p>
+            <w:r/>
             <w:r>
               <w:t>200 · 201 · 204</w:t>
             </w:r>
@@ -8811,15 +9433,16 @@
         </w:tc>
         <w:tc>
           <w:tcPr>
-            <w:tcW w:w="708" w:type="dxa"/>
-            <w:tcMar>
-              <w:top w:w="60" w:type="dxa"/>
-              <w:left w:w="100" w:type="dxa"/>
-              <w:bottom w:w="60" w:type="dxa"/>
-              <w:right w:w="100" w:type="dxa"/>
-            </w:tcMar>
-          </w:tcPr>
-          <w:p>
+            <w:tcW w:w="1900" w:type="dxa"/>
+            <w:tcMar>
+              <w:top w:w="60" w:type="dxa"/>
+              <w:left w:w="100" w:type="dxa"/>
+              <w:bottom w:w="60" w:type="dxa"/>
+              <w:right w:w="100" w:type="dxa"/>
+            </w:tcMar>
+          </w:tcPr>
+          <w:p>
+            <w:r/>
             <w:r>
               <w:t>400, 401, 403, 404, 409</w:t>
             </w:r>
@@ -8827,123 +9450,58 @@
         </w:tc>
       </w:tr>
       <w:tr>
-        <w:tc>
-          <w:tcPr>
-            <w:tcW w:w="1134" w:type="dxa"/>
-            <w:tcMar>
-              <w:top w:w="60" w:type="dxa"/>
-              <w:left w:w="100" w:type="dxa"/>
-              <w:bottom w:w="60" w:type="dxa"/>
-              <w:right w:w="100" w:type="dxa"/>
-            </w:tcMar>
-          </w:tcPr>
-          <w:p>
-            <w:pPr>
-              <w:rPr>
-                <w:sz w:val="22"/>
-                <w:szCs w:val="22"/>
-              </w:rPr>
-            </w:pPr>
-            <w:r>
-              <w:rPr>
-                <w:sz w:val="22"/>
-                <w:szCs w:val="22"/>
-              </w:rPr>
+        <w:tblPrEx>
+          <w:tblCellMar>
+            <w:top w:w="0" w:type="dxa"/>
+            <w:bottom w:w="0" w:type="dxa"/>
+          </w:tblCellMar>
+        </w:tblPrEx>
+        <w:tc>
+          <w:tcPr>
+            <w:tcW w:w="900" w:type="dxa"/>
+            <w:tcMar>
+              <w:top w:w="60" w:type="dxa"/>
+              <w:left w:w="100" w:type="dxa"/>
+              <w:bottom w:w="60" w:type="dxa"/>
+              <w:right w:w="100" w:type="dxa"/>
+            </w:tcMar>
+          </w:tcPr>
+          <w:p>
+            <w:r/>
+            <w:r>
               <w:t>POST · GET · PATCH · DELETE</w:t>
             </w:r>
           </w:p>
         </w:tc>
         <w:tc>
           <w:tcPr>
-            <w:tcW w:w="2547" w:type="dxa"/>
-            <w:tcMar>
-              <w:top w:w="60" w:type="dxa"/>
-              <w:left w:w="100" w:type="dxa"/>
-              <w:bottom w:w="60" w:type="dxa"/>
-              <w:right w:w="100" w:type="dxa"/>
-            </w:tcMar>
-          </w:tcPr>
-          <w:p>
-            <w:pPr>
-              <w:rPr>
-                <w:lang w:val="en-US"/>
-              </w:rPr>
-            </w:pPr>
-            <w:r>
-              <w:rPr>
-                <w:lang w:val="en-US"/>
-              </w:rPr>
-              <w:t>/</w:t>
-            </w:r>
-            <w:proofErr w:type="spellStart"/>
-            <w:r>
-              <w:rPr>
-                <w:lang w:val="en-US"/>
-              </w:rPr>
-              <w:t>api</w:t>
-            </w:r>
-            <w:proofErr w:type="spellEnd"/>
-            <w:r>
-              <w:rPr>
-                <w:lang w:val="en-US"/>
-              </w:rPr>
-              <w:t>/v1/</w:t>
-            </w:r>
-            <w:proofErr w:type="spellStart"/>
-            <w:r>
-              <w:rPr>
-                <w:lang w:val="en-US"/>
-              </w:rPr>
-              <w:t>rangos</w:t>
-            </w:r>
-            <w:proofErr w:type="spellEnd"/>
-            <w:r>
-              <w:rPr>
-                <w:lang w:val="en-US"/>
-              </w:rPr>
-              <w:t xml:space="preserve"> · /</w:t>
-            </w:r>
-            <w:proofErr w:type="spellStart"/>
-            <w:r>
-              <w:rPr>
-                <w:lang w:val="en-US"/>
-              </w:rPr>
-              <w:t>api</w:t>
-            </w:r>
-            <w:proofErr w:type="spellEnd"/>
-            <w:r>
-              <w:rPr>
-                <w:lang w:val="en-US"/>
-              </w:rPr>
-              <w:t>/v1/</w:t>
-            </w:r>
-            <w:proofErr w:type="spellStart"/>
-            <w:r>
-              <w:rPr>
-                <w:lang w:val="en-US"/>
-              </w:rPr>
-              <w:t>rangos</w:t>
-            </w:r>
-            <w:proofErr w:type="spellEnd"/>
-            <w:r>
-              <w:rPr>
-                <w:lang w:val="en-US"/>
-              </w:rPr>
-              <w:t>/{id}</w:t>
-            </w:r>
-          </w:p>
-        </w:tc>
-        <w:tc>
-          <w:tcPr>
-            <w:tcW w:w="1276" w:type="dxa"/>
-            <w:tcMar>
-              <w:top w:w="60" w:type="dxa"/>
-              <w:left w:w="100" w:type="dxa"/>
-              <w:bottom w:w="60" w:type="dxa"/>
-              <w:right w:w="100" w:type="dxa"/>
-            </w:tcMar>
-          </w:tcPr>
-          <w:p>
+            <w:tcW w:w="1900" w:type="dxa"/>
+            <w:tcMar>
+              <w:top w:w="60" w:type="dxa"/>
+              <w:left w:w="100" w:type="dxa"/>
+              <w:bottom w:w="60" w:type="dxa"/>
+              <w:right w:w="100" w:type="dxa"/>
+            </w:tcMar>
+          </w:tcPr>
+          <w:p>
+            <w:r/>
+            <w:r>
+              <w:t>/api/v1/rangos · /api/v1/rangos/{id}</w:t>
+            </w:r>
+          </w:p>
+        </w:tc>
+        <w:tc>
+          <w:tcPr>
+            <w:tcW w:w="700" w:type="dxa"/>
+            <w:tcMar>
+              <w:top w:w="60" w:type="dxa"/>
+              <w:left w:w="100" w:type="dxa"/>
+              <w:bottom w:w="60" w:type="dxa"/>
+              <w:right w:w="100" w:type="dxa"/>
+            </w:tcMar>
+          </w:tcPr>
+          <w:p>
+            <w:r/>
             <w:r>
               <w:t>Sí (token)</w:t>
             </w:r>
@@ -8951,15 +9509,16 @@
         </w:tc>
         <w:tc>
           <w:tcPr>
-            <w:tcW w:w="1681" w:type="dxa"/>
-            <w:tcMar>
-              <w:top w:w="60" w:type="dxa"/>
-              <w:left w:w="100" w:type="dxa"/>
-              <w:bottom w:w="60" w:type="dxa"/>
-              <w:right w:w="100" w:type="dxa"/>
-            </w:tcMar>
-          </w:tcPr>
-          <w:p>
+            <w:tcW w:w="700" w:type="dxa"/>
+            <w:tcMar>
+              <w:top w:w="60" w:type="dxa"/>
+              <w:left w:w="100" w:type="dxa"/>
+              <w:bottom w:w="60" w:type="dxa"/>
+              <w:right w:w="100" w:type="dxa"/>
+            </w:tcMar>
+          </w:tcPr>
+          <w:p>
+            <w:r/>
             <w:r>
               <w:t>Administrador (escritura) · Operador (lectura)</w:t>
             </w:r>
@@ -8967,15 +9526,16 @@
         </w:tc>
         <w:tc>
           <w:tcPr>
-            <w:tcW w:w="1495" w:type="dxa"/>
-            <w:tcMar>
-              <w:top w:w="60" w:type="dxa"/>
-              <w:left w:w="100" w:type="dxa"/>
-              <w:bottom w:w="60" w:type="dxa"/>
-              <w:right w:w="100" w:type="dxa"/>
-            </w:tcMar>
-          </w:tcPr>
-          <w:p>
+            <w:tcW w:w="1600" w:type="dxa"/>
+            <w:tcMar>
+              <w:top w:w="60" w:type="dxa"/>
+              <w:left w:w="100" w:type="dxa"/>
+              <w:bottom w:w="60" w:type="dxa"/>
+              <w:right w:w="100" w:type="dxa"/>
+            </w:tcMar>
+          </w:tcPr>
+          <w:p>
+            <w:r/>
             <w:r>
               <w:t>perfil_id, variable, minimo, maximo</w:t>
             </w:r>
@@ -8983,15 +9543,16 @@
         </w:tc>
         <w:tc>
           <w:tcPr>
-            <w:tcW w:w="793" w:type="dxa"/>
-            <w:tcMar>
-              <w:top w:w="60" w:type="dxa"/>
-              <w:left w:w="100" w:type="dxa"/>
-              <w:bottom w:w="60" w:type="dxa"/>
-              <w:right w:w="100" w:type="dxa"/>
-            </w:tcMar>
-          </w:tcPr>
-          <w:p>
+            <w:tcW w:w="1600" w:type="dxa"/>
+            <w:tcMar>
+              <w:top w:w="60" w:type="dxa"/>
+              <w:left w:w="100" w:type="dxa"/>
+              <w:bottom w:w="60" w:type="dxa"/>
+              <w:right w:w="100" w:type="dxa"/>
+            </w:tcMar>
+          </w:tcPr>
+          <w:p>
+            <w:r/>
             <w:r>
               <w:t>200 · 201 · 204</w:t>
             </w:r>
@@ -8999,15 +9560,16 @@
         </w:tc>
         <w:tc>
           <w:tcPr>
-            <w:tcW w:w="708" w:type="dxa"/>
-            <w:tcMar>
-              <w:top w:w="60" w:type="dxa"/>
-              <w:left w:w="100" w:type="dxa"/>
-              <w:bottom w:w="60" w:type="dxa"/>
-              <w:right w:w="100" w:type="dxa"/>
-            </w:tcMar>
-          </w:tcPr>
-          <w:p>
+            <w:tcW w:w="1900" w:type="dxa"/>
+            <w:tcMar>
+              <w:top w:w="60" w:type="dxa"/>
+              <w:left w:w="100" w:type="dxa"/>
+              <w:bottom w:w="60" w:type="dxa"/>
+              <w:right w:w="100" w:type="dxa"/>
+            </w:tcMar>
+          </w:tcPr>
+          <w:p>
+            <w:r/>
             <w:r>
               <w:t>400, 401, 403, 404, 409</w:t>
             </w:r>
@@ -9015,43 +9577,41 @@
         </w:tc>
       </w:tr>
       <w:tr>
-        <w:tc>
-          <w:tcPr>
-            <w:tcW w:w="1134" w:type="dxa"/>
-            <w:tcMar>
-              <w:top w:w="60" w:type="dxa"/>
-              <w:left w:w="100" w:type="dxa"/>
-              <w:bottom w:w="60" w:type="dxa"/>
-              <w:right w:w="100" w:type="dxa"/>
-            </w:tcMar>
-          </w:tcPr>
-          <w:p>
-            <w:pPr>
-              <w:rPr>
-                <w:sz w:val="22"/>
-                <w:szCs w:val="22"/>
-              </w:rPr>
-            </w:pPr>
-            <w:r>
-              <w:rPr>
-                <w:sz w:val="22"/>
-                <w:szCs w:val="22"/>
-              </w:rPr>
+        <w:tblPrEx>
+          <w:tblCellMar>
+            <w:top w:w="0" w:type="dxa"/>
+            <w:bottom w:w="0" w:type="dxa"/>
+          </w:tblCellMar>
+        </w:tblPrEx>
+        <w:tc>
+          <w:tcPr>
+            <w:tcW w:w="900" w:type="dxa"/>
+            <w:tcMar>
+              <w:top w:w="60" w:type="dxa"/>
+              <w:left w:w="100" w:type="dxa"/>
+              <w:bottom w:w="60" w:type="dxa"/>
+              <w:right w:w="100" w:type="dxa"/>
+            </w:tcMar>
+          </w:tcPr>
+          <w:p>
+            <w:r/>
+            <w:r>
               <w:t>GET · PATCH · DELETE</w:t>
             </w:r>
           </w:p>
         </w:tc>
         <w:tc>
           <w:tcPr>
-            <w:tcW w:w="2547" w:type="dxa"/>
-            <w:tcMar>
-              <w:top w:w="60" w:type="dxa"/>
-              <w:left w:w="100" w:type="dxa"/>
-              <w:bottom w:w="60" w:type="dxa"/>
-              <w:right w:w="100" w:type="dxa"/>
-            </w:tcMar>
-          </w:tcPr>
-          <w:p>
+            <w:tcW w:w="1900" w:type="dxa"/>
+            <w:tcMar>
+              <w:top w:w="60" w:type="dxa"/>
+              <w:left w:w="100" w:type="dxa"/>
+              <w:bottom w:w="60" w:type="dxa"/>
+              <w:right w:w="100" w:type="dxa"/>
+            </w:tcMar>
+          </w:tcPr>
+          <w:p>
+            <w:r/>
             <w:r>
               <w:t>/api/v1/alertas · /api/v1/alertas/{id}</w:t>
             </w:r>
@@ -9059,15 +9619,16 @@
         </w:tc>
         <w:tc>
           <w:tcPr>
-            <w:tcW w:w="1276" w:type="dxa"/>
-            <w:tcMar>
-              <w:top w:w="60" w:type="dxa"/>
-              <w:left w:w="100" w:type="dxa"/>
-              <w:bottom w:w="60" w:type="dxa"/>
-              <w:right w:w="100" w:type="dxa"/>
-            </w:tcMar>
-          </w:tcPr>
-          <w:p>
+            <w:tcW w:w="700" w:type="dxa"/>
+            <w:tcMar>
+              <w:top w:w="60" w:type="dxa"/>
+              <w:left w:w="100" w:type="dxa"/>
+              <w:bottom w:w="60" w:type="dxa"/>
+              <w:right w:w="100" w:type="dxa"/>
+            </w:tcMar>
+          </w:tcPr>
+          <w:p>
+            <w:r/>
             <w:r>
               <w:t>Sí (token)</w:t>
             </w:r>
@@ -9075,15 +9636,16 @@
         </w:tc>
         <w:tc>
           <w:tcPr>
-            <w:tcW w:w="1681" w:type="dxa"/>
-            <w:tcMar>
-              <w:top w:w="60" w:type="dxa"/>
-              <w:left w:w="100" w:type="dxa"/>
-              <w:bottom w:w="60" w:type="dxa"/>
-              <w:right w:w="100" w:type="dxa"/>
-            </w:tcMar>
-          </w:tcPr>
-          <w:p>
+            <w:tcW w:w="700" w:type="dxa"/>
+            <w:tcMar>
+              <w:top w:w="60" w:type="dxa"/>
+              <w:left w:w="100" w:type="dxa"/>
+              <w:bottom w:w="60" w:type="dxa"/>
+              <w:right w:w="100" w:type="dxa"/>
+            </w:tcMar>
+          </w:tcPr>
+          <w:p>
+            <w:r/>
             <w:r>
               <w:t>Operador (consulta y atención) · Administrador (eliminación)</w:t>
             </w:r>
@@ -9091,15 +9653,16 @@
         </w:tc>
         <w:tc>
           <w:tcPr>
-            <w:tcW w:w="1495" w:type="dxa"/>
-            <w:tcMar>
-              <w:top w:w="60" w:type="dxa"/>
-              <w:left w:w="100" w:type="dxa"/>
-              <w:bottom w:w="60" w:type="dxa"/>
-              <w:right w:w="100" w:type="dxa"/>
-            </w:tcMar>
-          </w:tcPr>
-          <w:p>
+            <w:tcW w:w="1600" w:type="dxa"/>
+            <w:tcMar>
+              <w:top w:w="60" w:type="dxa"/>
+              <w:left w:w="100" w:type="dxa"/>
+              <w:bottom w:w="60" w:type="dxa"/>
+              <w:right w:w="100" w:type="dxa"/>
+            </w:tcMar>
+          </w:tcPr>
+          <w:p>
+            <w:r/>
             <w:r>
               <w:t>estado, modulo_id, observacion</w:t>
             </w:r>
@@ -9107,15 +9670,16 @@
         </w:tc>
         <w:tc>
           <w:tcPr>
-            <w:tcW w:w="793" w:type="dxa"/>
-            <w:tcMar>
-              <w:top w:w="60" w:type="dxa"/>
-              <w:left w:w="100" w:type="dxa"/>
-              <w:bottom w:w="60" w:type="dxa"/>
-              <w:right w:w="100" w:type="dxa"/>
-            </w:tcMar>
-          </w:tcPr>
-          <w:p>
+            <w:tcW w:w="1600" w:type="dxa"/>
+            <w:tcMar>
+              <w:top w:w="60" w:type="dxa"/>
+              <w:left w:w="100" w:type="dxa"/>
+              <w:bottom w:w="60" w:type="dxa"/>
+              <w:right w:w="100" w:type="dxa"/>
+            </w:tcMar>
+          </w:tcPr>
+          <w:p>
+            <w:r/>
             <w:r>
               <w:t>200 · 204</w:t>
             </w:r>
@@ -9123,15 +9687,16 @@
         </w:tc>
         <w:tc>
           <w:tcPr>
-            <w:tcW w:w="708" w:type="dxa"/>
-            <w:tcMar>
-              <w:top w:w="60" w:type="dxa"/>
-              <w:left w:w="100" w:type="dxa"/>
-              <w:bottom w:w="60" w:type="dxa"/>
-              <w:right w:w="100" w:type="dxa"/>
-            </w:tcMar>
-          </w:tcPr>
-          <w:p>
+            <w:tcW w:w="1900" w:type="dxa"/>
+            <w:tcMar>
+              <w:top w:w="60" w:type="dxa"/>
+              <w:left w:w="100" w:type="dxa"/>
+              <w:bottom w:w="60" w:type="dxa"/>
+              <w:right w:w="100" w:type="dxa"/>
+            </w:tcMar>
+          </w:tcPr>
+          <w:p>
+            <w:r/>
             <w:r>
               <w:t>400, 401, 403, 404</w:t>
             </w:r>
@@ -9139,43 +9704,41 @@
         </w:tc>
       </w:tr>
       <w:tr>
-        <w:tc>
-          <w:tcPr>
-            <w:tcW w:w="1134" w:type="dxa"/>
-            <w:tcMar>
-              <w:top w:w="60" w:type="dxa"/>
-              <w:left w:w="100" w:type="dxa"/>
-              <w:bottom w:w="60" w:type="dxa"/>
-              <w:right w:w="100" w:type="dxa"/>
-            </w:tcMar>
-          </w:tcPr>
-          <w:p>
-            <w:pPr>
-              <w:rPr>
-                <w:sz w:val="22"/>
-                <w:szCs w:val="22"/>
-              </w:rPr>
-            </w:pPr>
-            <w:r>
-              <w:rPr>
-                <w:sz w:val="22"/>
-                <w:szCs w:val="22"/>
-              </w:rPr>
+        <w:tblPrEx>
+          <w:tblCellMar>
+            <w:top w:w="0" w:type="dxa"/>
+            <w:bottom w:w="0" w:type="dxa"/>
+          </w:tblCellMar>
+        </w:tblPrEx>
+        <w:tc>
+          <w:tcPr>
+            <w:tcW w:w="900" w:type="dxa"/>
+            <w:tcMar>
+              <w:top w:w="60" w:type="dxa"/>
+              <w:left w:w="100" w:type="dxa"/>
+              <w:bottom w:w="60" w:type="dxa"/>
+              <w:right w:w="100" w:type="dxa"/>
+            </w:tcMar>
+          </w:tcPr>
+          <w:p>
+            <w:r/>
+            <w:r>
               <w:t>GET · PATCH</w:t>
             </w:r>
           </w:p>
         </w:tc>
         <w:tc>
           <w:tcPr>
-            <w:tcW w:w="2547" w:type="dxa"/>
-            <w:tcMar>
-              <w:top w:w="60" w:type="dxa"/>
-              <w:left w:w="100" w:type="dxa"/>
-              <w:bottom w:w="60" w:type="dxa"/>
-              <w:right w:w="100" w:type="dxa"/>
-            </w:tcMar>
-          </w:tcPr>
-          <w:p>
+            <w:tcW w:w="1900" w:type="dxa"/>
+            <w:tcMar>
+              <w:top w:w="60" w:type="dxa"/>
+              <w:left w:w="100" w:type="dxa"/>
+              <w:bottom w:w="60" w:type="dxa"/>
+              <w:right w:w="100" w:type="dxa"/>
+            </w:tcMar>
+          </w:tcPr>
+          <w:p>
+            <w:r/>
             <w:r>
               <w:t>/api/v1/usuarios/perfil</w:t>
             </w:r>
@@ -9183,15 +9746,16 @@
         </w:tc>
         <w:tc>
           <w:tcPr>
-            <w:tcW w:w="1276" w:type="dxa"/>
-            <w:tcMar>
-              <w:top w:w="60" w:type="dxa"/>
-              <w:left w:w="100" w:type="dxa"/>
-              <w:bottom w:w="60" w:type="dxa"/>
-              <w:right w:w="100" w:type="dxa"/>
-            </w:tcMar>
-          </w:tcPr>
-          <w:p>
+            <w:tcW w:w="700" w:type="dxa"/>
+            <w:tcMar>
+              <w:top w:w="60" w:type="dxa"/>
+              <w:left w:w="100" w:type="dxa"/>
+              <w:bottom w:w="60" w:type="dxa"/>
+              <w:right w:w="100" w:type="dxa"/>
+            </w:tcMar>
+          </w:tcPr>
+          <w:p>
+            <w:r/>
             <w:r>
               <w:t>Sí (token)</w:t>
             </w:r>
@@ -9199,15 +9763,16 @@
         </w:tc>
         <w:tc>
           <w:tcPr>
-            <w:tcW w:w="1681" w:type="dxa"/>
-            <w:tcMar>
-              <w:top w:w="60" w:type="dxa"/>
-              <w:left w:w="100" w:type="dxa"/>
-              <w:bottom w:w="60" w:type="dxa"/>
-              <w:right w:w="100" w:type="dxa"/>
-            </w:tcMar>
-          </w:tcPr>
-          <w:p>
+            <w:tcW w:w="700" w:type="dxa"/>
+            <w:tcMar>
+              <w:top w:w="60" w:type="dxa"/>
+              <w:left w:w="100" w:type="dxa"/>
+              <w:bottom w:w="60" w:type="dxa"/>
+              <w:right w:w="100" w:type="dxa"/>
+            </w:tcMar>
+          </w:tcPr>
+          <w:p>
+            <w:r/>
             <w:r>
               <w:t>Usuario autenticado</w:t>
             </w:r>
@@ -9215,15 +9780,16 @@
         </w:tc>
         <w:tc>
           <w:tcPr>
-            <w:tcW w:w="1495" w:type="dxa"/>
-            <w:tcMar>
-              <w:top w:w="60" w:type="dxa"/>
-              <w:left w:w="100" w:type="dxa"/>
-              <w:bottom w:w="60" w:type="dxa"/>
-              <w:right w:w="100" w:type="dxa"/>
-            </w:tcMar>
-          </w:tcPr>
-          <w:p>
+            <w:tcW w:w="1600" w:type="dxa"/>
+            <w:tcMar>
+              <w:top w:w="60" w:type="dxa"/>
+              <w:left w:w="100" w:type="dxa"/>
+              <w:bottom w:w="60" w:type="dxa"/>
+              <w:right w:w="100" w:type="dxa"/>
+            </w:tcMar>
+          </w:tcPr>
+          <w:p>
+            <w:r/>
             <w:r>
               <w:t>nombre, telefono, cargo</w:t>
             </w:r>
@@ -9231,15 +9797,16 @@
         </w:tc>
         <w:tc>
           <w:tcPr>
-            <w:tcW w:w="793" w:type="dxa"/>
-            <w:tcMar>
-              <w:top w:w="60" w:type="dxa"/>
-              <w:left w:w="100" w:type="dxa"/>
-              <w:bottom w:w="60" w:type="dxa"/>
-              <w:right w:w="100" w:type="dxa"/>
-            </w:tcMar>
-          </w:tcPr>
-          <w:p>
+            <w:tcW w:w="1600" w:type="dxa"/>
+            <w:tcMar>
+              <w:top w:w="60" w:type="dxa"/>
+              <w:left w:w="100" w:type="dxa"/>
+              <w:bottom w:w="60" w:type="dxa"/>
+              <w:right w:w="100" w:type="dxa"/>
+            </w:tcMar>
+          </w:tcPr>
+          <w:p>
+            <w:r/>
             <w:r>
               <w:t>200</w:t>
             </w:r>
@@ -9247,15 +9814,16 @@
         </w:tc>
         <w:tc>
           <w:tcPr>
-            <w:tcW w:w="708" w:type="dxa"/>
-            <w:tcMar>
-              <w:top w:w="60" w:type="dxa"/>
-              <w:left w:w="100" w:type="dxa"/>
-              <w:bottom w:w="60" w:type="dxa"/>
-              <w:right w:w="100" w:type="dxa"/>
-            </w:tcMar>
-          </w:tcPr>
-          <w:p>
+            <w:tcW w:w="1900" w:type="dxa"/>
+            <w:tcMar>
+              <w:top w:w="60" w:type="dxa"/>
+              <w:left w:w="100" w:type="dxa"/>
+              <w:bottom w:w="60" w:type="dxa"/>
+              <w:right w:w="100" w:type="dxa"/>
+            </w:tcMar>
+          </w:tcPr>
+          <w:p>
+            <w:r/>
             <w:r>
               <w:t>401, 403, 422</w:t>
             </w:r>
@@ -9263,43 +9831,41 @@
         </w:tc>
       </w:tr>
       <w:tr>
-        <w:tc>
-          <w:tcPr>
-            <w:tcW w:w="1134" w:type="dxa"/>
-            <w:tcMar>
-              <w:top w:w="60" w:type="dxa"/>
-              <w:left w:w="100" w:type="dxa"/>
-              <w:bottom w:w="60" w:type="dxa"/>
-              <w:right w:w="100" w:type="dxa"/>
-            </w:tcMar>
-          </w:tcPr>
-          <w:p>
-            <w:pPr>
-              <w:rPr>
-                <w:sz w:val="22"/>
-                <w:szCs w:val="22"/>
-              </w:rPr>
-            </w:pPr>
-            <w:r>
-              <w:rPr>
-                <w:sz w:val="22"/>
-                <w:szCs w:val="22"/>
-              </w:rPr>
+        <w:tblPrEx>
+          <w:tblCellMar>
+            <w:top w:w="0" w:type="dxa"/>
+            <w:bottom w:w="0" w:type="dxa"/>
+          </w:tblCellMar>
+        </w:tblPrEx>
+        <w:tc>
+          <w:tcPr>
+            <w:tcW w:w="900" w:type="dxa"/>
+            <w:tcMar>
+              <w:top w:w="60" w:type="dxa"/>
+              <w:left w:w="100" w:type="dxa"/>
+              <w:bottom w:w="60" w:type="dxa"/>
+              <w:right w:w="100" w:type="dxa"/>
+            </w:tcMar>
+          </w:tcPr>
+          <w:p>
+            <w:r/>
+            <w:r>
               <w:t>GET</w:t>
             </w:r>
           </w:p>
         </w:tc>
         <w:tc>
           <w:tcPr>
-            <w:tcW w:w="2547" w:type="dxa"/>
-            <w:tcMar>
-              <w:top w:w="60" w:type="dxa"/>
-              <w:left w:w="100" w:type="dxa"/>
-              <w:bottom w:w="60" w:type="dxa"/>
-              <w:right w:w="100" w:type="dxa"/>
-            </w:tcMar>
-          </w:tcPr>
-          <w:p>
+            <w:tcW w:w="1900" w:type="dxa"/>
+            <w:tcMar>
+              <w:top w:w="60" w:type="dxa"/>
+              <w:left w:w="100" w:type="dxa"/>
+              <w:bottom w:w="60" w:type="dxa"/>
+              <w:right w:w="100" w:type="dxa"/>
+            </w:tcMar>
+          </w:tcPr>
+          <w:p>
+            <w:r/>
             <w:r>
               <w:t>/api/v1/exportaciones/lecturas.csv</w:t>
             </w:r>
@@ -9307,15 +9873,16 @@
         </w:tc>
         <w:tc>
           <w:tcPr>
-            <w:tcW w:w="1276" w:type="dxa"/>
-            <w:tcMar>
-              <w:top w:w="60" w:type="dxa"/>
-              <w:left w:w="100" w:type="dxa"/>
-              <w:bottom w:w="60" w:type="dxa"/>
-              <w:right w:w="100" w:type="dxa"/>
-            </w:tcMar>
-          </w:tcPr>
-          <w:p>
+            <w:tcW w:w="700" w:type="dxa"/>
+            <w:tcMar>
+              <w:top w:w="60" w:type="dxa"/>
+              <w:left w:w="100" w:type="dxa"/>
+              <w:bottom w:w="60" w:type="dxa"/>
+              <w:right w:w="100" w:type="dxa"/>
+            </w:tcMar>
+          </w:tcPr>
+          <w:p>
+            <w:r/>
             <w:r>
               <w:t>Sí (token)</w:t>
             </w:r>
@@ -9323,15 +9890,16 @@
         </w:tc>
         <w:tc>
           <w:tcPr>
-            <w:tcW w:w="1681" w:type="dxa"/>
-            <w:tcMar>
-              <w:top w:w="60" w:type="dxa"/>
-              <w:left w:w="100" w:type="dxa"/>
-              <w:bottom w:w="60" w:type="dxa"/>
-              <w:right w:w="100" w:type="dxa"/>
-            </w:tcMar>
-          </w:tcPr>
-          <w:p>
+            <w:tcW w:w="700" w:type="dxa"/>
+            <w:tcMar>
+              <w:top w:w="60" w:type="dxa"/>
+              <w:left w:w="100" w:type="dxa"/>
+              <w:bottom w:w="60" w:type="dxa"/>
+              <w:right w:w="100" w:type="dxa"/>
+            </w:tcMar>
+          </w:tcPr>
+          <w:p>
+            <w:r/>
             <w:r>
               <w:t>Operador</w:t>
             </w:r>
@@ -9339,15 +9907,16 @@
         </w:tc>
         <w:tc>
           <w:tcPr>
-            <w:tcW w:w="1495" w:type="dxa"/>
-            <w:tcMar>
-              <w:top w:w="60" w:type="dxa"/>
-              <w:left w:w="100" w:type="dxa"/>
-              <w:bottom w:w="60" w:type="dxa"/>
-              <w:right w:w="100" w:type="dxa"/>
-            </w:tcMar>
-          </w:tcPr>
-          <w:p>
+            <w:tcW w:w="1600" w:type="dxa"/>
+            <w:tcMar>
+              <w:top w:w="60" w:type="dxa"/>
+              <w:left w:w="100" w:type="dxa"/>
+              <w:bottom w:w="60" w:type="dxa"/>
+              <w:right w:w="100" w:type="dxa"/>
+            </w:tcMar>
+          </w:tcPr>
+          <w:p>
+            <w:r/>
             <w:r>
               <w:t>variable, desde, hasta</w:t>
             </w:r>
@@ -9355,15 +9924,16 @@
         </w:tc>
         <w:tc>
           <w:tcPr>
-            <w:tcW w:w="793" w:type="dxa"/>
-            <w:tcMar>
-              <w:top w:w="60" w:type="dxa"/>
-              <w:left w:w="100" w:type="dxa"/>
-              <w:bottom w:w="60" w:type="dxa"/>
-              <w:right w:w="100" w:type="dxa"/>
-            </w:tcMar>
-          </w:tcPr>
-          <w:p>
+            <w:tcW w:w="1600" w:type="dxa"/>
+            <w:tcMar>
+              <w:top w:w="60" w:type="dxa"/>
+              <w:left w:w="100" w:type="dxa"/>
+              <w:bottom w:w="60" w:type="dxa"/>
+              <w:right w:w="100" w:type="dxa"/>
+            </w:tcMar>
+          </w:tcPr>
+          <w:p>
+            <w:r/>
             <w:r>
               <w:t>200 + archivo</w:t>
             </w:r>
@@ -9371,15 +9941,16 @@
         </w:tc>
         <w:tc>
           <w:tcPr>
-            <w:tcW w:w="708" w:type="dxa"/>
-            <w:tcMar>
-              <w:top w:w="60" w:type="dxa"/>
-              <w:left w:w="100" w:type="dxa"/>
-              <w:bottom w:w="60" w:type="dxa"/>
-              <w:right w:w="100" w:type="dxa"/>
-            </w:tcMar>
-          </w:tcPr>
-          <w:p>
+            <w:tcW w:w="1900" w:type="dxa"/>
+            <w:tcMar>
+              <w:top w:w="60" w:type="dxa"/>
+              <w:left w:w="100" w:type="dxa"/>
+              <w:bottom w:w="60" w:type="dxa"/>
+              <w:right w:w="100" w:type="dxa"/>
+            </w:tcMar>
+          </w:tcPr>
+          <w:p>
+            <w:r/>
             <w:r>
               <w:t>401, 403</w:t>
             </w:r>
@@ -9450,12 +10021,18 @@
         <w:tblLook w:val="0000" w:firstRow="0" w:lastRow="0" w:firstColumn="0" w:lastColumn="0" w:noHBand="0" w:noVBand="0"/>
       </w:tblPr>
       <w:tblGrid>
-        <w:gridCol w:w="1834"/>
-        <w:gridCol w:w="1722"/>
-        <w:gridCol w:w="2405"/>
-        <w:gridCol w:w="3339"/>
+        <w:gridCol w:w="1900"/>
+        <w:gridCol w:w="1000"/>
+        <w:gridCol w:w="2600"/>
+        <w:gridCol w:w="3800"/>
       </w:tblGrid>
       <w:tr>
+        <w:tblPrEx>
+          <w:tblCellMar>
+            <w:top w:w="0" w:type="dxa"/>
+            <w:bottom w:w="0" w:type="dxa"/>
+          </w:tblCellMar>
+        </w:tblPrEx>
         <w:trPr>
           <w:tblHeader/>
         </w:trPr>
@@ -9565,6 +10142,12 @@
         </w:tc>
       </w:tr>
       <w:tr>
+        <w:tblPrEx>
+          <w:tblCellMar>
+            <w:top w:w="0" w:type="dxa"/>
+            <w:bottom w:w="0" w:type="dxa"/>
+          </w:tblCellMar>
+        </w:tblPrEx>
         <w:tc>
           <w:tcPr>
             <w:tcW w:w="1900" w:type="dxa"/>
@@ -9576,6 +10159,7 @@
             </w:tcMar>
           </w:tcPr>
           <w:p>
+            <w:r/>
             <w:r>
               <w:t>Frontend</w:t>
             </w:r>
@@ -9592,6 +10176,7 @@
             </w:tcMar>
           </w:tcPr>
           <w:p>
+            <w:r/>
             <w:r>
               <w:t>Flutter 3.44.8 · Dart 3.12.2</w:t>
             </w:r>
@@ -9608,6 +10193,7 @@
             </w:tcMar>
           </w:tcPr>
           <w:p>
+            <w:r/>
             <w:r>
               <w:t>Aplicación web y móvil con una sola base de código</w:t>
             </w:r>
@@ -9624,6 +10210,7 @@
             </w:tcMar>
           </w:tcPr>
           <w:p>
+            <w:r/>
             <w:r>
               <w:t>Requisito mínimo 4 y RNF-06 (adaptabilidad): un mismo componente responde a distintos anchos de pantalla, y RNF-04 (compatibilidad) se verifica en web y Android</w:t>
             </w:r>
@@ -9631,6 +10218,12 @@
         </w:tc>
       </w:tr>
       <w:tr>
+        <w:tblPrEx>
+          <w:tblCellMar>
+            <w:top w:w="0" w:type="dxa"/>
+            <w:bottom w:w="0" w:type="dxa"/>
+          </w:tblCellMar>
+        </w:tblPrEx>
         <w:tc>
           <w:tcPr>
             <w:tcW w:w="1900" w:type="dxa"/>
@@ -9642,6 +10235,7 @@
             </w:tcMar>
           </w:tcPr>
           <w:p>
+            <w:r/>
             <w:r>
               <w:t>Backend</w:t>
             </w:r>
@@ -9658,6 +10252,7 @@
             </w:tcMar>
           </w:tcPr>
           <w:p>
+            <w:r/>
             <w:r>
               <w:t>FastAPI sobre Python 3.13</w:t>
             </w:r>
@@ -9674,6 +10269,7 @@
             </w:tcMar>
           </w:tcPr>
           <w:p>
+            <w:r/>
             <w:r>
               <w:t>Servicio REST con la validación, la autorización y las reglas de negocio</w:t>
             </w:r>
@@ -9690,6 +10286,7 @@
             </w:tcMar>
           </w:tcPr>
           <w:p>
+            <w:r/>
             <w:r>
               <w:t>RNF-07 (mantenibilidad): validación declarativa de los datos, contrato documentado con OpenAPI desde el propio código y módulos con responsabilidad separada</w:t>
             </w:r>
@@ -9697,6 +10294,12 @@
         </w:tc>
       </w:tr>
       <w:tr>
+        <w:tblPrEx>
+          <w:tblCellMar>
+            <w:top w:w="0" w:type="dxa"/>
+            <w:bottom w:w="0" w:type="dxa"/>
+          </w:tblCellMar>
+        </w:tblPrEx>
         <w:tc>
           <w:tcPr>
             <w:tcW w:w="1900" w:type="dxa"/>
@@ -9708,6 +10311,7 @@
             </w:tcMar>
           </w:tcPr>
           <w:p>
+            <w:r/>
             <w:r>
               <w:t>Base de datos</w:t>
             </w:r>
@@ -9724,6 +10328,7 @@
             </w:tcMar>
           </w:tcPr>
           <w:p>
+            <w:r/>
             <w:r>
               <w:t>Cloud Firestore</w:t>
             </w:r>
@@ -9740,6 +10345,7 @@
             </w:tcMar>
           </w:tcPr>
           <w:p>
+            <w:r/>
             <w:r>
               <w:t>Persistencia del dominio con consultas filtradas e índices compuestos</w:t>
             </w:r>
@@ -9756,6 +10362,7 @@
             </w:tcMar>
           </w:tcPr>
           <w:p>
+            <w:r/>
             <w:r>
               <w:t>Requisito mínimo 3 (persistencia con las operaciones del dominio) y RNF-01 (rendimiento): capa gratuita suficiente para el prototipo y escalabilidad sin administración de servidores</w:t>
             </w:r>
@@ -9763,6 +10370,12 @@
         </w:tc>
       </w:tr>
       <w:tr>
+        <w:tblPrEx>
+          <w:tblCellMar>
+            <w:top w:w="0" w:type="dxa"/>
+            <w:bottom w:w="0" w:type="dxa"/>
+          </w:tblCellMar>
+        </w:tblPrEx>
         <w:tc>
           <w:tcPr>
             <w:tcW w:w="1900" w:type="dxa"/>
@@ -9774,6 +10387,7 @@
             </w:tcMar>
           </w:tcPr>
           <w:p>
+            <w:r/>
             <w:r>
               <w:t>Autenticación</w:t>
             </w:r>
@@ -9790,6 +10404,7 @@
             </w:tcMar>
           </w:tcPr>
           <w:p>
+            <w:r/>
             <w:r>
               <w:t>Firebase Authentication</w:t>
             </w:r>
@@ -9806,6 +10421,7 @@
             </w:tcMar>
           </w:tcPr>
           <w:p>
+            <w:r/>
             <w:r>
               <w:t>Registro, inicio de sesión y emisión del token de identidad</w:t>
             </w:r>
@@ -9822,6 +10438,7 @@
             </w:tcMar>
           </w:tcPr>
           <w:p>
+            <w:r/>
             <w:r>
               <w:t>RNF-02 (seguridad): delega la autenticación en un proveedor especializado y evita que el sistema almacene contraseñas</w:t>
             </w:r>
@@ -9829,6 +10446,12 @@
         </w:tc>
       </w:tr>
       <w:tr>
+        <w:tblPrEx>
+          <w:tblCellMar>
+            <w:top w:w="0" w:type="dxa"/>
+            <w:bottom w:w="0" w:type="dxa"/>
+          </w:tblCellMar>
+        </w:tblPrEx>
         <w:tc>
           <w:tcPr>
             <w:tcW w:w="1900" w:type="dxa"/>
@@ -9840,8 +10463,8 @@
             </w:tcMar>
           </w:tcPr>
           <w:p>
-            <w:r>
-              <w:lastRenderedPageBreak/>
+            <w:r/>
+            <w:r>
               <w:t>Despliegue</w:t>
             </w:r>
           </w:p>
@@ -9857,6 +10480,7 @@
             </w:tcMar>
           </w:tcPr>
           <w:p>
+            <w:r/>
             <w:r>
               <w:t>Firebase Hosting y servicio en la nube (previsto)</w:t>
             </w:r>
@@ -9873,6 +10497,7 @@
             </w:tcMar>
           </w:tcPr>
           <w:p>
+            <w:r/>
             <w:r>
               <w:t>Publicación de la aplicación web y del servicio</w:t>
             </w:r>
@@ -9889,6 +10514,7 @@
             </w:tcMar>
           </w:tcPr>
           <w:p>
+            <w:r/>
             <w:r>
               <w:t>Requisito mínimo 1: el sistema debe quedar accesible por una dirección pública, con las credenciales del servidor en variables de entorno</w:t>
             </w:r>
@@ -9896,6 +10522,12 @@
         </w:tc>
       </w:tr>
       <w:tr>
+        <w:tblPrEx>
+          <w:tblCellMar>
+            <w:top w:w="0" w:type="dxa"/>
+            <w:bottom w:w="0" w:type="dxa"/>
+          </w:tblCellMar>
+        </w:tblPrEx>
         <w:tc>
           <w:tcPr>
             <w:tcW w:w="1900" w:type="dxa"/>
@@ -9907,6 +10539,7 @@
             </w:tcMar>
           </w:tcPr>
           <w:p>
+            <w:r/>
             <w:r>
               <w:t>Control de versiones</w:t>
             </w:r>
@@ -9923,6 +10556,7 @@
             </w:tcMar>
           </w:tcPr>
           <w:p>
+            <w:r/>
             <w:r>
               <w:t>Git con repositorio en GitHub</w:t>
             </w:r>
@@ -9939,6 +10573,7 @@
             </w:tcMar>
           </w:tcPr>
           <w:p>
+            <w:r/>
             <w:r>
               <w:t>Historial de avance progresivo y documentación de ejecución</w:t>
             </w:r>
@@ -9955,6 +10590,7 @@
             </w:tcMar>
           </w:tcPr>
           <w:p>
+            <w:r/>
             <w:r>
               <w:t>Requisitos mínimos 5 y 6: historial con fechas distribuidas, README de ejecución local y acceso concedido al docente</w:t>
             </w:r>
@@ -9962,6 +10598,12 @@
         </w:tc>
       </w:tr>
       <w:tr>
+        <w:tblPrEx>
+          <w:tblCellMar>
+            <w:top w:w="0" w:type="dxa"/>
+            <w:bottom w:w="0" w:type="dxa"/>
+          </w:tblCellMar>
+        </w:tblPrEx>
         <w:tc>
           <w:tcPr>
             <w:tcW w:w="1900" w:type="dxa"/>
@@ -9973,6 +10615,7 @@
             </w:tcMar>
           </w:tcPr>
           <w:p>
+            <w:r/>
             <w:r>
               <w:t>Otros</w:t>
             </w:r>
@@ -9989,6 +10632,7 @@
             </w:tcMar>
           </w:tcPr>
           <w:p>
+            <w:r/>
             <w:r>
               <w:t>Open-Meteo (API pública) · http 1.6.0 · geolocator 14.0.3</w:t>
             </w:r>
@@ -10005,6 +10649,7 @@
             </w:tcMar>
           </w:tcPr>
           <w:p>
+            <w:r/>
             <w:r>
               <w:t>Contexto climático y consumo del contrato desde la aplicación</w:t>
             </w:r>
@@ -10021,6 +10666,7 @@
             </w:tcMar>
           </w:tcPr>
           <w:p>
+            <w:r/>
             <w:r>
               <w:t>Funcionalidad complementaria de contexto; se eligió una API pública sin credenciales para no incorporar claves adicionales al proyecto (RNF-02)</w:t>
             </w:r>
@@ -10099,6 +10745,12 @@
         <w:gridCol w:w="8200"/>
       </w:tblGrid>
       <w:tr>
+        <w:tblPrEx>
+          <w:tblCellMar>
+            <w:top w:w="0" w:type="dxa"/>
+            <w:bottom w:w="0" w:type="dxa"/>
+          </w:tblCellMar>
+        </w:tblPrEx>
         <w:trPr>
           <w:tblHeader/>
         </w:trPr>
@@ -10147,6 +10799,12 @@
         </w:tc>
       </w:tr>
       <w:tr>
+        <w:tblPrEx>
+          <w:tblCellMar>
+            <w:top w:w="0" w:type="dxa"/>
+            <w:bottom w:w="0" w:type="dxa"/>
+          </w:tblCellMar>
+        </w:tblPrEx>
         <w:tc>
           <w:tcPr>
             <w:tcW w:w="600" w:type="dxa"/>
@@ -10158,6 +10816,7 @@
             </w:tcMar>
           </w:tcPr>
           <w:p>
+            <w:r/>
             <w:r>
               <w:t>☑</w:t>
             </w:r>
@@ -10188,6 +10847,12 @@
         </w:tc>
       </w:tr>
       <w:tr>
+        <w:tblPrEx>
+          <w:tblCellMar>
+            <w:top w:w="0" w:type="dxa"/>
+            <w:bottom w:w="0" w:type="dxa"/>
+          </w:tblCellMar>
+        </w:tblPrEx>
         <w:tc>
           <w:tcPr>
             <w:tcW w:w="600" w:type="dxa"/>
@@ -10199,6 +10864,7 @@
             </w:tcMar>
           </w:tcPr>
           <w:p>
+            <w:r/>
             <w:r>
               <w:t>☑</w:t>
             </w:r>
@@ -10229,6 +10895,12 @@
         </w:tc>
       </w:tr>
       <w:tr>
+        <w:tblPrEx>
+          <w:tblCellMar>
+            <w:top w:w="0" w:type="dxa"/>
+            <w:bottom w:w="0" w:type="dxa"/>
+          </w:tblCellMar>
+        </w:tblPrEx>
         <w:tc>
           <w:tcPr>
             <w:tcW w:w="600" w:type="dxa"/>
@@ -10240,6 +10912,7 @@
             </w:tcMar>
           </w:tcPr>
           <w:p>
+            <w:r/>
             <w:r>
               <w:t>☑</w:t>
             </w:r>
@@ -10270,6 +10943,12 @@
         </w:tc>
       </w:tr>
       <w:tr>
+        <w:tblPrEx>
+          <w:tblCellMar>
+            <w:top w:w="0" w:type="dxa"/>
+            <w:bottom w:w="0" w:type="dxa"/>
+          </w:tblCellMar>
+        </w:tblPrEx>
         <w:tc>
           <w:tcPr>
             <w:tcW w:w="600" w:type="dxa"/>
@@ -10281,6 +10960,7 @@
             </w:tcMar>
           </w:tcPr>
           <w:p>
+            <w:r/>
             <w:r>
               <w:t>☑</w:t>
             </w:r>
@@ -10311,6 +10991,12 @@
         </w:tc>
       </w:tr>
       <w:tr>
+        <w:tblPrEx>
+          <w:tblCellMar>
+            <w:top w:w="0" w:type="dxa"/>
+            <w:bottom w:w="0" w:type="dxa"/>
+          </w:tblCellMar>
+        </w:tblPrEx>
         <w:tc>
           <w:tcPr>
             <w:tcW w:w="600" w:type="dxa"/>
@@ -10322,6 +11008,7 @@
             </w:tcMar>
           </w:tcPr>
           <w:p>
+            <w:r/>
             <w:r>
               <w:t>☑</w:t>
             </w:r>
@@ -10352,6 +11039,12 @@
         </w:tc>
       </w:tr>
       <w:tr>
+        <w:tblPrEx>
+          <w:tblCellMar>
+            <w:top w:w="0" w:type="dxa"/>
+            <w:bottom w:w="0" w:type="dxa"/>
+          </w:tblCellMar>
+        </w:tblPrEx>
         <w:tc>
           <w:tcPr>
             <w:tcW w:w="600" w:type="dxa"/>
@@ -10363,6 +11056,7 @@
             </w:tcMar>
           </w:tcPr>
           <w:p>
+            <w:r/>
             <w:r>
               <w:t>☑</w:t>
             </w:r>
@@ -10425,6 +11119,12 @@
         </w:tc>
       </w:tr>
       <w:tr>
+        <w:tblPrEx>
+          <w:tblCellMar>
+            <w:top w:w="0" w:type="dxa"/>
+            <w:bottom w:w="0" w:type="dxa"/>
+          </w:tblCellMar>
+        </w:tblPrEx>
         <w:tc>
           <w:tcPr>
             <w:tcW w:w="600" w:type="dxa"/>
@@ -10436,6 +11136,7 @@
             </w:tcMar>
           </w:tcPr>
           <w:p>
+            <w:r/>
             <w:r>
               <w:t>☑</w:t>
             </w:r>
@@ -10466,6 +11167,12 @@
         </w:tc>
       </w:tr>
       <w:tr>
+        <w:tblPrEx>
+          <w:tblCellMar>
+            <w:top w:w="0" w:type="dxa"/>
+            <w:bottom w:w="0" w:type="dxa"/>
+          </w:tblCellMar>
+        </w:tblPrEx>
         <w:tc>
           <w:tcPr>
             <w:tcW w:w="600" w:type="dxa"/>
@@ -10477,6 +11184,7 @@
             </w:tcMar>
           </w:tcPr>
           <w:p>
+            <w:r/>
             <w:r>
               <w:t>☑</w:t>
             </w:r>
@@ -10507,6 +11215,12 @@
         </w:tc>
       </w:tr>
       <w:tr>
+        <w:tblPrEx>
+          <w:tblCellMar>
+            <w:top w:w="0" w:type="dxa"/>
+            <w:bottom w:w="0" w:type="dxa"/>
+          </w:tblCellMar>
+        </w:tblPrEx>
         <w:tc>
           <w:tcPr>
             <w:tcW w:w="600" w:type="dxa"/>
@@ -10518,6 +11232,7 @@
             </w:tcMar>
           </w:tcPr>
           <w:p>
+            <w:r/>
             <w:r>
               <w:t>☑</w:t>
             </w:r>
@@ -10548,6 +11263,12 @@
         </w:tc>
       </w:tr>
       <w:tr>
+        <w:tblPrEx>
+          <w:tblCellMar>
+            <w:top w:w="0" w:type="dxa"/>
+            <w:bottom w:w="0" w:type="dxa"/>
+          </w:tblCellMar>
+        </w:tblPrEx>
         <w:tc>
           <w:tcPr>
             <w:tcW w:w="600" w:type="dxa"/>
@@ -10559,6 +11280,7 @@
             </w:tcMar>
           </w:tcPr>
           <w:p>
+            <w:r/>
             <w:r>
               <w:t>☑</w:t>
             </w:r>
@@ -10589,6 +11311,12 @@
         </w:tc>
       </w:tr>
       <w:tr>
+        <w:tblPrEx>
+          <w:tblCellMar>
+            <w:top w:w="0" w:type="dxa"/>
+            <w:bottom w:w="0" w:type="dxa"/>
+          </w:tblCellMar>
+        </w:tblPrEx>
         <w:tc>
           <w:tcPr>
             <w:tcW w:w="600" w:type="dxa"/>
@@ -10600,6 +11328,7 @@
             </w:tcMar>
           </w:tcPr>
           <w:p>
+            <w:r/>
             <w:r>
               <w:t>☑</w:t>
             </w:r>
@@ -10630,6 +11359,12 @@
         </w:tc>
       </w:tr>
       <w:tr>
+        <w:tblPrEx>
+          <w:tblCellMar>
+            <w:top w:w="0" w:type="dxa"/>
+            <w:bottom w:w="0" w:type="dxa"/>
+          </w:tblCellMar>
+        </w:tblPrEx>
         <w:tc>
           <w:tcPr>
             <w:tcW w:w="600" w:type="dxa"/>
@@ -10641,6 +11376,7 @@
             </w:tcMar>
           </w:tcPr>
           <w:p>
+            <w:r/>
             <w:r>
               <w:t>☑</w:t>
             </w:r>
@@ -10687,6 +11423,12 @@
         </w:tc>
       </w:tr>
       <w:tr>
+        <w:tblPrEx>
+          <w:tblCellMar>
+            <w:top w:w="0" w:type="dxa"/>
+            <w:bottom w:w="0" w:type="dxa"/>
+          </w:tblCellMar>
+        </w:tblPrEx>
         <w:tc>
           <w:tcPr>
             <w:tcW w:w="600" w:type="dxa"/>
@@ -10698,6 +11440,7 @@
             </w:tcMar>
           </w:tcPr>
           <w:p>
+            <w:r/>
             <w:r>
               <w:t>☑</w:t>
             </w:r>
@@ -10762,6 +11505,12 @@
         </w:tc>
       </w:tr>
       <w:tr>
+        <w:tblPrEx>
+          <w:tblCellMar>
+            <w:top w:w="0" w:type="dxa"/>
+            <w:bottom w:w="0" w:type="dxa"/>
+          </w:tblCellMar>
+        </w:tblPrEx>
         <w:tc>
           <w:tcPr>
             <w:tcW w:w="600" w:type="dxa"/>
@@ -10773,6 +11522,7 @@
             </w:tcMar>
           </w:tcPr>
           <w:p>
+            <w:r/>
             <w:r>
               <w:t>☑</w:t>
             </w:r>
@@ -10819,6 +11569,12 @@
         </w:tc>
       </w:tr>
       <w:tr>
+        <w:tblPrEx>
+          <w:tblCellMar>
+            <w:top w:w="0" w:type="dxa"/>
+            <w:bottom w:w="0" w:type="dxa"/>
+          </w:tblCellMar>
+        </w:tblPrEx>
         <w:tc>
           <w:tcPr>
             <w:tcW w:w="600" w:type="dxa"/>
@@ -10830,8 +11586,8 @@
             </w:tcMar>
           </w:tcPr>
           <w:p>
-            <w:r>
-              <w:lastRenderedPageBreak/>
+            <w:r/>
+            <w:r>
               <w:t>☑</w:t>
             </w:r>
           </w:p>
@@ -10861,6 +11617,12 @@
         </w:tc>
       </w:tr>
       <w:tr>
+        <w:tblPrEx>
+          <w:tblCellMar>
+            <w:top w:w="0" w:type="dxa"/>
+            <w:bottom w:w="0" w:type="dxa"/>
+          </w:tblCellMar>
+        </w:tblPrEx>
         <w:tc>
           <w:tcPr>
             <w:tcW w:w="600" w:type="dxa"/>
@@ -10872,6 +11634,7 @@
             </w:tcMar>
           </w:tcPr>
           <w:p>
+            <w:r/>
             <w:r>
               <w:t>☑</w:t>
             </w:r>
@@ -10902,6 +11665,12 @@
         </w:tc>
       </w:tr>
       <w:tr>
+        <w:tblPrEx>
+          <w:tblCellMar>
+            <w:top w:w="0" w:type="dxa"/>
+            <w:bottom w:w="0" w:type="dxa"/>
+          </w:tblCellMar>
+        </w:tblPrEx>
         <w:tc>
           <w:tcPr>
             <w:tcW w:w="600" w:type="dxa"/>
@@ -10913,6 +11682,7 @@
             </w:tcMar>
           </w:tcPr>
           <w:p>
+            <w:r/>
             <w:r>
               <w:t>☑</w:t>
             </w:r>
@@ -10943,6 +11713,12 @@
         </w:tc>
       </w:tr>
       <w:tr>
+        <w:tblPrEx>
+          <w:tblCellMar>
+            <w:top w:w="0" w:type="dxa"/>
+            <w:bottom w:w="0" w:type="dxa"/>
+          </w:tblCellMar>
+        </w:tblPrEx>
         <w:tc>
           <w:tcPr>
             <w:tcW w:w="600" w:type="dxa"/>
@@ -10954,6 +11730,7 @@
             </w:tcMar>
           </w:tcPr>
           <w:p>
+            <w:r/>
             <w:r>
               <w:t>☑</w:t>
             </w:r>
@@ -11002,7 +11779,7 @@
       </w:r>
     </w:p>
     <w:sectPr>
-      <w:footerReference w:type="default" r:id="rId13"/>
+      <w:footerReference w:type="default" r:id="rId8"/>
       <w:pgSz w:w="12240" w:h="15840"/>
       <w:pgMar w:top="1701" w:right="1701" w:bottom="1701" w:left="2268" w:header="708" w:footer="708" w:gutter="0"/>
       <w:pgNumType w:start="1"/>

--- a/docs/Santos_Perfil_Proyecto_v1.docx
+++ b/docs/Santos_Perfil_Proyecto_v1.docx
@@ -5224,7 +5224,7 @@
           <w:p>
             <w:r/>
             <w:r>
-              <w:t>El sistema debe permanecer accesible durante la operación del cultivo, admitiendo una demora de hasta treinta segundos en la primera petición posterior a la suspensión del servicio por inactividad.</w:t>
+              <w:t>El sistema debe permanecer accesible durante la operación del cultivo, admitiendo una demora de hasta sesenta segundos en la primera petición posterior a la suspensión del servicio por inactividad, conforme al comportamiento que declara la capa gratuita de la plataforma de despliegue.</w:t>
             </w:r>
           </w:p>
         </w:tc>

--- a/docs/Santos_Perfil_Proyecto_v1.docx
+++ b/docs/Santos_Perfil_Proyecto_v1.docx
@@ -567,7 +567,7 @@
           <w:p>
             <w:r/>
             <w:r>
-              <w:t>Monitoreo y gestión de las variables fisicoquímicas y ambientales de un módulo de cultivo hidropónico piloto: adquisición, registro, consulta histórica, configuración de rangos de referencia y generación de alertas. Aplicación web y móvil con servicio propio (API REST) y base de datos en la nube. Se aprueban dos roles de usuario —Administrador y Operador—, conforme a la recomendación de la tutoría. Queda fuera de alcance el control automático de actuadores.</w:t>
+              <w:t>Monitoreo y gestión de las variables fisicoquímicas y ambientales de un módulo de cultivo hidropónico piloto: adquisición, registro, consulta histórica, configuración de rangos de referencia y generación de alertas. Catálogo de cultivos con sus rangos de referencia (lechuga, acelga, apio y otras hortalizas), del que cada módulo adopta uno. Aplicación web y móvil con servicio propio (API REST) y base de datos en la nube. Se aprueban dos roles de usuario —Administrador y Operador—, conforme a la recomendación de la tutoría. Queda fuera de alcance el control automático de actuadores.</w:t>
             </w:r>
           </w:p>
         </w:tc>
@@ -652,6 +652,90 @@
             <w:r/>
             <w:r>
               <w:t>https://github.com/saintssud-sud/Proyecto---Diplomado/blob/main/docs/TABLERO.md</w:t>
+            </w:r>
+          </w:p>
+        </w:tc>
+      </w:tr>
+      <w:tr>
+        <w:tblPrEx>
+          <w:tblCellMar>
+            <w:top w:w="0" w:type="dxa"/>
+            <w:bottom w:w="0" w:type="dxa"/>
+          </w:tblCellMar>
+        </w:tblPrEx>
+        <w:tc>
+          <w:tcPr>
+            <w:tcW w:w="3200" w:type="dxa"/>
+            <w:tcMar>
+              <w:top w:w="60" w:type="dxa"/>
+              <w:left w:w="100" w:type="dxa"/>
+              <w:bottom w:w="60" w:type="dxa"/>
+              <w:right w:w="100" w:type="dxa"/>
+            </w:tcMar>
+          </w:tcPr>
+          <w:p>
+            <w:r/>
+            <w:r>
+              <w:t>Dirección pública de la aplicación</w:t>
+            </w:r>
+          </w:p>
+        </w:tc>
+        <w:tc>
+          <w:tcPr>
+            <w:tcW w:w="5600" w:type="dxa"/>
+            <w:tcMar>
+              <w:top w:w="60" w:type="dxa"/>
+              <w:left w:w="100" w:type="dxa"/>
+              <w:bottom w:w="60" w:type="dxa"/>
+              <w:right w:w="100" w:type="dxa"/>
+            </w:tcMar>
+          </w:tcPr>
+          <w:p>
+            <w:r/>
+            <w:r>
+              <w:t>https://sigvach26-bd.web.app</w:t>
+            </w:r>
+          </w:p>
+        </w:tc>
+      </w:tr>
+      <w:tr>
+        <w:tblPrEx>
+          <w:tblCellMar>
+            <w:top w:w="0" w:type="dxa"/>
+            <w:bottom w:w="0" w:type="dxa"/>
+          </w:tblCellMar>
+        </w:tblPrEx>
+        <w:tc>
+          <w:tcPr>
+            <w:tcW w:w="3200" w:type="dxa"/>
+            <w:tcMar>
+              <w:top w:w="60" w:type="dxa"/>
+              <w:left w:w="100" w:type="dxa"/>
+              <w:bottom w:w="60" w:type="dxa"/>
+              <w:right w:w="100" w:type="dxa"/>
+            </w:tcMar>
+          </w:tcPr>
+          <w:p>
+            <w:r/>
+            <w:r>
+              <w:t>Dirección pública del servicio</w:t>
+            </w:r>
+          </w:p>
+        </w:tc>
+        <w:tc>
+          <w:tcPr>
+            <w:tcW w:w="5600" w:type="dxa"/>
+            <w:tcMar>
+              <w:top w:w="60" w:type="dxa"/>
+              <w:left w:w="100" w:type="dxa"/>
+              <w:bottom w:w="60" w:type="dxa"/>
+              <w:right w:w="100" w:type="dxa"/>
+            </w:tcMar>
+          </w:tcPr>
+          <w:p>
+            <w:r/>
+            <w:r>
+              <w:t>https://sigvach-api.onrender.com</w:t>
             </w:r>
           </w:p>
         </w:tc>

--- a/docs/Santos_Perfil_Proyecto_v1.docx
+++ b/docs/Santos_Perfil_Proyecto_v1.docx
@@ -6317,7 +6317,7 @@
         <mc:AlternateContent>
           <mc:Choice Requires="wpg">
             <w:drawing>
-              <wp:anchor distT="0" distB="0" distL="114300" distR="114300" simplePos="0" relativeHeight="251663360" behindDoc="1" locked="0" layoutInCell="1" allowOverlap="1" wp14:anchorId="42CEF313" wp14:editId="0E0C296D">
+              <wp:anchor distT="0" distB="0" distL="114300" distR="114300" simplePos="0" relativeHeight="251663360" behindDoc="1" locked="0" layoutInCell="1" allowOverlap="1" wp14:anchorId="42CEF313" wp14:editId="729A4142">
                 <wp:simplePos x="0" y="0"/>
                 <wp:positionH relativeFrom="margin">
                   <wp:posOffset>-79466</wp:posOffset>
@@ -6325,8 +6325,8 @@
                 <wp:positionV relativeFrom="paragraph">
                   <wp:posOffset>438694</wp:posOffset>
                 </wp:positionV>
-                <wp:extent cx="6117772" cy="5312231"/>
-                <wp:effectExtent l="0" t="0" r="0" b="3175"/>
+                <wp:extent cx="6117772" cy="5442607"/>
+                <wp:effectExtent l="0" t="0" r="0" b="5715"/>
                 <wp:wrapNone/>
                 <wp:docPr id="1857305205" name="Grupo 7"/>
                 <wp:cNvGraphicFramePr/>
@@ -6337,9 +6337,9 @@
                       <wpg:grpSpPr>
                         <a:xfrm>
                           <a:off x="0" y="0"/>
-                          <a:ext cx="6117772" cy="5312231"/>
+                          <a:ext cx="6117772" cy="5442607"/>
                           <a:chOff x="-76579" y="0"/>
-                          <a:chExt cx="6148193" cy="4561229"/>
+                          <a:chExt cx="6148193" cy="4673174"/>
                         </a:xfrm>
                       </wpg:grpSpPr>
                       <pic:pic xmlns:pic="http://schemas.openxmlformats.org/drawingml/2006/picture">
@@ -6429,8 +6429,8 @@
                         <wps:cNvSpPr txBox="1"/>
                         <wps:spPr>
                           <a:xfrm>
-                            <a:off x="533399" y="4291354"/>
-                            <a:ext cx="4793615" cy="269875"/>
+                            <a:off x="76570" y="4290182"/>
+                            <a:ext cx="5765307" cy="382992"/>
                           </a:xfrm>
                           <a:prstGeom prst="rect">
                             <a:avLst/>
@@ -6443,9 +6443,6 @@
                         <wps:txbx>
                           <w:txbxContent>
                             <w:p>
-                              <w:pPr>
-                                <w:jc w:val="center"/>
-                              </w:pPr>
                               <w:r>
                                 <w:rPr>
                                   <w:sz w:val="18"/>
@@ -6453,21 +6450,12 @@
                                 </w:rPr>
                                 <w:t xml:space="preserve">El Administrador configura el sistema; el Operador registra las mediciones, atiende las alertas y </w:t>
                               </w:r>
-                              <w:proofErr w:type="spellStart"/>
                               <w:r>
                                 <w:rPr>
                                   <w:sz w:val="18"/>
                                   <w:szCs w:val="18"/>
                                 </w:rPr>
-                                <w:t>cobsulta</w:t>
-                              </w:r>
-                              <w:proofErr w:type="spellEnd"/>
-                              <w:r>
-                                <w:rPr>
-                                  <w:sz w:val="18"/>
-                                  <w:szCs w:val="18"/>
-                                </w:rPr>
-                                <w:t>.</w:t>
+                                <w:t>consulta el panel y el historial.</w:t>
                               </w:r>
                             </w:p>
                           </w:txbxContent>
@@ -6493,7 +6481,7 @@
           </mc:Choice>
           <mc:Fallback>
             <w:pict>
-              <v:group w14:anchorId="42CEF313" id="Grupo 7" o:spid="_x0000_s1026" style="position:absolute;margin-left:-6.25pt;margin-top:34.55pt;width:481.7pt;height:418.3pt;z-index:-251653120;mso-position-horizontal-relative:margin;mso-width-relative:margin;mso-height-relative:margin" coordorigin="-765" coordsize="61481,45612" o:gfxdata="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">
+              <v:group w14:anchorId="42CEF313" id="Grupo 7" o:spid="_x0000_s1026" style="position:absolute;margin-left:-6.25pt;margin-top:34.55pt;width:481.7pt;height:428.55pt;z-index:-251653120;mso-position-horizontal-relative:margin;mso-width-relative:margin;mso-height-relative:margin" coordorigin="-765" coordsize="61481,46731" o:gfxdata="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">
                 <v:shapetype id="_x0000_t75" coordsize="21600,21600" o:spt="75" o:preferrelative="t" path="m@4@5l@4@11@9@11@9@5xe" filled="f" stroked="f">
                   <v:stroke joinstyle="miter"/>
                   <v:formulas>
@@ -6547,13 +6535,10 @@
                     </w:txbxContent>
                   </v:textbox>
                 </v:shape>
-                <v:shape id="Cuadro de texto 1" o:spid="_x0000_s1029" type="#_x0000_t202" style="position:absolute;left:5333;top:42913;width:47937;height:2699;visibility:visible;mso-wrap-style:square;v-text-anchor:top" o:gfxdata="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" filled="f" stroked="f" strokeweight=".5pt">
+                <v:shape id="Cuadro de texto 1" o:spid="_x0000_s1029" type="#_x0000_t202" style="position:absolute;left:765;top:42901;width:57653;height:3830;visibility:visible;mso-wrap-style:square;v-text-anchor:top" o:gfxdata="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" filled="f" stroked="f" strokeweight=".5pt">
                   <v:textbox>
                     <w:txbxContent>
                       <w:p>
-                        <w:pPr>
-                          <w:jc w:val="center"/>
-                        </w:pPr>
                         <w:r>
                           <w:rPr>
                             <w:sz w:val="18"/>
@@ -6561,21 +6546,12 @@
                           </w:rPr>
                           <w:t xml:space="preserve">El Administrador configura el sistema; el Operador registra las mediciones, atiende las alertas y </w:t>
                         </w:r>
-                        <w:proofErr w:type="spellStart"/>
                         <w:r>
                           <w:rPr>
                             <w:sz w:val="18"/>
                             <w:szCs w:val="18"/>
                           </w:rPr>
-                          <w:t>cobsulta</w:t>
-                        </w:r>
-                        <w:proofErr w:type="spellEnd"/>
-                        <w:r>
-                          <w:rPr>
-                            <w:sz w:val="18"/>
-                            <w:szCs w:val="18"/>
-                          </w:rPr>
-                          <w:t>.</w:t>
+                          <w:t>consulta el panel y el historial.</w:t>
                         </w:r>
                       </w:p>
                     </w:txbxContent>
@@ -6929,11 +6905,9 @@
         <w:rPr>
           <w:b/>
         </w:rPr>
-        <w:t xml:space="preserve">Patrón arquitectónico adoptado: </w:t>
+        <w:t>Patrón arquitectónico adoptado: monolito modular —variante del patrón monolítico en la que una única unidad desplegable se organiza internamente en módulos con responsabilidad separada— con organización en capas (presentación, lógica de negocio y datos). El servicio constituye esa unidad desplegable: un programa, un proceso y una sola conexión con la base de datos. El sistema en su conjunto es distribuido, con cuatro niveles —adquisición, servicio, datos y presentación—, cuyos componentes (el módulo de adquisición, el servicio, los clientes web y móvil y la base de datos) se comunican por la red.</w:t>
       </w:r>
-      <w:r>
-        <w:t>Monolito modular organizado en cuatro niveles: adquisición, servicio, datos y presentación.</w:t>
-      </w:r>
+      <w:r/>
     </w:p>
     <w:p>
       <w:pPr>
@@ -13988,7 +13962,6 @@
   <w:style w:type="character" w:default="1" w:styleId="Fuentedeprrafopredeter">
     <w:name w:val="Default Paragraph Font"/>
     <w:uiPriority w:val="1"/>
-    <w:semiHidden/>
     <w:unhideWhenUsed/>
   </w:style>
   <w:style w:type="table" w:default="1" w:styleId="Tablanormal">

--- a/docs/Santos_Perfil_Proyecto_v1.docx
+++ b/docs/Santos_Perfil_Proyecto_v1.docx
@@ -6905,9 +6905,14 @@
         <w:rPr>
           <w:b/>
         </w:rPr>
-        <w:t>Patrón arquitectónico adoptado: monolito modular —variante del patrón monolítico en la que una única unidad desplegable se organiza internamente en módulos con responsabilidad separada— con organización en capas (presentación, lógica de negocio y datos). El servicio constituye esa unidad desplegable: un programa, un proceso y una sola conexión con la base de datos. El sistema en su conjunto es distribuido, con cuatro niveles —adquisición, servicio, datos y presentación—, cuyos componentes (el módulo de adquisición, el servicio, los clientes web y móvil y la base de datos) se comunican por la red.</w:t>
+        <w:t xml:space="preserve">Patrón arquitectónico adoptado: </w:t>
       </w:r>
-      <w:r/>
+      <w:r>
+        <w:rPr>
+          <w:bCs/>
+        </w:rPr>
+        <w:t>monolito modular variante del patrón monolítico en la que una única unidad desplegable se organiza internamente en módulos con responsabilidad separada con organización en capas (presentación, lógica de negocio y datos). El servicio constituye esa unidad desplegable: un programa, un proceso y una sola conexión con la base de datos. El sistema en su conjunto es distribuido, con cuatro niveles adquisición, servicio, datos y presentación, cuyos componentes (el módulo de adquisición, el servicio, los clientes web y móvil y la base de datos) se comunican por la red.</w:t>
+      </w:r>
     </w:p>
     <w:p>
       <w:pPr>
@@ -13962,6 +13967,7 @@
   <w:style w:type="character" w:default="1" w:styleId="Fuentedeprrafopredeter">
     <w:name w:val="Default Paragraph Font"/>
     <w:uiPriority w:val="1"/>
+    <w:semiHidden/>
     <w:unhideWhenUsed/>
   </w:style>
   <w:style w:type="table" w:default="1" w:styleId="Tablanormal">

--- a/docs/Santos_Perfil_Proyecto_v1.docx
+++ b/docs/Santos_Perfil_Proyecto_v1.docx
@@ -798,7 +798,7 @@
         <w:jc w:val="both"/>
       </w:pPr>
       <w:r>
-        <w:t>En el ámbito institucional, Tejerina Pinto (2018) y Santos Navarro (2020) evidenciaron que las variables del cultivo requieren seguimiento continuo dentro de rangos de referencia, aunque el registro se realizó de forma manual; Cruz Cerruto (2019) y Baldiviezo Mercado (2019) demostraron la viabilidad técnica de integrar sensores y aplicaciones informáticas en entornos de cultivo, con énfasis en el control antes que en la organización de la información. De ese contraste se delimita el vacío que aborda este trabajo: no existe una solución que integre la adquisición, el registro, la visualización y el seguimiento de las variables de un cultivo hidropónico mediante rangos de referencia por cultivo, disponible para distintos perfiles de usuario y sobre tecnologías accesibles.</w:t>
+        <w:t>En el ámbito institucional, los antecedentes comparan el rendimiento de distintos sistemas hidropónicos (Tejerina Pinto, 2018; Santos Navarro, 2020), mientras que la necesidad de mantener las variables de la solución dentro de rangos de referencia está establecida por la literatura del cultivo sin suelo (Jensen, 1997; Resh, 2013; Urrestarazu, 2004). En el ensayo previo del mismo cultivo las variables se midieron con instrumentos portátiles pero no quedaron registradas en el informe (Santos Navarro, 2020; comunicación personal, 2026), de modo que el análisis se limitó al rendimiento final; Cruz Cerruto (2019) y Baldiviezo Mercado (2019) demostraron la viabilidad técnica de integrar sensores y aplicaciones informáticas en entornos de cultivo, con énfasis en el control antes que en la organización de la información. De ese contraste se delimita el vacío que aborda este trabajo: no existe una solución que integre la adquisición, el registro, la visualización y el seguimiento de las variables de un cultivo hidropónico mediante rangos de referencia por cultivo, disponible para distintos perfiles de usuario y sobre tecnologías accesibles.</w:t>
       </w:r>
     </w:p>
     <w:p>
@@ -1069,7 +1069,7 @@
               <w:spacing w:after="0"/>
             </w:pPr>
             <w:r>
-              <w:t>Bluelab (s. f.)</w:t>
+              <w:t>Bluelab (s. f.). https://bluelab.com · consulta: 13/09/2026</w:t>
             </w:r>
           </w:p>
         </w:tc>
@@ -1171,7 +1171,7 @@
               <w:spacing w:after="0"/>
             </w:pPr>
             <w:r>
-              <w:t>Hanna Instruments (s. f.)</w:t>
+              <w:t>Hanna Instruments (s. f.). https://hannainst.com · consulta: 13/09/2026</w:t>
             </w:r>
           </w:p>
         </w:tc>
@@ -1280,14 +1280,13 @@
               <w:rPr>
                 <w:lang w:val="en-US"/>
               </w:rPr>
-              <w:t>ThinkGrow</w:t>
+              <w:t>ThinkGrow Agricultural Technology (s. f.). https://www.trolmaster.com · consulta: 13/09/2026</w:t>
             </w:r>
             <w:proofErr w:type="spellEnd"/>
             <w:r>
               <w:rPr>
                 <w:lang w:val="en-US"/>
               </w:rPr>
-              <w:t xml:space="preserve"> Agricultural Technology (s. f.)</w:t>
             </w:r>
           </w:p>
         </w:tc>
@@ -1395,7 +1394,7 @@
               <w:spacing w:after="0"/>
             </w:pPr>
             <w:r>
-              <w:t>Gabriel (s. f.)</w:t>
+              <w:t>Gabriel (s. f.). https://github.com/kizniche/Mycodo · consulta: 13/09/2026</w:t>
             </w:r>
           </w:p>
         </w:tc>
@@ -1739,7 +1738,7 @@
               <w:spacing w:after="0"/>
             </w:pPr>
             <w:r>
-              <w:t>En el seguimiento previo del mismo cultivo el registro era manual y la solución se renovaba de forma periódica (Santos Navarro, 2020): sin un aviso automático, la desviación se advierte cuando ya produjo efecto en la planta</w:t>
+              <w:t>En el ensayo previo del mismo cultivo las variables de la solución se midieron con instrumentos portátiles, pero no quedaron registradas en el informe (Santos Navarro, 2020; comunicación personal, 2026): la información medida se perdió y el análisis se limitó al rendimiento final. Sin un registro sistemático, una desviación se advierte solo cuando ya produjo efecto en la planta</w:t>
             </w:r>
           </w:p>
         </w:tc>
@@ -6905,14 +6904,9 @@
         <w:rPr>
           <w:b/>
         </w:rPr>
-        <w:t xml:space="preserve">Patrón arquitectónico adoptado: </w:t>
+        <w:t>Patrón arquitectónico adoptado: monolito modular —variante del patrón monolítico en la que una única unidad desplegable se organiza internamente en módulos con responsabilidad separada— con organización en capas (presentación, lógica de negocio y datos). El servicio constituye esa unidad desplegable: un programa, un proceso y una sola conexión con la base de datos. El sistema en su conjunto es distribuido, con cuatro niveles —adquisición, servicio, datos y presentación—, cuyos componentes (el módulo de adquisición, el servicio, los clientes web y móvil y la base de datos) se comunican por la red.</w:t>
       </w:r>
-      <w:r>
-        <w:rPr>
-          <w:bCs/>
-        </w:rPr>
-        <w:t>monolito modular variante del patrón monolítico en la que una única unidad desplegable se organiza internamente en módulos con responsabilidad separada con organización en capas (presentación, lógica de negocio y datos). El servicio constituye esa unidad desplegable: un programa, un proceso y una sola conexión con la base de datos. El sistema en su conjunto es distribuido, con cuatro niveles adquisición, servicio, datos y presentación, cuyos componentes (el módulo de adquisición, el servicio, los clientes web y móvil y la base de datos) se comunican por la red.</w:t>
-      </w:r>
+      <w:r/>
     </w:p>
     <w:p>
       <w:pPr>
@@ -13967,7 +13961,6 @@
   <w:style w:type="character" w:default="1" w:styleId="Fuentedeprrafopredeter">
     <w:name w:val="Default Paragraph Font"/>
     <w:uiPriority w:val="1"/>
-    <w:semiHidden/>
     <w:unhideWhenUsed/>
   </w:style>
   <w:style w:type="table" w:default="1" w:styleId="Tablanormal">

--- a/docs/Santos_Perfil_Proyecto_v1.docx
+++ b/docs/Santos_Perfil_Proyecto_v1.docx
@@ -1586,7 +1586,7 @@
               <w:spacing w:after="0"/>
             </w:pPr>
             <w:r>
-              <w:t>Registro manual y esporádico</w:t>
+              <w:t>Registro manual no conservado</w:t>
             </w:r>
           </w:p>
         </w:tc>
@@ -1606,7 +1606,7 @@
               <w:spacing w:after="0"/>
             </w:pPr>
             <w:r>
-              <w:t>Las mediciones se anotan en una libreta o en el teléfono y se transcriben después; no existe un registro único ni un intervalo definido entre mediciones, de modo que el seguimiento depende de la disponibilidad de quien mide</w:t>
+              <w:t>En el ensayo previo del mismo cultivo se medía el pH y la conductividad eléctrica tres veces al día, todos los días, durante el período de desarrollo —veintiuna mediciones por semana—; los valores se usaban en el momento y no se anotaban (comunicación personal, 2026). La solución se renovaba al concluir el período de desarrollo</w:t>
             </w:r>
           </w:p>
         </w:tc>
@@ -1672,7 +1672,7 @@
               <w:spacing w:after="0"/>
             </w:pPr>
             <w:r>
-              <w:t>No queda constancia de quién realizó la medición, con qué instrumento ni en qué condiciones, de modo que no es posible reconstruir la serie de una variable ante una duda</w:t>
+              <w:t>No queda constancia de la serie de una variable: al no registrarse los valores, no es posible comparar el comportamiento entre etapas del cultivo ni saber con qué instrumento se midió (Santos Navarro, 2020; comunicación personal, 2026)</w:t>
             </w:r>
           </w:p>
         </w:tc>
@@ -1738,7 +1738,7 @@
               <w:spacing w:after="0"/>
             </w:pPr>
             <w:r>
-              <w:t>En el ensayo previo del mismo cultivo las variables de la solución se midieron con instrumentos portátiles, pero no quedaron registradas en el informe (Santos Navarro, 2020; comunicación personal, 2026): la información medida se perdió y el análisis se limitó al rendimiento final. Sin un registro sistemático, una desviación se advierte solo cuando ya produjo efecto en la planta</w:t>
+              <w:t>Las desviaciones se advertían por su efecto sobre las plantas: las plántulas se estresaban o caían (comunicación personal, 2026). Es decir, el aviso llegaba cuando el daño ya se había producido, que es precisamente lo que un sistema de alerta temprana evita</w:t>
             </w:r>
           </w:p>
         </w:tc>

--- a/docs/Santos_Perfil_Proyecto_v1.docx
+++ b/docs/Santos_Perfil_Proyecto_v1.docx
@@ -798,7 +798,7 @@
         <w:jc w:val="both"/>
       </w:pPr>
       <w:r>
-        <w:t>En el ámbito institucional, los antecedentes comparan el rendimiento de distintos sistemas hidropónicos (Tejerina Pinto, 2018; Santos Navarro, 2020), mientras que la necesidad de mantener las variables de la solución dentro de rangos de referencia está establecida por la literatura del cultivo sin suelo (Jensen, 1997; Resh, 2013; Urrestarazu, 2004). En el ensayo previo del mismo cultivo las variables se midieron con instrumentos portátiles pero no quedaron registradas en el informe (Santos Navarro, 2020; comunicación personal, 2026), de modo que el análisis se limitó al rendimiento final; Cruz Cerruto (2019) y Baldiviezo Mercado (2019) demostraron la viabilidad técnica de integrar sensores y aplicaciones informáticas en entornos de cultivo, con énfasis en el control antes que en la organización de la información. De ese contraste se delimita el vacío que aborda este trabajo: no existe una solución que integre la adquisición, el registro, la visualización y el seguimiento de las variables de un cultivo hidropónico mediante rangos de referencia por cultivo, disponible para distintos perfiles de usuario y sobre tecnologías accesibles.</w:t>
+        <w:t>En el ámbito institucional, los antecedentes comparan el rendimiento de distintos sistemas hidropónicos (Tejerina Pinto, 2018; Santos Navarro, 2020), mientras que la necesidad de mantener las variables de la solución dentro de rangos de referencia está establecida por la literatura del cultivo sin suelo (Jensen, 1997; Resh, 2013; Urrestarazu, 2004). En el ensayo previo de espinaca las variables de la solución se midieron con un pHmetro y un conductímetro portátiles y se usaron para corregir la solución en el momento, pero no se conservó la serie de las lecturas (Santos Navarro, 2020; comunicación personal, 2026), de modo que el análisis se limitó a las variables de respuesta del cultivo; Cruz Cerruto (2019) y Baldiviezo Mercado (2019) demostraron la viabilidad técnica de integrar sensores y aplicaciones informáticas en entornos de cultivo, con énfasis en el control antes que en la organización de la información. De ese contraste se delimita el vacío que aborda este trabajo: no existe una solución que integre la adquisición, el registro, la visualización y el seguimiento de las variables de un cultivo hidropónico mediante rangos de referencia por cultivo, disponible para distintos perfiles de usuario y sobre tecnologías accesibles.</w:t>
       </w:r>
     </w:p>
     <w:p>
@@ -1606,7 +1606,7 @@
               <w:spacing w:after="0"/>
             </w:pPr>
             <w:r>
-              <w:t>En el ensayo previo del mismo cultivo se medía el pH y la conductividad eléctrica tres veces al día, todos los días, durante el período de desarrollo —veintiuna mediciones por semana—; los valores se usaban en el momento y no se anotaban (comunicación personal, 2026). La solución se renovaba al concluir el período de desarrollo</w:t>
+              <w:t>En el ensayo previo de espinaca se medía el pH y la conductividad eléctrica tres veces al día, todos los días, durante el período de desarrollo —veintiuna mediciones por semana—; los valores se usaban en el momento para corregir la solución y no se conservó la serie de las mediciones (comunicación personal, 2026). El informe recoge los rangos de referencia y algunos valores puntuales, y la solución se renovaba cada quince días, cuando el pH o la conductividad eléctrica se desviaban (Santos Navarro, 2020)</w:t>
             </w:r>
           </w:p>
         </w:tc>
@@ -1672,7 +1672,7 @@
               <w:spacing w:after="0"/>
             </w:pPr>
             <w:r>
-              <w:t>No queda constancia de la serie de una variable: al no registrarse los valores, no es posible comparar el comportamiento entre etapas del cultivo ni saber con qué instrumento se midió (Santos Navarro, 2020; comunicación personal, 2026)</w:t>
+              <w:t>No queda constancia de la serie de una variable: al no conservarse las mediciones, no es posible comparar el comportamiento entre etapas del cultivo ni reconstruir la secuencia de correcciones aplicadas a la solución (Santos Navarro, 2020; comunicación personal, 2026)</w:t>
             </w:r>
           </w:p>
         </w:tc>

--- a/docs/Santos_Perfil_Proyecto_v1.docx
+++ b/docs/Santos_Perfil_Proyecto_v1.docx
@@ -4186,7 +4186,7 @@
               <w:jc w:val="center"/>
             </w:pPr>
             <w:r>
-              <w:t>Could</w:t>
+              <w:t>Should</w:t>
             </w:r>
           </w:p>
         </w:tc>
@@ -5002,7 +5002,7 @@
           <w:b/>
           <w:bCs/>
         </w:rPr>
-        <w:t>Total</w:t>
+        <w:t>Total de requisitos: 13 · Must have: 7 · Porcentaje Must have: 53,8 % (debe ser ≤ 60 %) El requisito RF-04 —catálogo de las siete variables— se clasifica como Should porque el catálogo se entrega cargado en el servicio como dato inicial, de modo que el diccionario y la evaluación de rangos (RF-09) no dependen de un requisito diferido.</w:t>
       </w:r>
       <w:proofErr w:type="gramEnd"/>
       <w:r>
@@ -5010,7 +5010,6 @@
           <w:b/>
           <w:bCs/>
         </w:rPr>
-        <w:t xml:space="preserve"> de requisitos: 13 · Must have: 7 · Porcentaje Must have: 53,8 % (debe ser ≤ 60 %)</w:t>
       </w:r>
     </w:p>
     <w:p>
@@ -6298,7 +6297,7 @@
           <w:sz w:val="20"/>
           <w:szCs w:val="20"/>
         </w:rPr>
-        <w:t>Tabla 9. Capacidades declaradas fuera de alcance. Fuente: elaboración propia.</w:t>
+        <w:t>Tabla 9. Capacidades declaradas fuera de alcance (Won't) o diferidas (Could). Fuente: elaboración propia. Las tres primeras filas quedan excluidas de esta gestión; las dos últimas —la notificación de alertas por correo y la exportación a Excel y PDF— se declaran **diferidas**: no se desarrollan en esta entrega y quedan como trabajo futuro, junto con la exportación en CSV que ya cubre RF-13.</w:t>
       </w:r>
     </w:p>
     <w:p>
@@ -8819,6 +8818,68 @@
       <w:tr>
         <w:tc>
           <w:tcPr>
+            <w:tcW w:type="dxa" w:w="1668"/>
+          </w:tcPr>
+          <w:p>
+            <w:r>
+              <w:t>registrado_por</w:t>
+            </w:r>
+          </w:p>
+        </w:tc>
+        <w:tc>
+          <w:tcPr>
+            <w:tcW w:type="dxa" w:w="1227"/>
+          </w:tcPr>
+          <w:p>
+            <w:r>
+              <w:t>Texto</w:t>
+            </w:r>
+          </w:p>
+        </w:tc>
+        <w:tc>
+          <w:tcPr>
+            <w:tcW w:type="dxa" w:w="1227"/>
+          </w:tcPr>
+          <w:p>
+            <w:r>
+              <w:t>40</w:t>
+            </w:r>
+          </w:p>
+        </w:tc>
+        <w:tc>
+          <w:tcPr>
+            <w:tcW w:type="dxa" w:w="1480"/>
+          </w:tcPr>
+          <w:p>
+            <w:r>
+              <w:t>No</w:t>
+            </w:r>
+          </w:p>
+        </w:tc>
+        <w:tc>
+          <w:tcPr>
+            <w:tcW w:type="dxa" w:w="1921"/>
+          </w:tcPr>
+          <w:p>
+            <w:r>
+              <w:t>Nulo en el envío automático</w:t>
+            </w:r>
+          </w:p>
+        </w:tc>
+        <w:tc>
+          <w:tcPr>
+            <w:tcW w:type="dxa" w:w="1975"/>
+          </w:tcPr>
+          <w:p>
+            <w:r>
+              <w:t>El campo `registrado_por` guarda el identificador del usuario que realizó la medición manual; lo resuelve el servidor a partir de la sesión y queda nulo cuando la lectura la envió el módulo de adquisición, porque entonces la lectura queda identificada por su módulo y su origen automático (RNF-08).</w:t>
+            </w:r>
+          </w:p>
+        </w:tc>
+      </w:tr>
+      <w:tr>
+        <w:tc>
+          <w:tcPr>
             <w:tcW w:w="1500" w:type="dxa"/>
             <w:tcMar>
               <w:top w:w="60" w:type="dxa"/>
@@ -9196,6 +9257,12 @@
           <w:szCs w:val="20"/>
         </w:rPr>
         <w:t>Tabla 11. Diccionario de datos de la colección lecturas. Fuente: elaboración propia.</w:t>
+      </w:r>
+    </w:p>
+    <w:p>
+      <w:pPr/>
+      <w:r>
+        <w:t>Las demás colecciones del modelo documental. La Tabla 11 detalla la colección `lecturas`, que es la de mayor volumen y la que concentra las reglas de validación. Las otras colecciones se describen a continuación con sus campos: `modulos_cultivo` —`nombre`, `tipo_cultivo`, `perfil_id`, `ubicacion`, `activo`— identifica cada zona de cultivo y el perfil del que toma los rangos con que se evalúan sus lecturas; `perfiles_cultivo` —`nombre`, `descripcion`, `predefinido`—; `rangos` —`perfil_id`, `variable`, `minimo`, `maximo`— fija los límites de cada variable por perfil, con el mínimo menor que el máximo; `alertas` —`lectura_id`, `modulo_id`, `variable`, `valor`, `unidad`, `rango_minimo`, `rango_maximo`, `desviacion`, `estado`, `atendida_en`— referencia la lectura que la originó y copia sus datos de identificación, con los límites vigentes en ese momento; y `usuarios` —`email`, `nombre`, `rol`, `activo`, `telefono`, `cargo`— guarda el perfil de la cuenta, cuyo identificador de documento es el `uid` que emite el proveedor de identidad.</w:t>
       </w:r>
     </w:p>
     <w:p>
@@ -10538,6 +10605,78 @@
       <w:tr>
         <w:tc>
           <w:tcPr>
+            <w:tcW w:type="dxa" w:w="1134"/>
+          </w:tcPr>
+          <w:p>
+            <w:r>
+              <w:t>POST · GET · PATCH · DELETE</w:t>
+            </w:r>
+          </w:p>
+        </w:tc>
+        <w:tc>
+          <w:tcPr>
+            <w:tcW w:type="dxa" w:w="3802"/>
+          </w:tcPr>
+          <w:p>
+            <w:r>
+              <w:t>/api/v1/perfiles · /api/v1/perfiles/{id}</w:t>
+            </w:r>
+          </w:p>
+        </w:tc>
+        <w:tc>
+          <w:tcPr>
+            <w:tcW w:type="dxa" w:w="1401"/>
+          </w:tcPr>
+          <w:p>
+            <w:r>
+              <w:t>Sí (token)</w:t>
+            </w:r>
+          </w:p>
+        </w:tc>
+        <w:tc>
+          <w:tcPr>
+            <w:tcW w:type="dxa" w:w="1681"/>
+          </w:tcPr>
+          <w:p>
+            <w:r>
+              <w:t>Administrador (escritura) · Operador (lectura)</w:t>
+            </w:r>
+          </w:p>
+        </w:tc>
+        <w:tc>
+          <w:tcPr>
+            <w:tcW w:type="dxa" w:w="1521"/>
+          </w:tcPr>
+          <w:p>
+            <w:r>
+              <w:t>nombre, descripcion, predefinido</w:t>
+            </w:r>
+          </w:p>
+        </w:tc>
+        <w:tc>
+          <w:tcPr>
+            <w:tcW w:type="dxa" w:w="1134"/>
+          </w:tcPr>
+          <w:p>
+            <w:r>
+              <w:t>200 · 201 · 204</w:t>
+            </w:r>
+          </w:p>
+        </w:tc>
+        <w:tc>
+          <w:tcPr>
+            <w:tcW w:type="dxa" w:w="1796"/>
+          </w:tcPr>
+          <w:p>
+            <w:r>
+              <w:t>400, 401, 403, 404, 409</w:t>
+            </w:r>
+          </w:p>
+        </w:tc>
+      </w:tr>
+      <w:tr>
+        <w:tc>
+          <w:tcPr>
             <w:tcW w:w="1134" w:type="dxa"/>
             <w:tcMar>
               <w:top w:w="60" w:type="dxa"/>
@@ -11501,7 +11640,7 @@
               <w:spacing w:after="0"/>
             </w:pPr>
             <w:r>
-              <w:t>FastAPI sobre Python 3.13</w:t>
+              <w:t>FastAPI 0.141.1 · Python 3.13 · uvicorn 0.52.4 · firebase-admin 7.5.0</w:t>
             </w:r>
           </w:p>
         </w:tc>
@@ -11748,7 +11887,7 @@
               <w:spacing w:after="0"/>
             </w:pPr>
             <w:r>
-              <w:t>Firebase Hosting y servicio en la nube (previsto)</w:t>
+              <w:t>Firebase Hosting (capa gratuita) y servicio en Render (capa gratuita)</w:t>
             </w:r>
           </w:p>
         </w:tc>
@@ -11912,7 +12051,7 @@
               <w:spacing w:after="0"/>
             </w:pPr>
             <w:r>
-              <w:t>Open-Meteo (API pública) · http 1.6.0 · geolocator 14.0.3</w:t>
+              <w:t>Open-Meteo (API pública) · http 1.6.0 · geolocator 14.0.3 (contexto complementario, fuera del alcance evaluado)</w:t>
             </w:r>
           </w:p>
         </w:tc>

--- a/docs/Santos_Perfil_Proyecto_v1.docx
+++ b/docs/Santos_Perfil_Proyecto_v1.docx
@@ -11168,6 +11168,150 @@
             </w:pPr>
             <w:r>
               <w:t>401, 403, 422</w:t>
+            </w:r>
+          </w:p>
+        </w:tc>
+      </w:tr>
+      <w:tr>
+        <w:tc>
+          <w:tcPr>
+            <w:tcW w:type="dxa" w:w="1134"/>
+          </w:tcPr>
+          <w:p>
+            <w:r>
+              <w:t>GET</w:t>
+            </w:r>
+          </w:p>
+        </w:tc>
+        <w:tc>
+          <w:tcPr>
+            <w:tcW w:type="dxa" w:w="3802"/>
+          </w:tcPr>
+          <w:p>
+            <w:r>
+              <w:t>/api/v1/usuarios</w:t>
+            </w:r>
+          </w:p>
+        </w:tc>
+        <w:tc>
+          <w:tcPr>
+            <w:tcW w:type="dxa" w:w="1401"/>
+          </w:tcPr>
+          <w:p>
+            <w:r>
+              <w:t>Sí (token)</w:t>
+            </w:r>
+          </w:p>
+        </w:tc>
+        <w:tc>
+          <w:tcPr>
+            <w:tcW w:type="dxa" w:w="1681"/>
+          </w:tcPr>
+          <w:p>
+            <w:r>
+              <w:t>Administrador</w:t>
+            </w:r>
+          </w:p>
+        </w:tc>
+        <w:tc>
+          <w:tcPr>
+            <w:tcW w:type="dxa" w:w="1521"/>
+          </w:tcPr>
+          <w:p>
+            <w:r>
+              <w:t>—</w:t>
+            </w:r>
+          </w:p>
+        </w:tc>
+        <w:tc>
+          <w:tcPr>
+            <w:tcW w:type="dxa" w:w="1134"/>
+          </w:tcPr>
+          <w:p>
+            <w:r>
+              <w:t>200 + lista</w:t>
+            </w:r>
+          </w:p>
+        </w:tc>
+        <w:tc>
+          <w:tcPr>
+            <w:tcW w:type="dxa" w:w="1796"/>
+          </w:tcPr>
+          <w:p>
+            <w:r>
+              <w:t>401, 403</w:t>
+            </w:r>
+          </w:p>
+        </w:tc>
+      </w:tr>
+      <w:tr>
+        <w:tc>
+          <w:tcPr>
+            <w:tcW w:type="dxa" w:w="1134"/>
+          </w:tcPr>
+          <w:p>
+            <w:r>
+              <w:t>GET · PATCH · DELETE</w:t>
+            </w:r>
+          </w:p>
+        </w:tc>
+        <w:tc>
+          <w:tcPr>
+            <w:tcW w:type="dxa" w:w="3802"/>
+          </w:tcPr>
+          <w:p>
+            <w:r>
+              <w:t>/api/v1/usuarios/{uid}</w:t>
+            </w:r>
+          </w:p>
+        </w:tc>
+        <w:tc>
+          <w:tcPr>
+            <w:tcW w:type="dxa" w:w="1401"/>
+          </w:tcPr>
+          <w:p>
+            <w:r>
+              <w:t>Sí (token)</w:t>
+            </w:r>
+          </w:p>
+        </w:tc>
+        <w:tc>
+          <w:tcPr>
+            <w:tcW w:type="dxa" w:w="1681"/>
+          </w:tcPr>
+          <w:p>
+            <w:r>
+              <w:t>Administrador</w:t>
+            </w:r>
+          </w:p>
+        </w:tc>
+        <w:tc>
+          <w:tcPr>
+            <w:tcW w:type="dxa" w:w="1521"/>
+          </w:tcPr>
+          <w:p>
+            <w:r>
+              <w:t>nombre, telefono, cargo, rol, activo</w:t>
+            </w:r>
+          </w:p>
+        </w:tc>
+        <w:tc>
+          <w:tcPr>
+            <w:tcW w:type="dxa" w:w="1134"/>
+          </w:tcPr>
+          <w:p>
+            <w:r>
+              <w:t>200 · 204</w:t>
+            </w:r>
+          </w:p>
+        </w:tc>
+        <w:tc>
+          <w:tcPr>
+            <w:tcW w:type="dxa" w:w="1796"/>
+          </w:tcPr>
+          <w:p>
+            <w:r>
+              <w:t>400, 401, 403, 404, 409, 422</w:t>
             </w:r>
           </w:p>
         </w:tc>
